--- a/chuyenDe/LS/docx/rawls7/Listening/Level2/W8.docx
+++ b/chuyenDe/LS/docx/rawls7/Listening/Level2/W8.docx
@@ -630,13 +630,15 @@
     </ns0:p>
     <ns0:tbl>
       <ns0:tblPr>
-        <ns0:tblStyle ns0:val="Table"/>
-        <ns0:tblW ns0:type="auto" ns0:w="0"/>
+        <ns0:tblStyle ns0:val="CDVocabTable"/>
+        <ns0:tblW ns0:type="dxa" ns0:w="9732"/>
+        <ns0:tblLayout ns0:type="autofit"/>
         <ns0:tblLook ns0:firstRow="1" ns0:lastRow="0" ns0:firstColumn="0" ns0:lastColumn="0" ns0:noHBand="0" ns0:noVBand="0" ns0:val="0020"/>
+        <ns0:tblInd ns0:type="dxa" ns0:w="240"/>
       </ns0:tblPr>
       <ns0:tblGrid>
-        <ns0:gridCol ns0:w="3960"/>
-        <ns0:gridCol ns0:w="3960"/>
+        <ns0:gridCol ns0:w="4866"/>
+        <ns0:gridCol ns0:w="4866"/>
       </ns0:tblGrid>
       <ns0:tr>
         <ns0:trPr>
@@ -649,7 +651,7 @@
               <ns0:pStyle ns0:val="Compact"/>
             </ns0:pPr>
             <ns0:r>
-              <ns0:t xml:space="preserve">Stages of presentation** **</ns0:t>
+              <ns0:t xml:space="preserve">Stages of presentation</ns0:t>
             </ns0:r>
           </ns0:p>
         </ns0:tc>
@@ -658,10 +660,9 @@
           <ns0:p>
             <ns0:pPr>
               <ns0:pStyle ns0:val="Compact"/>
-              <ns0:jc ns0:val="left"/>
             </ns0:pPr>
             <ns0:r>
-              <ns0:t xml:space="preserve">Work still to be done**</ns0:t>
+              <ns0:t xml:space="preserve">Work still to be done</ns0:t>
             </ns0:r>
           </ns0:p>
         </ns0:tc>
@@ -693,7 +694,6 @@
           <ns0:p>
             <ns0:pPr>
               <ns0:pStyle ns0:val="Compact"/>
-              <ns0:jc ns0:val="left"/>
             </ns0:pPr>
             <ns0:r>
               <ns0:t xml:space="preserve">Organise notes</ns0:t>
@@ -701,61 +701,109 @@
           </ns0:p>
         </ns0:tc>
       </ns0:tr>
+      <ns0:tr>
+        <ns0:tc>
+          <ns0:tcPr/>
+          <ns0:p>
+            <ns0:pPr>
+              <ns0:pStyle ns0:val="Compact"/>
+            </ns0:pPr>
+            <ns0:r>
+              <ns0:t xml:space="preserve">Ask class to suggest the </ns0:t>
+            </ns0:r>
+            <ns0:r>
+              <ns0:rPr>
+                <ns0:b/>
+                <ns0:bCs/>
+              </ns0:rPr>
+              <ns0:t xml:space="preserve">22</ns0:t>
+            </ns0:r>
+            <ns0:r>
+              <ns0:t xml:space="preserve">……………. adaptations</ns0:t>
+            </ns0:r>
+          </ns0:p>
+        </ns0:tc>
+        <ns0:tc>
+          <ns0:tcPr/>
+          <ns0:p>
+            <ns0:pPr>
+              <ns0:pStyle ns0:val="Compact"/>
+            </ns0:pPr>
+            <ns0:r>
+              <ns0:t xml:space="preserve">No further work needed</ns0:t>
+            </ns0:r>
+          </ns0:p>
+        </ns0:tc>
+      </ns0:tr>
+      <ns0:tr>
+        <ns0:tc>
+          <ns0:tcPr/>
+          <ns0:p>
+            <ns0:pPr>
+              <ns0:pStyle ns0:val="Compact"/>
+            </ns0:pPr>
+            <ns0:r>
+              <ns0:t xml:space="preserve">Present Rachel Malchow’s ideas</ns0:t>
+            </ns0:r>
+          </ns0:p>
+        </ns0:tc>
+        <ns0:tc>
+          <ns0:tcPr/>
+          <ns0:p>
+            <ns0:pPr>
+              <ns0:pStyle ns0:val="Compact"/>
+            </ns0:pPr>
+            <ns0:r>
+              <ns0:t xml:space="preserve">Prepare some </ns0:t>
+            </ns0:r>
+            <ns0:r>
+              <ns0:rPr>
+                <ns0:b/>
+                <ns0:bCs/>
+              </ns0:rPr>
+              <ns0:t xml:space="preserve">23</ns0:t>
+            </ns0:r>
+            <ns0:r>
+              <ns0:t xml:space="preserve">……………</ns0:t>
+            </ns0:r>
+          </ns0:p>
+        </ns0:tc>
+      </ns0:tr>
+      <ns0:tr>
+        <ns0:tc>
+          <ns0:tcPr/>
+          <ns0:p>
+            <ns0:pPr>
+              <ns0:pStyle ns0:val="Compact"/>
+            </ns0:pPr>
+            <ns0:r>
+              <ns0:t xml:space="preserve">Discuss relationship between adaptations and </ns0:t>
+            </ns0:r>
+            <ns0:r>
+              <ns0:rPr>
+                <ns0:b/>
+                <ns0:bCs/>
+              </ns0:rPr>
+              <ns0:t xml:space="preserve">24</ns0:t>
+            </ns0:r>
+            <ns0:r>
+              <ns0:t xml:space="preserve">………….. at the time of making the film</ns0:t>
+            </ns0:r>
+          </ns0:p>
+        </ns0:tc>
+        <ns0:tc>
+          <ns0:tcPr/>
+          <ns0:p>
+            <ns0:pPr>
+              <ns0:pStyle ns0:val="Compact"/>
+            </ns0:pPr>
+            <ns0:r>
+              <ns0:t xml:space="preserve">No further work needed</ns0:t>
+            </ns0:r>
+          </ns0:p>
+        </ns0:tc>
+      </ns0:tr>
     </ns0:tbl>
-    <ns0:p>
-      <ns0:pPr>
-        <ns0:pStyle ns0:val="CDStep"/>
-      </ns0:pPr>
-      <ns0:r>
-        <ns0:t xml:space="preserve">Ask class to suggest the </ns0:t>
-      </ns0:r>
-      <ns0:r>
-        <ns0:rPr>
-          <ns0:b/>
-          <ns0:bCs/>
-        </ns0:rPr>
-        <ns0:t xml:space="preserve">22</ns0:t>
-      </ns0:r>
-      <ns0:r>
-        <ns0:t xml:space="preserve">……………. adaptations No further work needed</ns0:t>
-      </ns0:r>
-    </ns0:p>
-    <ns0:p>
-      <ns0:pPr>
-        <ns0:pStyle ns0:val="CDStep"/>
-      </ns0:pPr>
-      <ns0:r>
-        <ns0:t xml:space="preserve">Present Rachel Malchow’s ideas Prepare some </ns0:t>
-      </ns0:r>
-      <ns0:r>
-        <ns0:rPr>
-          <ns0:b/>
-          <ns0:bCs/>
-        </ns0:rPr>
-        <ns0:t xml:space="preserve">23</ns0:t>
-      </ns0:r>
-      <ns0:r>
-        <ns0:t xml:space="preserve">……………</ns0:t>
-      </ns0:r>
-    </ns0:p>
-    <ns0:p>
-      <ns0:pPr>
-        <ns0:pStyle ns0:val="CDStep"/>
-      </ns0:pPr>
-      <ns0:r>
-        <ns0:t xml:space="preserve">Discuss relationship between adaptations and </ns0:t>
-      </ns0:r>
-      <ns0:r>
-        <ns0:rPr>
-          <ns0:b/>
-          <ns0:bCs/>
-        </ns0:rPr>
-        <ns0:t xml:space="preserve">24</ns0:t>
-      </ns0:r>
-      <ns0:r>
-        <ns0:t xml:space="preserve">………….. at the time of making the film No further work needed</ns0:t>
-      </ns0:r>
-    </ns0:p>
     <ns0:bookmarkEnd ns0:id="16"/>
     <ns0:bookmarkStart ns0:id="17" ns0:name="questions-25-30"/>
     <ns0:p>

--- a/chuyenDe/LS/docx/rawls7/Listening/Level2/W8.docx
+++ b/chuyenDe/LS/docx/rawls7/Listening/Level2/W8.docx
@@ -18,1135 +18,1166 @@
         <ns0:t xml:space="preserve">TÀI LIỆU CHUYÊN ĐỀ LISTENING</ns0:t>
       </ns0:r>
     </ns0:p>
-    <ns0:bookmarkStart ns0:id="15" ns0:name="section-2-question-11-20"/>
-    <ns0:p>
-      <ns0:pPr>
-        <ns0:pStyle ns0:val="Heading2"/>
-      </ns0:pPr>
-      <ns0:r>
-        <ns0:t xml:space="preserve">SECTION 2 Question 11 – 20</ns0:t>
-      </ns0:r>
-    </ns0:p>
-    <ns0:bookmarkStart ns0:id="12" ns0:name="questions-11-and-12"/>
-    <ns0:p>
-      <ns0:pPr>
-        <ns0:pStyle ns0:val="Heading3"/>
-      </ns0:pPr>
-      <ns0:r>
-        <ns0:t xml:space="preserve">Questions 11 and 12</ns0:t>
-      </ns0:r>
-    </ns0:p>
-    <ns0:p>
-      <ns0:pPr>
-        <ns0:pStyle ns0:val="CDStep"/>
-      </ns0:pPr>
-      <ns0:r>
-        <ns0:t xml:space="preserve">Choose </ns0:t>
-      </ns0:r>
-      <ns0:r>
-        <ns0:rPr>
-          <ns0:b/>
-          <ns0:bCs/>
-        </ns0:rPr>
-        <ns0:t xml:space="preserve">TWO</ns0:t>
-      </ns0:r>
-      <ns0:r>
-        <ns0:t xml:space="preserve"> letters, </ns0:t>
-      </ns0:r>
-      <ns0:r>
-        <ns0:rPr>
-          <ns0:b/>
-          <ns0:bCs/>
-        </ns0:rPr>
-        <ns0:t xml:space="preserve">A-E</ns0:t>
-      </ns0:r>
-      <ns0:r>
-        <ns0:t xml:space="preserve">.</ns0:t>
-      </ns0:r>
-    </ns0:p>
-    <ns0:p>
-      <ns0:pPr>
-        <ns0:pStyle ns0:val="CDStep"/>
-      </ns0:pPr>
-      <ns0:r>
-        <ns0:t xml:space="preserve">Which </ns0:t>
-      </ns0:r>
-      <ns0:r>
-        <ns0:rPr>
-          <ns0:b/>
-          <ns0:bCs/>
-        </ns0:rPr>
-        <ns0:t xml:space="preserve">TWO</ns0:t>
-      </ns0:r>
-      <ns0:r>
-        <ns0:t xml:space="preserve"> activities that volunteers do are mentioned?</ns0:t>
-      </ns0:r>
-    </ns0:p>
-    <ns0:p>
-      <ns0:pPr>
-        <ns0:pStyle ns0:val="CDStep"/>
-      </ns0:pPr>
-      <ns0:r>
-        <ns0:rPr>
-          <ns0:b/>
-          <ns0:bCs/>
-        </ns0:rPr>
-        <ns0:t xml:space="preserve">A</ns0:t>
-      </ns0:r>
-      <ns0:r>
-        <ns0:t xml:space="preserve">     decorating</ns0:t>
-      </ns0:r>
-    </ns0:p>
-    <ns0:p>
-      <ns0:pPr>
-        <ns0:pStyle ns0:val="CDStep"/>
-      </ns0:pPr>
-      <ns0:r>
-        <ns0:rPr>
-          <ns0:b/>
-          <ns0:bCs/>
-        </ns0:rPr>
-        <ns0:t xml:space="preserve">B</ns0:t>
-      </ns0:r>
-      <ns0:r>
-        <ns0:t xml:space="preserve">     cleaning</ns0:t>
-      </ns0:r>
-    </ns0:p>
-    <ns0:p>
-      <ns0:pPr>
-        <ns0:pStyle ns0:val="CDStep"/>
-      </ns0:pPr>
-      <ns0:r>
-        <ns0:rPr>
-          <ns0:b/>
-          <ns0:bCs/>
-        </ns0:rPr>
-        <ns0:t xml:space="preserve">C </ns0:t>
-      </ns0:r>
-      <ns0:r>
-        <ns0:t xml:space="preserve">    delivering meals</ns0:t>
-      </ns0:r>
-    </ns0:p>
-    <ns0:p>
-      <ns0:pPr>
-        <ns0:pStyle ns0:val="CDStep"/>
-      </ns0:pPr>
-      <ns0:r>
-        <ns0:rPr>
-          <ns0:b/>
-          <ns0:bCs/>
-        </ns0:rPr>
-        <ns0:t xml:space="preserve">D</ns0:t>
-      </ns0:r>
-      <ns0:r>
-        <ns0:t xml:space="preserve">     shopping</ns0:t>
-      </ns0:r>
-    </ns0:p>
-    <ns0:p>
-      <ns0:pPr>
-        <ns0:pStyle ns0:val="CDStep"/>
-      </ns0:pPr>
-      <ns0:r>
-        <ns0:rPr>
-          <ns0:b/>
-          <ns0:bCs/>
-        </ns0:rPr>
-        <ns0:t xml:space="preserve">E </ns0:t>
-      </ns0:r>
-      <ns0:r>
-        <ns0:t xml:space="preserve">    childcare</ns0:t>
-      </ns0:r>
-    </ns0:p>
-    <ns0:bookmarkEnd ns0:id="12"/>
-    <ns0:bookmarkStart ns0:id="13" ns0:name="questions-13-and-14"/>
-    <ns0:p>
-      <ns0:pPr>
-        <ns0:pStyle ns0:val="Heading3"/>
-      </ns0:pPr>
-      <ns0:r>
-        <ns0:t xml:space="preserve">Questions 13 and 14</ns0:t>
-      </ns0:r>
-    </ns0:p>
-    <ns0:p>
-      <ns0:pPr>
-        <ns0:pStyle ns0:val="CDStep"/>
-      </ns0:pPr>
-      <ns0:r>
-        <ns0:t xml:space="preserve">Choose </ns0:t>
-      </ns0:r>
-      <ns0:r>
-        <ns0:rPr>
-          <ns0:b/>
-          <ns0:bCs/>
-        </ns0:rPr>
-        <ns0:t xml:space="preserve">TWO</ns0:t>
-      </ns0:r>
-      <ns0:r>
-        <ns0:t xml:space="preserve"> letters, </ns0:t>
-      </ns0:r>
-      <ns0:r>
-        <ns0:rPr>
-          <ns0:b/>
-          <ns0:bCs/>
-        </ns0:rPr>
-        <ns0:t xml:space="preserve">A-E</ns0:t>
-      </ns0:r>
-      <ns0:r>
-        <ns0:t xml:space="preserve">.</ns0:t>
-      </ns0:r>
-    </ns0:p>
-    <ns0:p>
-      <ns0:pPr>
-        <ns0:pStyle ns0:val="CDStep"/>
-      </ns0:pPr>
-      <ns0:r>
-        <ns0:t xml:space="preserve">Which </ns0:t>
-      </ns0:r>
-      <ns0:r>
-        <ns0:rPr>
-          <ns0:b/>
-          <ns0:bCs/>
-        </ns0:rPr>
-        <ns0:t xml:space="preserve">TWO</ns0:t>
-      </ns0:r>
-      <ns0:r>
-        <ns0:t xml:space="preserve"> ways that volunteers can benefit from volunteering are mentioned?</ns0:t>
-      </ns0:r>
-    </ns0:p>
-    <ns0:p>
-      <ns0:pPr>
-        <ns0:pStyle ns0:val="CDStep"/>
-      </ns0:pPr>
-      <ns0:r>
-        <ns0:rPr>
-          <ns0:b/>
-          <ns0:bCs/>
-        </ns0:rPr>
-        <ns0:t xml:space="preserve">A</ns0:t>
-      </ns0:r>
-      <ns0:r>
-        <ns0:t xml:space="preserve">     learning how to be part of a team</ns0:t>
-      </ns0:r>
-    </ns0:p>
-    <ns0:p>
-      <ns0:pPr>
-        <ns0:pStyle ns0:val="CDStep"/>
-      </ns0:pPr>
-      <ns0:r>
-        <ns0:rPr>
-          <ns0:b/>
-          <ns0:bCs/>
-        </ns0:rPr>
-        <ns0:t xml:space="preserve">B</ns0:t>
-      </ns0:r>
-      <ns0:r>
-        <ns0:t xml:space="preserve">     having a sense of purpose</ns0:t>
-      </ns0:r>
-    </ns0:p>
-    <ns0:p>
-      <ns0:pPr>
-        <ns0:pStyle ns0:val="CDStep"/>
-      </ns0:pPr>
-      <ns0:r>
-        <ns0:rPr>
-          <ns0:b/>
-          <ns0:bCs/>
-        </ns0:rPr>
-        <ns0:t xml:space="preserve">C</ns0:t>
-      </ns0:r>
-      <ns0:r>
-        <ns0:t xml:space="preserve">     realising how lucky they are</ns0:t>
-      </ns0:r>
-    </ns0:p>
-    <ns0:p>
-      <ns0:pPr>
-        <ns0:pStyle ns0:val="CDStep"/>
-      </ns0:pPr>
-      <ns0:r>
-        <ns0:rPr>
-          <ns0:b/>
-          <ns0:bCs/>
-        </ns0:rPr>
-        <ns0:t xml:space="preserve">D</ns0:t>
-      </ns0:r>
-      <ns0:r>
-        <ns0:t xml:space="preserve">     improved ability at time management</ns0:t>
-      </ns0:r>
-    </ns0:p>
-    <ns0:p>
-      <ns0:pPr>
-        <ns0:pStyle ns0:val="CDStep"/>
-      </ns0:pPr>
-      <ns0:r>
-        <ns0:rPr>
-          <ns0:b/>
-          <ns0:bCs/>
-        </ns0:rPr>
-        <ns0:t xml:space="preserve">E</ns0:t>
-      </ns0:r>
-      <ns0:r>
-        <ns0:t xml:space="preserve">     boosting their employment prospects</ns0:t>
-      </ns0:r>
-    </ns0:p>
-    <ns0:bookmarkEnd ns0:id="13"/>
-    <ns0:bookmarkStart ns0:id="14" ns0:name="questions-15-20"/>
-    <ns0:p>
-      <ns0:pPr>
-        <ns0:pStyle ns0:val="Heading3"/>
-      </ns0:pPr>
-      <ns0:r>
-        <ns0:t xml:space="preserve">Questions 15-20</ns0:t>
-      </ns0:r>
-    </ns0:p>
-    <ns0:p>
-      <ns0:pPr>
-        <ns0:pStyle ns0:val="CDStep"/>
-      </ns0:pPr>
-      <ns0:r>
-        <ns0:t xml:space="preserve">What has each of the following volunteers helped someone to do?</ns0:t>
-      </ns0:r>
-    </ns0:p>
-    <ns0:p>
-      <ns0:pPr>
-        <ns0:pStyle ns0:val="CDStep"/>
-      </ns0:pPr>
-      <ns0:r>
-        <ns0:t xml:space="preserve">Choose </ns0:t>
-      </ns0:r>
-      <ns0:r>
-        <ns0:rPr>
-          <ns0:b/>
-          <ns0:bCs/>
-        </ns0:rPr>
-        <ns0:t xml:space="preserve">SIX</ns0:t>
-      </ns0:r>
-      <ns0:r>
-        <ns0:t xml:space="preserve"> answers from the box and write the correct letter, </ns0:t>
-      </ns0:r>
-      <ns0:r>
-        <ns0:rPr>
-          <ns0:b/>
-          <ns0:bCs/>
-        </ns0:rPr>
-        <ns0:t xml:space="preserve">A-G</ns0:t>
-      </ns0:r>
-      <ns0:r>
-        <ns0:t xml:space="preserve">, next to Questions </ns0:t>
-      </ns0:r>
-      <ns0:r>
-        <ns0:rPr>
-          <ns0:b/>
-          <ns0:bCs/>
-        </ns0:rPr>
-        <ns0:t xml:space="preserve">15-20</ns0:t>
-      </ns0:r>
-    </ns0:p>
-    <ns0:p>
-      <ns0:pPr>
-        <ns0:pStyle ns0:val="CDStep"/>
-      </ns0:pPr>
-      <ns0:r>
-        <ns0:rPr>
-          <ns0:b/>
-          <ns0:bCs/>
-        </ns0:rPr>
-        <ns0:t xml:space="preserve">What volunteers have helped people to do</ns0:t>
-      </ns0:r>
-    </ns0:p>
-    <ns0:p>
-      <ns0:pPr>
-        <ns0:pStyle ns0:val="CDStep"/>
-      </ns0:pPr>
-      <ns0:r>
-        <ns0:rPr>
-          <ns0:b/>
-          <ns0:bCs/>
-        </ns0:rPr>
-        <ns0:t xml:space="preserve">A</ns0:t>
-      </ns0:r>
-      <ns0:r>
-        <ns0:t xml:space="preserve">     overcome physical difficulties</ns0:t>
-      </ns0:r>
-    </ns0:p>
-    <ns0:p>
-      <ns0:pPr>
-        <ns0:pStyle ns0:val="CDStep"/>
-      </ns0:pPr>
-      <ns0:r>
-        <ns0:rPr>
-          <ns0:b/>
-          <ns0:bCs/>
-        </ns0:rPr>
-        <ns0:t xml:space="preserve">B</ns0:t>
-      </ns0:r>
-      <ns0:r>
-        <ns0:t xml:space="preserve">     rediscover skills not used for a long time</ns0:t>
-      </ns0:r>
-    </ns0:p>
-    <ns0:p>
-      <ns0:pPr>
-        <ns0:pStyle ns0:val="CDStep"/>
-      </ns0:pPr>
-      <ns0:r>
-        <ns0:rPr>
-          <ns0:b/>
-          <ns0:bCs/>
-        </ns0:rPr>
-        <ns0:t xml:space="preserve">C</ns0:t>
-      </ns0:r>
-      <ns0:r>
-        <ns0:t xml:space="preserve">     improve their communication skills</ns0:t>
-      </ns0:r>
-    </ns0:p>
-    <ns0:p>
-      <ns0:pPr>
-        <ns0:pStyle ns0:val="CDStep"/>
-      </ns0:pPr>
-      <ns0:r>
-        <ns0:rPr>
-          <ns0:b/>
-          <ns0:bCs/>
-        </ns0:rPr>
-        <ns0:t xml:space="preserve">D</ns0:t>
-      </ns0:r>
-      <ns0:r>
-        <ns0:t xml:space="preserve">     solve problems independently</ns0:t>
-      </ns0:r>
-    </ns0:p>
-    <ns0:p>
-      <ns0:pPr>
-        <ns0:pStyle ns0:val="CDStep"/>
-      </ns0:pPr>
-      <ns0:r>
-        <ns0:rPr>
-          <ns0:b/>
-          <ns0:bCs/>
-        </ns0:rPr>
-        <ns0:t xml:space="preserve">E</ns0:t>
-      </ns0:r>
-      <ns0:r>
-        <ns0:t xml:space="preserve">     escape isolation</ns0:t>
-      </ns0:r>
-    </ns0:p>
-    <ns0:p>
-      <ns0:pPr>
-        <ns0:pStyle ns0:val="CDStep"/>
-      </ns0:pPr>
-      <ns0:r>
-        <ns0:rPr>
-          <ns0:b/>
-          <ns0:bCs/>
-        </ns0:rPr>
-        <ns0:t xml:space="preserve">F</ns0:t>
-      </ns0:r>
-      <ns0:r>
-        <ns0:t xml:space="preserve">     remember past times</ns0:t>
-      </ns0:r>
-    </ns0:p>
-    <ns0:p>
-      <ns0:pPr>
-        <ns0:pStyle ns0:val="CDStep"/>
-      </ns0:pPr>
-      <ns0:r>
-        <ns0:rPr>
-          <ns0:b/>
-          <ns0:bCs/>
-        </ns0:rPr>
-        <ns0:t xml:space="preserve">G</ns0:t>
-      </ns0:r>
-      <ns0:r>
-        <ns0:t xml:space="preserve">     start a new hobby</ns0:t>
-      </ns0:r>
-    </ns0:p>
-    <ns0:p>
-      <ns0:pPr>
-        <ns0:pStyle ns0:val="CDStep"/>
-      </ns0:pPr>
-      <ns0:r>
-        <ns0:rPr>
-          <ns0:b/>
-          <ns0:bCs/>
-        </ns0:rPr>
-        <ns0:t xml:space="preserve">Volunteers</ns0:t>
-      </ns0:r>
-    </ns0:p>
-    <ns0:p>
-      <ns0:pPr>
-        <ns0:pStyle ns0:val="CDStep"/>
-      </ns0:pPr>
-      <ns0:r>
-        <ns0:rPr>
-          <ns0:b/>
-          <ns0:bCs/>
-        </ns0:rPr>
-        <ns0:t xml:space="preserve">15</ns0:t>
-      </ns0:r>
-      <ns0:r>
-        <ns0:t xml:space="preserve">   Habib                   ………………</ns0:t>
-      </ns0:r>
-    </ns0:p>
-    <ns0:p>
-      <ns0:pPr>
-        <ns0:pStyle ns0:val="CDStep"/>
-      </ns0:pPr>
-      <ns0:r>
-        <ns0:rPr>
-          <ns0:b/>
-          <ns0:bCs/>
-        </ns0:rPr>
-        <ns0:t xml:space="preserve">16</ns0:t>
-      </ns0:r>
-      <ns0:r>
-        <ns0:t xml:space="preserve">   Consuela              ………………</ns0:t>
-      </ns0:r>
-    </ns0:p>
-    <ns0:p>
-      <ns0:pPr>
-        <ns0:pStyle ns0:val="CDStep"/>
-      </ns0:pPr>
-      <ns0:r>
-        <ns0:rPr>
-          <ns0:b/>
-          <ns0:bCs/>
-        </ns0:rPr>
-        <ns0:t xml:space="preserve">17</ns0:t>
-      </ns0:r>
-      <ns0:r>
-        <ns0:t xml:space="preserve">   Minh                    ………………</ns0:t>
-      </ns0:r>
-    </ns0:p>
-    <ns0:p>
-      <ns0:pPr>
-        <ns0:pStyle ns0:val="CDStep"/>
-      </ns0:pPr>
-      <ns0:r>
-        <ns0:rPr>
-          <ns0:b/>
-          <ns0:bCs/>
-        </ns0:rPr>
-        <ns0:t xml:space="preserve">18</ns0:t>
-      </ns0:r>
-      <ns0:r>
-        <ns0:t xml:space="preserve">   Tanya                   ………………</ns0:t>
-      </ns0:r>
-    </ns0:p>
-    <ns0:p>
-      <ns0:pPr>
-        <ns0:pStyle ns0:val="CDStep"/>
-      </ns0:pPr>
-      <ns0:r>
-        <ns0:rPr>
-          <ns0:b/>
-          <ns0:bCs/>
-        </ns0:rPr>
-        <ns0:t xml:space="preserve">19</ns0:t>
-      </ns0:r>
-      <ns0:r>
-        <ns0:t xml:space="preserve">   Alexei                   ………………</ns0:t>
-      </ns0:r>
-    </ns0:p>
-    <ns0:p>
-      <ns0:pPr>
-        <ns0:pStyle ns0:val="CDStep"/>
-      </ns0:pPr>
-      <ns0:r>
-        <ns0:rPr>
-          <ns0:b/>
-          <ns0:bCs/>
-        </ns0:rPr>
-        <ns0:t xml:space="preserve">20</ns0:t>
-      </ns0:r>
-      <ns0:r>
-        <ns0:t xml:space="preserve">   Juba                      ………………</ns0:t>
-      </ns0:r>
-    </ns0:p>
-    <ns0:bookmarkEnd ns0:id="14"/>
-    <ns0:bookmarkEnd ns0:id="15"/>
-    <ns0:bookmarkStart ns0:id="18" ns0:name="section-3-question-21-30"/>
-    <ns0:p>
-      <ns0:pPr>
-        <ns0:pStyle ns0:val="Heading2"/>
-      </ns0:pPr>
-      <ns0:r>
-        <ns0:t xml:space="preserve">SECTION 3 Question 21 – 30</ns0:t>
-      </ns0:r>
-    </ns0:p>
-    <ns0:bookmarkStart ns0:id="16" ns0:name="questions-21-24"/>
-    <ns0:p>
-      <ns0:pPr>
-        <ns0:pStyle ns0:val="Heading3"/>
-      </ns0:pPr>
-      <ns0:r>
-        <ns0:t xml:space="preserve">Questions 21 – 24</ns0:t>
-      </ns0:r>
-    </ns0:p>
-    <ns0:p>
-      <ns0:pPr>
-        <ns0:pStyle ns0:val="CDStep"/>
-      </ns0:pPr>
-      <ns0:r>
-        <ns0:t xml:space="preserve">Complete the table below.</ns0:t>
-      </ns0:r>
-    </ns0:p>
-    <ns0:p>
-      <ns0:pPr>
-        <ns0:pStyle ns0:val="CDStep"/>
-      </ns0:pPr>
-      <ns0:r>
-        <ns0:rPr>
-          <ns0:i/>
-          <ns0:iCs/>
-        </ns0:rPr>
-        <ns0:t xml:space="preserve">Write </ns0:t>
-      </ns0:r>
-      <ns0:r>
-        <ns0:rPr>
-          <ns0:b/>
-          <ns0:bCs/>
-          <ns0:i/>
-          <ns0:iCs/>
-        </ns0:rPr>
-        <ns0:t xml:space="preserve">ONE WORD ONLY</ns0:t>
-      </ns0:r>
-      <ns0:r>
-        <ns0:rPr>
-          <ns0:i/>
-          <ns0:iCs/>
-        </ns0:rPr>
-        <ns0:t xml:space="preserve"> for each answer.</ns0:t>
-      </ns0:r>
-    </ns0:p>
-    <ns0:p>
-      <ns0:pPr>
-        <ns0:pStyle ns0:val="CDStep"/>
-      </ns0:pPr>
-      <ns0:r>
-        <ns0:rPr>
-          <ns0:b/>
-          <ns0:bCs/>
-        </ns0:rPr>
-        <ns0:t xml:space="preserve">Presentation of film adaptations of Shakespeare’s plays</ns0:t>
-      </ns0:r>
-    </ns0:p>
     <ns0:tbl>
       <ns0:tblPr>
-        <ns0:tblStyle ns0:val="CDVocabTable"/>
-        <ns0:tblW ns0:type="dxa" ns0:w="9732"/>
-        <ns0:tblLayout ns0:type="autofit"/>
-        <ns0:tblLook ns0:firstRow="1" ns0:lastRow="0" ns0:firstColumn="0" ns0:lastColumn="0" ns0:noHBand="0" ns0:noVBand="0" ns0:val="0020"/>
-        <ns0:tblInd ns0:type="dxa" ns0:w="240"/>
+        <ns0:tblStyle ns0:val="CDListeningSectionContainer"/>
+        <ns0:tblW ns0:type="auto" ns0:w="0"/>
+        <ns0:tblLook ns0:firstRow="0" ns0:lastRow="0" ns0:firstColumn="0" ns0:lastColumn="0" ns0:noHBand="0" ns0:noVBand="0" ns0:val="0000"/>
       </ns0:tblPr>
       <ns0:tblGrid>
-        <ns0:gridCol ns0:w="4866"/>
-        <ns0:gridCol ns0:w="4866"/>
+        <ns0:gridCol ns0:w="7920"/>
       </ns0:tblGrid>
-      <ns0:tr>
-        <ns0:trPr>
-          <ns0:tblHeader ns0:val="on"/>
-        </ns0:trPr>
-        <ns0:tc>
-          <ns0:tcPr/>
-          <ns0:p>
-            <ns0:pPr>
-              <ns0:pStyle ns0:val="Compact"/>
-            </ns0:pPr>
-            <ns0:r>
-              <ns0:t xml:space="preserve">Stages of presentation</ns0:t>
-            </ns0:r>
-          </ns0:p>
-        </ns0:tc>
-        <ns0:tc>
-          <ns0:tcPr/>
-          <ns0:p>
-            <ns0:pPr>
-              <ns0:pStyle ns0:val="Compact"/>
-            </ns0:pPr>
-            <ns0:r>
-              <ns0:t xml:space="preserve">Work still to be done</ns0:t>
-            </ns0:r>
-          </ns0:p>
-        </ns0:tc>
-      </ns0:tr>
       <ns0:tr>
         <ns0:tc>
           <ns0:tcPr/>
           <ns0:p>
             <ns0:pPr>
-              <ns0:pStyle ns0:val="Compact"/>
-            </ns0:pPr>
-            <ns0:r>
-              <ns0:t xml:space="preserve">Introduce Giannetti’s book containing a </ns0:t>
+              <ns0:pStyle ns0:val="Heading1"/>
+            </ns0:pPr>
+            <ns0:bookmarkStart ns0:id="12" ns0:name="section-2-question-11-20"/>
+            <ns0:r>
+              <ns0:t xml:space="preserve">SECTION 2 Question 11 – 20</ns0:t>
+            </ns0:r>
+            <ns0:bookmarkEnd ns0:id="12"/>
+          </ns0:p>
+          <ns0:p>
+            <ns0:pPr>
+              <ns0:pStyle ns0:val="Heading3"/>
+            </ns0:pPr>
+            <ns0:bookmarkStart ns0:id="13" ns0:name="questions-11-and-12"/>
+            <ns0:r>
+              <ns0:t xml:space="preserve">Questions 11 and 12</ns0:t>
+            </ns0:r>
+            <ns0:bookmarkEnd ns0:id="13"/>
+          </ns0:p>
+          <ns0:p>
+            <ns0:pPr>
+              <ns0:pStyle ns0:val="FirstParagraph"/>
+            </ns0:pPr>
+            <ns0:r>
+              <ns0:t xml:space="preserve">Choose </ns0:t>
             </ns0:r>
             <ns0:r>
               <ns0:rPr>
                 <ns0:b/>
                 <ns0:bCs/>
               </ns0:rPr>
-              <ns0:t xml:space="preserve">21</ns0:t>
-            </ns0:r>
-            <ns0:r>
-              <ns0:t xml:space="preserve">…………… of adaptations</ns0:t>
-            </ns0:r>
-          </ns0:p>
-        </ns0:tc>
-        <ns0:tc>
-          <ns0:tcPr/>
-          <ns0:p>
-            <ns0:pPr>
-              <ns0:pStyle ns0:val="Compact"/>
-            </ns0:pPr>
-            <ns0:r>
-              <ns0:t xml:space="preserve">Organise notes</ns0:t>
+              <ns0:t xml:space="preserve">TWO</ns0:t>
+            </ns0:r>
+            <ns0:r>
+              <ns0:t xml:space="preserve"> letters, </ns0:t>
+            </ns0:r>
+            <ns0:r>
+              <ns0:rPr>
+                <ns0:b/>
+                <ns0:bCs/>
+              </ns0:rPr>
+              <ns0:t xml:space="preserve">A-E</ns0:t>
+            </ns0:r>
+            <ns0:r>
+              <ns0:t xml:space="preserve">.</ns0:t>
+            </ns0:r>
+          </ns0:p>
+          <ns0:p>
+            <ns0:pPr>
+              <ns0:pStyle ns0:val="BodyText"/>
+            </ns0:pPr>
+            <ns0:r>
+              <ns0:t xml:space="preserve">Which </ns0:t>
+            </ns0:r>
+            <ns0:r>
+              <ns0:rPr>
+                <ns0:b/>
+                <ns0:bCs/>
+              </ns0:rPr>
+              <ns0:t xml:space="preserve">TWO</ns0:t>
+            </ns0:r>
+            <ns0:r>
+              <ns0:t xml:space="preserve"> activities that volunteers do are mentioned?</ns0:t>
+            </ns0:r>
+          </ns0:p>
+          <ns0:p>
+            <ns0:pPr>
+              <ns0:pStyle ns0:val="BodyText"/>
+            </ns0:pPr>
+            <ns0:r>
+              <ns0:rPr>
+                <ns0:b/>
+                <ns0:bCs/>
+              </ns0:rPr>
+              <ns0:t xml:space="preserve">A</ns0:t>
+            </ns0:r>
+            <ns0:r>
+              <ns0:t xml:space="preserve">     decorating</ns0:t>
+            </ns0:r>
+          </ns0:p>
+          <ns0:p>
+            <ns0:pPr>
+              <ns0:pStyle ns0:val="BodyText"/>
+            </ns0:pPr>
+            <ns0:r>
+              <ns0:rPr>
+                <ns0:b/>
+                <ns0:bCs/>
+              </ns0:rPr>
+              <ns0:t xml:space="preserve">B</ns0:t>
+            </ns0:r>
+            <ns0:r>
+              <ns0:t xml:space="preserve">     cleaning</ns0:t>
+            </ns0:r>
+          </ns0:p>
+          <ns0:p>
+            <ns0:pPr>
+              <ns0:pStyle ns0:val="BodyText"/>
+            </ns0:pPr>
+            <ns0:r>
+              <ns0:rPr>
+                <ns0:b/>
+                <ns0:bCs/>
+              </ns0:rPr>
+              <ns0:t xml:space="preserve">C </ns0:t>
+            </ns0:r>
+            <ns0:r>
+              <ns0:t xml:space="preserve">    delivering meals</ns0:t>
+            </ns0:r>
+          </ns0:p>
+          <ns0:p>
+            <ns0:pPr>
+              <ns0:pStyle ns0:val="BodyText"/>
+            </ns0:pPr>
+            <ns0:r>
+              <ns0:rPr>
+                <ns0:b/>
+                <ns0:bCs/>
+              </ns0:rPr>
+              <ns0:t xml:space="preserve">D</ns0:t>
+            </ns0:r>
+            <ns0:r>
+              <ns0:t xml:space="preserve">     shopping</ns0:t>
+            </ns0:r>
+          </ns0:p>
+          <ns0:p>
+            <ns0:pPr>
+              <ns0:pStyle ns0:val="BodyText"/>
+            </ns0:pPr>
+            <ns0:r>
+              <ns0:rPr>
+                <ns0:b/>
+                <ns0:bCs/>
+              </ns0:rPr>
+              <ns0:t xml:space="preserve">E </ns0:t>
+            </ns0:r>
+            <ns0:r>
+              <ns0:t xml:space="preserve">    childcare</ns0:t>
+            </ns0:r>
+          </ns0:p>
+          <ns0:p>
+            <ns0:pPr>
+              <ns0:pStyle ns0:val="Heading3"/>
+            </ns0:pPr>
+            <ns0:bookmarkStart ns0:id="14" ns0:name="questions-13-and-14"/>
+            <ns0:r>
+              <ns0:t xml:space="preserve">Questions 13 and 14</ns0:t>
+            </ns0:r>
+            <ns0:bookmarkEnd ns0:id="14"/>
+          </ns0:p>
+          <ns0:p>
+            <ns0:pPr>
+              <ns0:pStyle ns0:val="FirstParagraph"/>
+            </ns0:pPr>
+            <ns0:r>
+              <ns0:t xml:space="preserve">Choose </ns0:t>
+            </ns0:r>
+            <ns0:r>
+              <ns0:rPr>
+                <ns0:b/>
+                <ns0:bCs/>
+              </ns0:rPr>
+              <ns0:t xml:space="preserve">TWO</ns0:t>
+            </ns0:r>
+            <ns0:r>
+              <ns0:t xml:space="preserve"> letters, </ns0:t>
+            </ns0:r>
+            <ns0:r>
+              <ns0:rPr>
+                <ns0:b/>
+                <ns0:bCs/>
+              </ns0:rPr>
+              <ns0:t xml:space="preserve">A-E</ns0:t>
+            </ns0:r>
+            <ns0:r>
+              <ns0:t xml:space="preserve">.</ns0:t>
+            </ns0:r>
+          </ns0:p>
+          <ns0:p>
+            <ns0:pPr>
+              <ns0:pStyle ns0:val="BodyText"/>
+            </ns0:pPr>
+            <ns0:r>
+              <ns0:t xml:space="preserve">Which </ns0:t>
+            </ns0:r>
+            <ns0:r>
+              <ns0:rPr>
+                <ns0:b/>
+                <ns0:bCs/>
+              </ns0:rPr>
+              <ns0:t xml:space="preserve">TWO</ns0:t>
+            </ns0:r>
+            <ns0:r>
+              <ns0:t xml:space="preserve"> ways that volunteers can benefit from volunteering are mentioned?</ns0:t>
+            </ns0:r>
+          </ns0:p>
+          <ns0:p>
+            <ns0:pPr>
+              <ns0:pStyle ns0:val="BodyText"/>
+            </ns0:pPr>
+            <ns0:r>
+              <ns0:rPr>
+                <ns0:b/>
+                <ns0:bCs/>
+              </ns0:rPr>
+              <ns0:t xml:space="preserve">A</ns0:t>
+            </ns0:r>
+            <ns0:r>
+              <ns0:t xml:space="preserve">     learning how to be part of a team</ns0:t>
+            </ns0:r>
+          </ns0:p>
+          <ns0:p>
+            <ns0:pPr>
+              <ns0:pStyle ns0:val="BodyText"/>
+            </ns0:pPr>
+            <ns0:r>
+              <ns0:rPr>
+                <ns0:b/>
+                <ns0:bCs/>
+              </ns0:rPr>
+              <ns0:t xml:space="preserve">B</ns0:t>
+            </ns0:r>
+            <ns0:r>
+              <ns0:t xml:space="preserve">     having a sense of purpose</ns0:t>
+            </ns0:r>
+          </ns0:p>
+          <ns0:p>
+            <ns0:pPr>
+              <ns0:pStyle ns0:val="BodyText"/>
+            </ns0:pPr>
+            <ns0:r>
+              <ns0:rPr>
+                <ns0:b/>
+                <ns0:bCs/>
+              </ns0:rPr>
+              <ns0:t xml:space="preserve">C</ns0:t>
+            </ns0:r>
+            <ns0:r>
+              <ns0:t xml:space="preserve">     realising how lucky they are</ns0:t>
+            </ns0:r>
+          </ns0:p>
+          <ns0:p>
+            <ns0:pPr>
+              <ns0:pStyle ns0:val="BodyText"/>
+            </ns0:pPr>
+            <ns0:r>
+              <ns0:rPr>
+                <ns0:b/>
+                <ns0:bCs/>
+              </ns0:rPr>
+              <ns0:t xml:space="preserve">D</ns0:t>
+            </ns0:r>
+            <ns0:r>
+              <ns0:t xml:space="preserve">     improved ability at time management</ns0:t>
+            </ns0:r>
+          </ns0:p>
+          <ns0:p>
+            <ns0:pPr>
+              <ns0:pStyle ns0:val="BodyText"/>
+            </ns0:pPr>
+            <ns0:r>
+              <ns0:rPr>
+                <ns0:b/>
+                <ns0:bCs/>
+              </ns0:rPr>
+              <ns0:t xml:space="preserve">E</ns0:t>
+            </ns0:r>
+            <ns0:r>
+              <ns0:t xml:space="preserve">     boosting their employment prospects</ns0:t>
+            </ns0:r>
+          </ns0:p>
+          <ns0:p>
+            <ns0:pPr>
+              <ns0:pStyle ns0:val="Heading3"/>
+            </ns0:pPr>
+            <ns0:bookmarkStart ns0:id="15" ns0:name="questions-15-20"/>
+            <ns0:r>
+              <ns0:t xml:space="preserve">Questions 15-20</ns0:t>
+            </ns0:r>
+            <ns0:bookmarkEnd ns0:id="15"/>
+          </ns0:p>
+          <ns0:p>
+            <ns0:pPr>
+              <ns0:pStyle ns0:val="FirstParagraph"/>
+            </ns0:pPr>
+            <ns0:r>
+              <ns0:t xml:space="preserve">What has each of the following volunteers helped someone to do?</ns0:t>
+            </ns0:r>
+          </ns0:p>
+          <ns0:p>
+            <ns0:pPr>
+              <ns0:pStyle ns0:val="BodyText"/>
+            </ns0:pPr>
+            <ns0:r>
+              <ns0:t xml:space="preserve">Choose </ns0:t>
+            </ns0:r>
+            <ns0:r>
+              <ns0:rPr>
+                <ns0:b/>
+                <ns0:bCs/>
+              </ns0:rPr>
+              <ns0:t xml:space="preserve">SIX</ns0:t>
+            </ns0:r>
+            <ns0:r>
+              <ns0:t xml:space="preserve"> answers from the box and write the correct letter, </ns0:t>
+            </ns0:r>
+            <ns0:r>
+              <ns0:rPr>
+                <ns0:b/>
+                <ns0:bCs/>
+              </ns0:rPr>
+              <ns0:t xml:space="preserve">A-G</ns0:t>
+            </ns0:r>
+            <ns0:r>
+              <ns0:t xml:space="preserve">, next to Questions </ns0:t>
+            </ns0:r>
+            <ns0:r>
+              <ns0:rPr>
+                <ns0:b/>
+                <ns0:bCs/>
+              </ns0:rPr>
+              <ns0:t xml:space="preserve">15-20</ns0:t>
+            </ns0:r>
+          </ns0:p>
+          <ns0:p>
+            <ns0:pPr>
+              <ns0:pStyle ns0:val="BodyText"/>
+            </ns0:pPr>
+            <ns0:r>
+              <ns0:rPr>
+                <ns0:b/>
+                <ns0:bCs/>
+              </ns0:rPr>
+              <ns0:t xml:space="preserve">What volunteers have helped people to do</ns0:t>
+            </ns0:r>
+          </ns0:p>
+          <ns0:p>
+            <ns0:pPr>
+              <ns0:pStyle ns0:val="BodyText"/>
+            </ns0:pPr>
+            <ns0:r>
+              <ns0:rPr>
+                <ns0:b/>
+                <ns0:bCs/>
+              </ns0:rPr>
+              <ns0:t xml:space="preserve">A</ns0:t>
+            </ns0:r>
+            <ns0:r>
+              <ns0:t xml:space="preserve">     overcome physical difficulties</ns0:t>
+            </ns0:r>
+          </ns0:p>
+          <ns0:p>
+            <ns0:pPr>
+              <ns0:pStyle ns0:val="BodyText"/>
+            </ns0:pPr>
+            <ns0:r>
+              <ns0:rPr>
+                <ns0:b/>
+                <ns0:bCs/>
+              </ns0:rPr>
+              <ns0:t xml:space="preserve">B</ns0:t>
+            </ns0:r>
+            <ns0:r>
+              <ns0:t xml:space="preserve">     rediscover skills not used for a long time</ns0:t>
+            </ns0:r>
+          </ns0:p>
+          <ns0:p>
+            <ns0:pPr>
+              <ns0:pStyle ns0:val="BodyText"/>
+            </ns0:pPr>
+            <ns0:r>
+              <ns0:rPr>
+                <ns0:b/>
+                <ns0:bCs/>
+              </ns0:rPr>
+              <ns0:t xml:space="preserve">C</ns0:t>
+            </ns0:r>
+            <ns0:r>
+              <ns0:t xml:space="preserve">     improve their communication skills</ns0:t>
+            </ns0:r>
+          </ns0:p>
+          <ns0:p>
+            <ns0:pPr>
+              <ns0:pStyle ns0:val="BodyText"/>
+            </ns0:pPr>
+            <ns0:r>
+              <ns0:rPr>
+                <ns0:b/>
+                <ns0:bCs/>
+              </ns0:rPr>
+              <ns0:t xml:space="preserve">D</ns0:t>
+            </ns0:r>
+            <ns0:r>
+              <ns0:t xml:space="preserve">     solve problems independently</ns0:t>
+            </ns0:r>
+          </ns0:p>
+          <ns0:p>
+            <ns0:pPr>
+              <ns0:pStyle ns0:val="BodyText"/>
+            </ns0:pPr>
+            <ns0:r>
+              <ns0:rPr>
+                <ns0:b/>
+                <ns0:bCs/>
+              </ns0:rPr>
+              <ns0:t xml:space="preserve">E</ns0:t>
+            </ns0:r>
+            <ns0:r>
+              <ns0:t xml:space="preserve">     escape isolation</ns0:t>
+            </ns0:r>
+          </ns0:p>
+          <ns0:p>
+            <ns0:pPr>
+              <ns0:pStyle ns0:val="BodyText"/>
+            </ns0:pPr>
+            <ns0:r>
+              <ns0:rPr>
+                <ns0:b/>
+                <ns0:bCs/>
+              </ns0:rPr>
+              <ns0:t xml:space="preserve">F</ns0:t>
+            </ns0:r>
+            <ns0:r>
+              <ns0:t xml:space="preserve">     remember past times</ns0:t>
+            </ns0:r>
+          </ns0:p>
+          <ns0:p>
+            <ns0:pPr>
+              <ns0:pStyle ns0:val="BodyText"/>
+            </ns0:pPr>
+            <ns0:r>
+              <ns0:rPr>
+                <ns0:b/>
+                <ns0:bCs/>
+              </ns0:rPr>
+              <ns0:t xml:space="preserve">G</ns0:t>
+            </ns0:r>
+            <ns0:r>
+              <ns0:t xml:space="preserve">     start a new hobby</ns0:t>
+            </ns0:r>
+          </ns0:p>
+          <ns0:p>
+            <ns0:pPr>
+              <ns0:pStyle ns0:val="BodyText"/>
+            </ns0:pPr>
+            <ns0:r>
+              <ns0:rPr>
+                <ns0:b/>
+                <ns0:bCs/>
+              </ns0:rPr>
+              <ns0:t xml:space="preserve">Volunteers</ns0:t>
+            </ns0:r>
+          </ns0:p>
+          <ns0:p>
+            <ns0:pPr>
+              <ns0:pStyle ns0:val="BodyText"/>
+            </ns0:pPr>
+            <ns0:r>
+              <ns0:rPr>
+                <ns0:b/>
+                <ns0:bCs/>
+              </ns0:rPr>
+              <ns0:t xml:space="preserve">15</ns0:t>
+            </ns0:r>
+            <ns0:r>
+              <ns0:t xml:space="preserve">   Habib                   ………………</ns0:t>
+            </ns0:r>
+          </ns0:p>
+          <ns0:p>
+            <ns0:pPr>
+              <ns0:pStyle ns0:val="BodyText"/>
+            </ns0:pPr>
+            <ns0:r>
+              <ns0:rPr>
+                <ns0:b/>
+                <ns0:bCs/>
+              </ns0:rPr>
+              <ns0:t xml:space="preserve">16</ns0:t>
+            </ns0:r>
+            <ns0:r>
+              <ns0:t xml:space="preserve">   Consuela              ………………</ns0:t>
+            </ns0:r>
+          </ns0:p>
+          <ns0:p>
+            <ns0:pPr>
+              <ns0:pStyle ns0:val="BodyText"/>
+            </ns0:pPr>
+            <ns0:r>
+              <ns0:rPr>
+                <ns0:b/>
+                <ns0:bCs/>
+              </ns0:rPr>
+              <ns0:t xml:space="preserve">17</ns0:t>
+            </ns0:r>
+            <ns0:r>
+              <ns0:t xml:space="preserve">   Minh                    ………………</ns0:t>
+            </ns0:r>
+          </ns0:p>
+          <ns0:p>
+            <ns0:pPr>
+              <ns0:pStyle ns0:val="BodyText"/>
+            </ns0:pPr>
+            <ns0:r>
+              <ns0:rPr>
+                <ns0:b/>
+                <ns0:bCs/>
+              </ns0:rPr>
+              <ns0:t xml:space="preserve">18</ns0:t>
+            </ns0:r>
+            <ns0:r>
+              <ns0:t xml:space="preserve">   Tanya                   ………………</ns0:t>
+            </ns0:r>
+          </ns0:p>
+          <ns0:p>
+            <ns0:pPr>
+              <ns0:pStyle ns0:val="BodyText"/>
+            </ns0:pPr>
+            <ns0:r>
+              <ns0:rPr>
+                <ns0:b/>
+                <ns0:bCs/>
+              </ns0:rPr>
+              <ns0:t xml:space="preserve">19</ns0:t>
+            </ns0:r>
+            <ns0:r>
+              <ns0:t xml:space="preserve">   Alexei                   ………………</ns0:t>
+            </ns0:r>
+          </ns0:p>
+          <ns0:p>
+            <ns0:pPr>
+              <ns0:pStyle ns0:val="BodyText"/>
+            </ns0:pPr>
+            <ns0:r>
+              <ns0:rPr>
+                <ns0:b/>
+                <ns0:bCs/>
+              </ns0:rPr>
+              <ns0:t xml:space="preserve">20</ns0:t>
+            </ns0:r>
+            <ns0:r>
+              <ns0:t xml:space="preserve">   Juba                      ………………</ns0:t>
             </ns0:r>
           </ns0:p>
         </ns0:tc>
       </ns0:tr>
+    </ns0:tbl>
+    <ns0:p/>
+    <ns0:tbl>
+      <ns0:tblPr>
+        <ns0:tblStyle ns0:val="CDListeningSectionContainer"/>
+        <ns0:tblW ns0:type="auto" ns0:w="0"/>
+        <ns0:tblLook ns0:firstRow="0" ns0:lastRow="0" ns0:firstColumn="0" ns0:lastColumn="0" ns0:noHBand="0" ns0:noVBand="0" ns0:val="0000"/>
+      </ns0:tblPr>
+      <ns0:tblGrid>
+        <ns0:gridCol ns0:w="7920"/>
+      </ns0:tblGrid>
       <ns0:tr>
         <ns0:tc>
           <ns0:tcPr/>
           <ns0:p>
             <ns0:pPr>
-              <ns0:pStyle ns0:val="Compact"/>
-            </ns0:pPr>
-            <ns0:r>
-              <ns0:t xml:space="preserve">Ask class to suggest the </ns0:t>
+              <ns0:pStyle ns0:val="Heading1"/>
+            </ns0:pPr>
+            <ns0:bookmarkStart ns0:id="16" ns0:name="section-3-question-21-30"/>
+            <ns0:r>
+              <ns0:t xml:space="preserve">SECTION 3 Question 21 – 30</ns0:t>
+            </ns0:r>
+            <ns0:bookmarkEnd ns0:id="16"/>
+          </ns0:p>
+          <ns0:p>
+            <ns0:pPr>
+              <ns0:pStyle ns0:val="Heading3"/>
+            </ns0:pPr>
+            <ns0:bookmarkStart ns0:id="17" ns0:name="questions-21-24"/>
+            <ns0:r>
+              <ns0:t xml:space="preserve">Questions 21 – 24</ns0:t>
+            </ns0:r>
+            <ns0:bookmarkEnd ns0:id="17"/>
+          </ns0:p>
+          <ns0:p>
+            <ns0:pPr>
+              <ns0:pStyle ns0:val="FirstParagraph"/>
+            </ns0:pPr>
+            <ns0:r>
+              <ns0:t xml:space="preserve">Complete the table below.</ns0:t>
+            </ns0:r>
+          </ns0:p>
+          <ns0:p>
+            <ns0:pPr>
+              <ns0:pStyle ns0:val="BodyText"/>
+            </ns0:pPr>
+            <ns0:r>
+              <ns0:rPr>
+                <ns0:i/>
+                <ns0:iCs/>
+              </ns0:rPr>
+              <ns0:t xml:space="preserve">Write </ns0:t>
             </ns0:r>
             <ns0:r>
               <ns0:rPr>
                 <ns0:b/>
                 <ns0:bCs/>
-              </ns0:rPr>
-              <ns0:t xml:space="preserve">22</ns0:t>
-            </ns0:r>
-            <ns0:r>
-              <ns0:t xml:space="preserve">……………. adaptations</ns0:t>
-            </ns0:r>
-          </ns0:p>
-        </ns0:tc>
-        <ns0:tc>
-          <ns0:tcPr/>
-          <ns0:p>
-            <ns0:pPr>
-              <ns0:pStyle ns0:val="Compact"/>
-            </ns0:pPr>
-            <ns0:r>
-              <ns0:t xml:space="preserve">No further work needed</ns0:t>
-            </ns0:r>
-          </ns0:p>
-        </ns0:tc>
-      </ns0:tr>
-      <ns0:tr>
-        <ns0:tc>
-          <ns0:tcPr/>
-          <ns0:p>
-            <ns0:pPr>
-              <ns0:pStyle ns0:val="Compact"/>
-            </ns0:pPr>
-            <ns0:r>
-              <ns0:t xml:space="preserve">Present Rachel Malchow’s ideas</ns0:t>
-            </ns0:r>
-          </ns0:p>
-        </ns0:tc>
-        <ns0:tc>
-          <ns0:tcPr/>
-          <ns0:p>
-            <ns0:pPr>
-              <ns0:pStyle ns0:val="Compact"/>
-            </ns0:pPr>
-            <ns0:r>
-              <ns0:t xml:space="preserve">Prepare some </ns0:t>
-            </ns0:r>
+                <ns0:i/>
+                <ns0:iCs/>
+              </ns0:rPr>
+              <ns0:t xml:space="preserve">ONE WORD ONLY</ns0:t>
+            </ns0:r>
+            <ns0:r>
+              <ns0:rPr>
+                <ns0:i/>
+                <ns0:iCs/>
+              </ns0:rPr>
+              <ns0:t xml:space="preserve"> for each answer.</ns0:t>
+            </ns0:r>
+          </ns0:p>
+          <ns0:p>
+            <ns0:pPr>
+              <ns0:pStyle ns0:val="BodyText"/>
+            </ns0:pPr>
             <ns0:r>
               <ns0:rPr>
                 <ns0:b/>
                 <ns0:bCs/>
               </ns0:rPr>
-              <ns0:t xml:space="preserve">23</ns0:t>
-            </ns0:r>
-            <ns0:r>
-              <ns0:t xml:space="preserve">……………</ns0:t>
-            </ns0:r>
-          </ns0:p>
-        </ns0:tc>
-      </ns0:tr>
-      <ns0:tr>
-        <ns0:tc>
-          <ns0:tcPr/>
-          <ns0:p>
-            <ns0:pPr>
-              <ns0:pStyle ns0:val="Compact"/>
-            </ns0:pPr>
-            <ns0:r>
-              <ns0:t xml:space="preserve">Discuss relationship between adaptations and </ns0:t>
+              <ns0:t xml:space="preserve">Presentation of film adaptations of Shakespeare’s plays</ns0:t>
+            </ns0:r>
+          </ns0:p>
+          <ns0:tbl>
+            <ns0:tblPr>
+              <ns0:tblStyle ns0:val="CDVocabTable"/>
+              <ns0:tblW ns0:type="dxa" ns0:w="9732"/>
+              <ns0:tblLayout ns0:type="autofit"/>
+              <ns0:tblLook ns0:firstRow="1" ns0:lastRow="0" ns0:firstColumn="0" ns0:lastColumn="0" ns0:noHBand="0" ns0:noVBand="0" ns0:val="0020"/>
+              <ns0:tblInd ns0:type="dxa" ns0:w="240"/>
+            </ns0:tblPr>
+            <ns0:tblGrid>
+              <ns0:gridCol ns0:w="4866"/>
+              <ns0:gridCol ns0:w="4866"/>
+            </ns0:tblGrid>
+            <ns0:tr>
+              <ns0:trPr>
+                <ns0:tblHeader ns0:val="on"/>
+              </ns0:trPr>
+              <ns0:tc>
+                <ns0:tcPr/>
+                <ns0:p>
+                  <ns0:pPr>
+                    <ns0:pStyle ns0:val="Compact"/>
+                  </ns0:pPr>
+                  <ns0:r>
+                    <ns0:t xml:space="preserve">Stages of presentation</ns0:t>
+                  </ns0:r>
+                </ns0:p>
+              </ns0:tc>
+              <ns0:tc>
+                <ns0:tcPr/>
+                <ns0:p>
+                  <ns0:pPr>
+                    <ns0:pStyle ns0:val="Compact"/>
+                  </ns0:pPr>
+                  <ns0:r>
+                    <ns0:t xml:space="preserve">Work still to be done</ns0:t>
+                  </ns0:r>
+                </ns0:p>
+              </ns0:tc>
+            </ns0:tr>
+            <ns0:tr>
+              <ns0:tc>
+                <ns0:tcPr/>
+                <ns0:p>
+                  <ns0:pPr>
+                    <ns0:pStyle ns0:val="Compact"/>
+                  </ns0:pPr>
+                  <ns0:r>
+                    <ns0:t xml:space="preserve">Introduce Giannetti’s book containing a </ns0:t>
+                  </ns0:r>
+                  <ns0:r>
+                    <ns0:rPr>
+                      <ns0:b/>
+                      <ns0:bCs/>
+                    </ns0:rPr>
+                    <ns0:t xml:space="preserve">21</ns0:t>
+                  </ns0:r>
+                  <ns0:r>
+                    <ns0:t xml:space="preserve">…………… of adaptations</ns0:t>
+                  </ns0:r>
+                </ns0:p>
+              </ns0:tc>
+              <ns0:tc>
+                <ns0:tcPr/>
+                <ns0:p>
+                  <ns0:pPr>
+                    <ns0:pStyle ns0:val="Compact"/>
+                  </ns0:pPr>
+                  <ns0:r>
+                    <ns0:t xml:space="preserve">Organise notes</ns0:t>
+                  </ns0:r>
+                </ns0:p>
+              </ns0:tc>
+            </ns0:tr>
+            <ns0:tr>
+              <ns0:tc>
+                <ns0:tcPr/>
+                <ns0:p>
+                  <ns0:pPr>
+                    <ns0:pStyle ns0:val="Compact"/>
+                  </ns0:pPr>
+                  <ns0:r>
+                    <ns0:t xml:space="preserve">Ask class to suggest the </ns0:t>
+                  </ns0:r>
+                  <ns0:r>
+                    <ns0:rPr>
+                      <ns0:b/>
+                      <ns0:bCs/>
+                    </ns0:rPr>
+                    <ns0:t xml:space="preserve">22</ns0:t>
+                  </ns0:r>
+                  <ns0:r>
+                    <ns0:t xml:space="preserve">……………. adaptations</ns0:t>
+                  </ns0:r>
+                </ns0:p>
+              </ns0:tc>
+              <ns0:tc>
+                <ns0:tcPr/>
+                <ns0:p>
+                  <ns0:pPr>
+                    <ns0:pStyle ns0:val="Compact"/>
+                  </ns0:pPr>
+                  <ns0:r>
+                    <ns0:t xml:space="preserve">No further work needed</ns0:t>
+                  </ns0:r>
+                </ns0:p>
+              </ns0:tc>
+            </ns0:tr>
+            <ns0:tr>
+              <ns0:tc>
+                <ns0:tcPr/>
+                <ns0:p>
+                  <ns0:pPr>
+                    <ns0:pStyle ns0:val="Compact"/>
+                  </ns0:pPr>
+                  <ns0:r>
+                    <ns0:t xml:space="preserve">Present Rachel Malchow’s ideas</ns0:t>
+                  </ns0:r>
+                </ns0:p>
+              </ns0:tc>
+              <ns0:tc>
+                <ns0:tcPr/>
+                <ns0:p>
+                  <ns0:pPr>
+                    <ns0:pStyle ns0:val="Compact"/>
+                  </ns0:pPr>
+                  <ns0:r>
+                    <ns0:t xml:space="preserve">Prepare some </ns0:t>
+                  </ns0:r>
+                  <ns0:r>
+                    <ns0:rPr>
+                      <ns0:b/>
+                      <ns0:bCs/>
+                    </ns0:rPr>
+                    <ns0:t xml:space="preserve">23</ns0:t>
+                  </ns0:r>
+                  <ns0:r>
+                    <ns0:t xml:space="preserve">……………</ns0:t>
+                  </ns0:r>
+                </ns0:p>
+              </ns0:tc>
+            </ns0:tr>
+            <ns0:tr>
+              <ns0:tc>
+                <ns0:tcPr/>
+                <ns0:p>
+                  <ns0:pPr>
+                    <ns0:pStyle ns0:val="Compact"/>
+                  </ns0:pPr>
+                  <ns0:r>
+                    <ns0:t xml:space="preserve">Discuss relationship between adaptations and </ns0:t>
+                  </ns0:r>
+                  <ns0:r>
+                    <ns0:rPr>
+                      <ns0:b/>
+                      <ns0:bCs/>
+                    </ns0:rPr>
+                    <ns0:t xml:space="preserve">24</ns0:t>
+                  </ns0:r>
+                  <ns0:r>
+                    <ns0:t xml:space="preserve">………….. at the time of making the film</ns0:t>
+                  </ns0:r>
+                </ns0:p>
+              </ns0:tc>
+              <ns0:tc>
+                <ns0:tcPr/>
+                <ns0:p>
+                  <ns0:pPr>
+                    <ns0:pStyle ns0:val="Compact"/>
+                  </ns0:pPr>
+                  <ns0:r>
+                    <ns0:t xml:space="preserve">No further work needed</ns0:t>
+                  </ns0:r>
+                </ns0:p>
+              </ns0:tc>
+            </ns0:tr>
+          </ns0:tbl>
+          <ns0:p>
+            <ns0:pPr>
+              <ns0:pStyle ns0:val="Heading3"/>
+            </ns0:pPr>
+            <ns0:bookmarkStart ns0:id="18" ns0:name="questions-25-30"/>
+            <ns0:r>
+              <ns0:t xml:space="preserve">Questions 25 – 30</ns0:t>
+            </ns0:r>
+            <ns0:bookmarkEnd ns0:id="18"/>
+          </ns0:p>
+          <ns0:p>
+            <ns0:pPr>
+              <ns0:pStyle ns0:val="FirstParagraph"/>
+            </ns0:pPr>
+            <ns0:r>
+              <ns0:t xml:space="preserve">What do the speakers say about each of the following films?</ns0:t>
+            </ns0:r>
+          </ns0:p>
+          <ns0:p>
+            <ns0:pPr>
+              <ns0:pStyle ns0:val="BodyText"/>
+            </ns0:pPr>
+            <ns0:r>
+              <ns0:rPr>
+                <ns0:i/>
+                <ns0:iCs/>
+              </ns0:rPr>
+              <ns0:t xml:space="preserve">Choose </ns0:t>
             </ns0:r>
             <ns0:r>
               <ns0:rPr>
                 <ns0:b/>
                 <ns0:bCs/>
-              </ns0:rPr>
-              <ns0:t xml:space="preserve">24</ns0:t>
-            </ns0:r>
-            <ns0:r>
-              <ns0:t xml:space="preserve">………….. at the time of making the film</ns0:t>
-            </ns0:r>
-          </ns0:p>
-        </ns0:tc>
-        <ns0:tc>
-          <ns0:tcPr/>
-          <ns0:p>
-            <ns0:pPr>
-              <ns0:pStyle ns0:val="Compact"/>
-            </ns0:pPr>
-            <ns0:r>
-              <ns0:t xml:space="preserve">No further work needed</ns0:t>
+                <ns0:i/>
+                <ns0:iCs/>
+              </ns0:rPr>
+              <ns0:t xml:space="preserve">SIX</ns0:t>
+            </ns0:r>
+            <ns0:r>
+              <ns0:rPr>
+                <ns0:i/>
+                <ns0:iCs/>
+              </ns0:rPr>
+              <ns0:t xml:space="preserve"> answers from the box and write the correct letter, </ns0:t>
+            </ns0:r>
+            <ns0:r>
+              <ns0:rPr>
+                <ns0:b/>
+                <ns0:bCs/>
+                <ns0:i/>
+                <ns0:iCs/>
+              </ns0:rPr>
+              <ns0:t xml:space="preserve">A-G</ns0:t>
+            </ns0:r>
+            <ns0:r>
+              <ns0:rPr>
+                <ns0:i/>
+                <ns0:iCs/>
+              </ns0:rPr>
+              <ns0:t xml:space="preserve">, next to questions 25-30.</ns0:t>
+            </ns0:r>
+          </ns0:p>
+          <ns0:p>
+            <ns0:pPr>
+              <ns0:pStyle ns0:val="BodyText"/>
+            </ns0:pPr>
+            <ns0:r>
+              <ns0:rPr>
+                <ns0:b/>
+                <ns0:bCs/>
+              </ns0:rPr>
+              <ns0:t xml:space="preserve">Comments</ns0:t>
+            </ns0:r>
+          </ns0:p>
+          <ns0:p>
+            <ns0:pPr>
+              <ns0:pStyle ns0:val="BodyText"/>
+            </ns0:pPr>
+            <ns0:r>
+              <ns0:rPr>
+                <ns0:b/>
+                <ns0:bCs/>
+              </ns0:rPr>
+              <ns0:t xml:space="preserve">A</ns0:t>
+            </ns0:r>
+            <ns0:r>
+              <ns0:t xml:space="preserve">     clearly shows the historical period</ns0:t>
+            </ns0:r>
+          </ns0:p>
+          <ns0:p>
+            <ns0:pPr>
+              <ns0:pStyle ns0:val="BodyText"/>
+            </ns0:pPr>
+            <ns0:r>
+              <ns0:rPr>
+                <ns0:b/>
+                <ns0:bCs/>
+              </ns0:rPr>
+              <ns0:t xml:space="preserve">B</ns0:t>
+            </ns0:r>
+            <ns0:r>
+              <ns0:t xml:space="preserve">     contains only parts of the play</ns0:t>
+            </ns0:r>
+          </ns0:p>
+          <ns0:p>
+            <ns0:pPr>
+              <ns0:pStyle ns0:val="BodyText"/>
+            </ns0:pPr>
+            <ns0:r>
+              <ns0:rPr>
+                <ns0:b/>
+                <ns0:bCs/>
+              </ns0:rPr>
+              <ns0:t xml:space="preserve">C</ns0:t>
+            </ns0:r>
+            <ns0:r>
+              <ns0:t xml:space="preserve">     is too similar to another kind of film</ns0:t>
+            </ns0:r>
+          </ns0:p>
+          <ns0:p>
+            <ns0:pPr>
+              <ns0:pStyle ns0:val="BodyText"/>
+            </ns0:pPr>
+            <ns0:r>
+              <ns0:rPr>
+                <ns0:b/>
+                <ns0:bCs/>
+              </ns0:rPr>
+              <ns0:t xml:space="preserve">D</ns0:t>
+            </ns0:r>
+            <ns0:r>
+              <ns0:t xml:space="preserve">     turned out to be unpopular with audiences</ns0:t>
+            </ns0:r>
+          </ns0:p>
+          <ns0:p>
+            <ns0:pPr>
+              <ns0:pStyle ns0:val="BodyText"/>
+            </ns0:pPr>
+            <ns0:r>
+              <ns0:rPr>
+                <ns0:b/>
+                <ns0:bCs/>
+              </ns0:rPr>
+              <ns0:t xml:space="preserve">E</ns0:t>
+            </ns0:r>
+            <ns0:r>
+              <ns0:t xml:space="preserve">     presents the play in a different period from the original</ns0:t>
+            </ns0:r>
+          </ns0:p>
+          <ns0:p>
+            <ns0:pPr>
+              <ns0:pStyle ns0:val="BodyText"/>
+            </ns0:pPr>
+            <ns0:r>
+              <ns0:rPr>
+                <ns0:b/>
+                <ns0:bCs/>
+              </ns0:rPr>
+              <ns0:t xml:space="preserve">F</ns0:t>
+            </ns0:r>
+            <ns0:r>
+              <ns0:t xml:space="preserve">     sets the original in a different country</ns0:t>
+            </ns0:r>
+          </ns0:p>
+          <ns0:p>
+            <ns0:pPr>
+              <ns0:pStyle ns0:val="BodyText"/>
+            </ns0:pPr>
+            <ns0:r>
+              <ns0:rPr>
+                <ns0:b/>
+                <ns0:bCs/>
+              </ns0:rPr>
+              <ns0:t xml:space="preserve">G</ns0:t>
+            </ns0:r>
+            <ns0:r>
+              <ns0:t xml:space="preserve">     incorporates a variety of art forms</ns0:t>
+            </ns0:r>
+          </ns0:p>
+          <ns0:p>
+            <ns0:pPr>
+              <ns0:pStyle ns0:val="BodyText"/>
+            </ns0:pPr>
+            <ns0:r>
+              <ns0:rPr>
+                <ns0:b/>
+                <ns0:bCs/>
+              </ns0:rPr>
+              <ns0:t xml:space="preserve">Films</ns0:t>
+            </ns0:r>
+          </ns0:p>
+          <ns0:p>
+            <ns0:pPr>
+              <ns0:pStyle ns0:val="BodyText"/>
+            </ns0:pPr>
+            <ns0:r>
+              <ns0:rPr>
+                <ns0:b/>
+                <ns0:bCs/>
+              </ns0:rPr>
+              <ns0:t xml:space="preserve">25</ns0:t>
+            </ns0:r>
+            <ns0:r>
+              <ns0:t xml:space="preserve">   </ns0:t>
+            </ns0:r>
+            <ns0:r>
+              <ns0:rPr>
+                <ns0:i/>
+                <ns0:iCs/>
+              </ns0:rPr>
+              <ns0:t xml:space="preserve">Ran</ns0:t>
+            </ns0:r>
+            <ns0:r>
+              <ns0:t xml:space="preserve">                                             ……………</ns0:t>
+            </ns0:r>
+          </ns0:p>
+          <ns0:p>
+            <ns0:pPr>
+              <ns0:pStyle ns0:val="BodyText"/>
+            </ns0:pPr>
+            <ns0:r>
+              <ns0:rPr>
+                <ns0:b/>
+                <ns0:bCs/>
+              </ns0:rPr>
+              <ns0:t xml:space="preserve">26</ns0:t>
+            </ns0:r>
+            <ns0:r>
+              <ns0:t xml:space="preserve">   </ns0:t>
+            </ns0:r>
+            <ns0:r>
+              <ns0:rPr>
+                <ns0:i/>
+                <ns0:iCs/>
+              </ns0:rPr>
+              <ns0:t xml:space="preserve">Much Ado About Nothing</ns0:t>
+            </ns0:r>
+            <ns0:r>
+              <ns0:t xml:space="preserve">      ……………</ns0:t>
+            </ns0:r>
+          </ns0:p>
+          <ns0:p>
+            <ns0:pPr>
+              <ns0:pStyle ns0:val="BodyText"/>
+            </ns0:pPr>
+            <ns0:r>
+              <ns0:rPr>
+                <ns0:b/>
+                <ns0:bCs/>
+              </ns0:rPr>
+              <ns0:t xml:space="preserve">27</ns0:t>
+            </ns0:r>
+            <ns0:r>
+              <ns0:t xml:space="preserve">   </ns0:t>
+            </ns0:r>
+            <ns0:r>
+              <ns0:rPr>
+                <ns0:i/>
+                <ns0:iCs/>
+              </ns0:rPr>
+              <ns0:t xml:space="preserve">Romeo &amp; Juliet</ns0:t>
+            </ns0:r>
+            <ns0:r>
+              <ns0:t xml:space="preserve">                         ……………</ns0:t>
+            </ns0:r>
+          </ns0:p>
+          <ns0:p>
+            <ns0:pPr>
+              <ns0:pStyle ns0:val="BodyText"/>
+            </ns0:pPr>
+            <ns0:r>
+              <ns0:rPr>
+                <ns0:b/>
+                <ns0:bCs/>
+              </ns0:rPr>
+              <ns0:t xml:space="preserve">28</ns0:t>
+            </ns0:r>
+            <ns0:r>
+              <ns0:t xml:space="preserve">   </ns0:t>
+            </ns0:r>
+            <ns0:r>
+              <ns0:rPr>
+                <ns0:i/>
+                <ns0:iCs/>
+              </ns0:rPr>
+              <ns0:t xml:space="preserve">Hamlet</ns0:t>
+            </ns0:r>
+            <ns0:r>
+              <ns0:t xml:space="preserve">                                       ……………</ns0:t>
+            </ns0:r>
+          </ns0:p>
+          <ns0:p>
+            <ns0:pPr>
+              <ns0:pStyle ns0:val="BodyText"/>
+            </ns0:pPr>
+            <ns0:r>
+              <ns0:rPr>
+                <ns0:b/>
+                <ns0:bCs/>
+              </ns0:rPr>
+              <ns0:t xml:space="preserve">29</ns0:t>
+            </ns0:r>
+            <ns0:r>
+              <ns0:t xml:space="preserve">   </ns0:t>
+            </ns0:r>
+            <ns0:r>
+              <ns0:rPr>
+                <ns0:i/>
+                <ns0:iCs/>
+              </ns0:rPr>
+              <ns0:t xml:space="preserve">Prospero’s Books</ns0:t>
+            </ns0:r>
+            <ns0:r>
+              <ns0:t xml:space="preserve">                     ……………</ns0:t>
+            </ns0:r>
+          </ns0:p>
+          <ns0:p>
+            <ns0:pPr>
+              <ns0:pStyle ns0:val="BodyText"/>
+            </ns0:pPr>
+            <ns0:r>
+              <ns0:rPr>
+                <ns0:b/>
+                <ns0:bCs/>
+              </ns0:rPr>
+              <ns0:t xml:space="preserve">30</ns0:t>
+            </ns0:r>
+            <ns0:r>
+              <ns0:t xml:space="preserve">   </ns0:t>
+            </ns0:r>
+            <ns0:r>
+              <ns0:rPr>
+                <ns0:i/>
+                <ns0:iCs/>
+              </ns0:rPr>
+              <ns0:t xml:space="preserve">Looking for Richard</ns0:t>
+            </ns0:r>
+            <ns0:r>
+              <ns0:t xml:space="preserve">                 ……………</ns0:t>
             </ns0:r>
           </ns0:p>
         </ns0:tc>
       </ns0:tr>
     </ns0:tbl>
-    <ns0:bookmarkEnd ns0:id="16"/>
-    <ns0:bookmarkStart ns0:id="17" ns0:name="questions-25-30"/>
-    <ns0:p>
-      <ns0:pPr>
-        <ns0:pStyle ns0:val="Heading3"/>
-      </ns0:pPr>
-      <ns0:r>
-        <ns0:t xml:space="preserve">Questions 25 – 30</ns0:t>
-      </ns0:r>
-    </ns0:p>
-    <ns0:p>
-      <ns0:pPr>
-        <ns0:pStyle ns0:val="CDStep"/>
-      </ns0:pPr>
-      <ns0:r>
-        <ns0:t xml:space="preserve">What do the speakers say about each of the following films?</ns0:t>
-      </ns0:r>
-    </ns0:p>
-    <ns0:p>
-      <ns0:pPr>
-        <ns0:pStyle ns0:val="CDStep"/>
-      </ns0:pPr>
-      <ns0:r>
-        <ns0:rPr>
-          <ns0:i/>
-          <ns0:iCs/>
-        </ns0:rPr>
-        <ns0:t xml:space="preserve">Choose </ns0:t>
-      </ns0:r>
-      <ns0:r>
-        <ns0:rPr>
-          <ns0:b/>
-          <ns0:bCs/>
-          <ns0:i/>
-          <ns0:iCs/>
-        </ns0:rPr>
-        <ns0:t xml:space="preserve">SIX</ns0:t>
-      </ns0:r>
-      <ns0:r>
-        <ns0:rPr>
-          <ns0:i/>
-          <ns0:iCs/>
-        </ns0:rPr>
-        <ns0:t xml:space="preserve"> answers from the box and write the correct letter, </ns0:t>
-      </ns0:r>
-      <ns0:r>
-        <ns0:rPr>
-          <ns0:b/>
-          <ns0:bCs/>
-          <ns0:i/>
-          <ns0:iCs/>
-        </ns0:rPr>
-        <ns0:t xml:space="preserve">A-G</ns0:t>
-      </ns0:r>
-      <ns0:r>
-        <ns0:rPr>
-          <ns0:i/>
-          <ns0:iCs/>
-        </ns0:rPr>
-        <ns0:t xml:space="preserve">, next to questions 25-30.</ns0:t>
-      </ns0:r>
-    </ns0:p>
-    <ns0:p>
-      <ns0:pPr>
-        <ns0:pStyle ns0:val="CDStep"/>
-      </ns0:pPr>
-      <ns0:r>
-        <ns0:rPr>
-          <ns0:b/>
-          <ns0:bCs/>
-        </ns0:rPr>
-        <ns0:t xml:space="preserve">Comments</ns0:t>
-      </ns0:r>
-    </ns0:p>
-    <ns0:p>
-      <ns0:pPr>
-        <ns0:pStyle ns0:val="CDStep"/>
-      </ns0:pPr>
-      <ns0:r>
-        <ns0:rPr>
-          <ns0:b/>
-          <ns0:bCs/>
-        </ns0:rPr>
-        <ns0:t xml:space="preserve">A</ns0:t>
-      </ns0:r>
-      <ns0:r>
-        <ns0:t xml:space="preserve">     clearly shows the historical period</ns0:t>
-      </ns0:r>
-    </ns0:p>
-    <ns0:p>
-      <ns0:pPr>
-        <ns0:pStyle ns0:val="CDStep"/>
-      </ns0:pPr>
-      <ns0:r>
-        <ns0:rPr>
-          <ns0:b/>
-          <ns0:bCs/>
-        </ns0:rPr>
-        <ns0:t xml:space="preserve">B</ns0:t>
-      </ns0:r>
-      <ns0:r>
-        <ns0:t xml:space="preserve">     contains only parts of the play</ns0:t>
-      </ns0:r>
-    </ns0:p>
-    <ns0:p>
-      <ns0:pPr>
-        <ns0:pStyle ns0:val="CDStep"/>
-      </ns0:pPr>
-      <ns0:r>
-        <ns0:rPr>
-          <ns0:b/>
-          <ns0:bCs/>
-        </ns0:rPr>
-        <ns0:t xml:space="preserve">C</ns0:t>
-      </ns0:r>
-      <ns0:r>
-        <ns0:t xml:space="preserve">     is too similar to another kind of film</ns0:t>
-      </ns0:r>
-    </ns0:p>
-    <ns0:p>
-      <ns0:pPr>
-        <ns0:pStyle ns0:val="CDStep"/>
-      </ns0:pPr>
-      <ns0:r>
-        <ns0:rPr>
-          <ns0:b/>
-          <ns0:bCs/>
-        </ns0:rPr>
-        <ns0:t xml:space="preserve">D</ns0:t>
-      </ns0:r>
-      <ns0:r>
-        <ns0:t xml:space="preserve">     turned out to be unpopular with audiences</ns0:t>
-      </ns0:r>
-    </ns0:p>
-    <ns0:p>
-      <ns0:pPr>
-        <ns0:pStyle ns0:val="CDStep"/>
-      </ns0:pPr>
-      <ns0:r>
-        <ns0:rPr>
-          <ns0:b/>
-          <ns0:bCs/>
-        </ns0:rPr>
-        <ns0:t xml:space="preserve">E</ns0:t>
-      </ns0:r>
-      <ns0:r>
-        <ns0:t xml:space="preserve">     presents the play in a different period from the original</ns0:t>
-      </ns0:r>
-    </ns0:p>
-    <ns0:p>
-      <ns0:pPr>
-        <ns0:pStyle ns0:val="CDStep"/>
-      </ns0:pPr>
-      <ns0:r>
-        <ns0:rPr>
-          <ns0:b/>
-          <ns0:bCs/>
-        </ns0:rPr>
-        <ns0:t xml:space="preserve">F</ns0:t>
-      </ns0:r>
-      <ns0:r>
-        <ns0:t xml:space="preserve">     sets the original in a different country</ns0:t>
-      </ns0:r>
-    </ns0:p>
-    <ns0:p>
-      <ns0:pPr>
-        <ns0:pStyle ns0:val="CDStep"/>
-      </ns0:pPr>
-      <ns0:r>
-        <ns0:rPr>
-          <ns0:b/>
-          <ns0:bCs/>
-        </ns0:rPr>
-        <ns0:t xml:space="preserve">G</ns0:t>
-      </ns0:r>
-      <ns0:r>
-        <ns0:t xml:space="preserve">     incorporates a variety of art forms</ns0:t>
-      </ns0:r>
-    </ns0:p>
-    <ns0:p>
-      <ns0:pPr>
-        <ns0:pStyle ns0:val="CDStep"/>
-      </ns0:pPr>
-      <ns0:r>
-        <ns0:rPr>
-          <ns0:b/>
-          <ns0:bCs/>
-        </ns0:rPr>
-        <ns0:t xml:space="preserve">Films</ns0:t>
-      </ns0:r>
-    </ns0:p>
-    <ns0:p>
-      <ns0:pPr>
-        <ns0:pStyle ns0:val="CDStep"/>
-      </ns0:pPr>
-      <ns0:r>
-        <ns0:rPr>
-          <ns0:b/>
-          <ns0:bCs/>
-        </ns0:rPr>
-        <ns0:t xml:space="preserve">25</ns0:t>
-      </ns0:r>
-      <ns0:r>
-        <ns0:t xml:space="preserve">   </ns0:t>
-      </ns0:r>
-      <ns0:r>
-        <ns0:rPr>
-          <ns0:i/>
-          <ns0:iCs/>
-        </ns0:rPr>
-        <ns0:t xml:space="preserve">Ran</ns0:t>
-      </ns0:r>
-      <ns0:r>
-        <ns0:t xml:space="preserve">                                             ……………</ns0:t>
-      </ns0:r>
-    </ns0:p>
-    <ns0:p>
-      <ns0:pPr>
-        <ns0:pStyle ns0:val="CDStep"/>
-      </ns0:pPr>
-      <ns0:r>
-        <ns0:rPr>
-          <ns0:b/>
-          <ns0:bCs/>
-        </ns0:rPr>
-        <ns0:t xml:space="preserve">26</ns0:t>
-      </ns0:r>
-      <ns0:r>
-        <ns0:t xml:space="preserve">   </ns0:t>
-      </ns0:r>
-      <ns0:r>
-        <ns0:rPr>
-          <ns0:i/>
-          <ns0:iCs/>
-        </ns0:rPr>
-        <ns0:t xml:space="preserve">Much Ado About Nothing</ns0:t>
-      </ns0:r>
-      <ns0:r>
-        <ns0:t xml:space="preserve">      ……………</ns0:t>
-      </ns0:r>
-    </ns0:p>
-    <ns0:p>
-      <ns0:pPr>
-        <ns0:pStyle ns0:val="CDStep"/>
-      </ns0:pPr>
-      <ns0:r>
-        <ns0:rPr>
-          <ns0:b/>
-          <ns0:bCs/>
-        </ns0:rPr>
-        <ns0:t xml:space="preserve">27</ns0:t>
-      </ns0:r>
-      <ns0:r>
-        <ns0:t xml:space="preserve">   </ns0:t>
-      </ns0:r>
-      <ns0:r>
-        <ns0:rPr>
-          <ns0:i/>
-          <ns0:iCs/>
-        </ns0:rPr>
-        <ns0:t xml:space="preserve">Romeo &amp; Juliet</ns0:t>
-      </ns0:r>
-      <ns0:r>
-        <ns0:t xml:space="preserve">                         ……………</ns0:t>
-      </ns0:r>
-    </ns0:p>
-    <ns0:p>
-      <ns0:pPr>
-        <ns0:pStyle ns0:val="CDStep"/>
-      </ns0:pPr>
-      <ns0:r>
-        <ns0:rPr>
-          <ns0:b/>
-          <ns0:bCs/>
-        </ns0:rPr>
-        <ns0:t xml:space="preserve">28</ns0:t>
-      </ns0:r>
-      <ns0:r>
-        <ns0:t xml:space="preserve">   </ns0:t>
-      </ns0:r>
-      <ns0:r>
-        <ns0:rPr>
-          <ns0:i/>
-          <ns0:iCs/>
-        </ns0:rPr>
-        <ns0:t xml:space="preserve">Hamlet</ns0:t>
-      </ns0:r>
-      <ns0:r>
-        <ns0:t xml:space="preserve">                                       ……………</ns0:t>
-      </ns0:r>
-    </ns0:p>
-    <ns0:p>
-      <ns0:pPr>
-        <ns0:pStyle ns0:val="CDStep"/>
-      </ns0:pPr>
-      <ns0:r>
-        <ns0:rPr>
-          <ns0:b/>
-          <ns0:bCs/>
-        </ns0:rPr>
-        <ns0:t xml:space="preserve">29</ns0:t>
-      </ns0:r>
-      <ns0:r>
-        <ns0:t xml:space="preserve">   </ns0:t>
-      </ns0:r>
-      <ns0:r>
-        <ns0:rPr>
-          <ns0:i/>
-          <ns0:iCs/>
-        </ns0:rPr>
-        <ns0:t xml:space="preserve">Prospero’s Books</ns0:t>
-      </ns0:r>
-      <ns0:r>
-        <ns0:t xml:space="preserve">                     ……………</ns0:t>
-      </ns0:r>
-    </ns0:p>
-    <ns0:p>
-      <ns0:pPr>
-        <ns0:pStyle ns0:val="CDStep"/>
-      </ns0:pPr>
-      <ns0:r>
-        <ns0:rPr>
-          <ns0:b/>
-          <ns0:bCs/>
-        </ns0:rPr>
-        <ns0:t xml:space="preserve">30</ns0:t>
-      </ns0:r>
-      <ns0:r>
-        <ns0:t xml:space="preserve">   </ns0:t>
-      </ns0:r>
-      <ns0:r>
-        <ns0:rPr>
-          <ns0:i/>
-          <ns0:iCs/>
-        </ns0:rPr>
-        <ns0:t xml:space="preserve">Looking for Richard</ns0:t>
-      </ns0:r>
-      <ns0:r>
-        <ns0:t xml:space="preserve">                 ……………</ns0:t>
-      </ns0:r>
-    </ns0:p>
-    <ns0:bookmarkEnd ns0:id="17"/>
-    <ns0:bookmarkEnd ns0:id="18"/>
     <ns0:bookmarkStart ns0:id="27" ns0:name="phần-1-section-2"/>
     <ns0:p>
       <ns0:pPr>
@@ -5322,6 +5353,25 @@
       <w:i/>
     </w:rPr>
   </w:style>
+  <w:style w:styleId="CDListeningSection" w:type="paragraph">
+    <w:name w:val="CD Listening Section"/>
+    <w:basedOn w:val="Normal"/>
+    <w:qFormat/>
+    <w:pPr>
+      <w:spacing w:after="120" w:before="100"/>
+      <w:pBdr>
+        <w:top w:color="1F4E79" w:space="3" w:sz="12" w:val="single"/>
+        <w:left w:color="1F4E79" w:space="3" w:sz="12" w:val="single"/>
+        <w:bottom w:color="1F4E79" w:space="3" w:sz="12" w:val="single"/>
+        <w:right w:color="1F4E79" w:space="3" w:sz="12" w:val="single"/>
+      </w:pBdr>
+      <w:shd w:color="auto" w:fill="EBF3FA" w:val="clear"/>
+      <w:ind w:left="240" w:right="240"/>
+    </w:pPr>
+    <w:rPr>
+      <w:rFonts w:ascii="Georgia" w:cs="Georgia" w:hAnsi="Georgia"/>
+    </w:rPr>
+  </w:style>
   <w:style w:styleId="CDSection" w:type="paragraph">
     <w:name w:val="CD Section"/>
     <w:basedOn w:val="Normal"/>
@@ -5613,6 +5663,42 @@
       </w:rPr>
     </w:tblStylePr>
   </w:style>
+  <w:style w:styleId="CDListeningSectionContainer" w:type="table">
+    <w:name w:val="CDListeningSectionContainer"/>
+    <w:basedOn w:val="TableNormal"/>
+    <w:tblPr>
+      <w:tblW w:type="pct" w:w="5000"/>
+      <w:tblLayout w:type="autofit"/>
+      <w:tblBorders>
+        <w:top w:color="E52B20" w:shadow="1" w:space="0" w:sz="24" w:val="single"/>
+        <w:left w:color="E52B20" w:shadow="1" w:space="0" w:sz="24" w:val="single"/>
+        <w:bottom w:color="E52B20" w:shadow="1" w:space="0" w:sz="24" w:val="thickThinMediumGap"/>
+        <w:right w:color="E52B20" w:shadow="1" w:space="0" w:sz="24" w:val="single"/>
+      </w:tblBorders>
+      <w:shd w:color="auto" w:fill="D6E9F8" w:val="clear"/>
+      <w:tblCellMar>
+        <w:top w:type="dxa" w:w="280"/>
+        <w:left w:type="dxa" w:w="280"/>
+        <w:bottom w:type="dxa" w:w="280"/>
+        <w:right w:type="dxa" w:w="280"/>
+      </w:tblCellMar>
+    </w:tblPr>
+  </w:style>
+  <w:style w:styleId="CDListeningSectionHeader" w:type="paragraph">
+    <w:name w:val="CD Listening Section Header"/>
+    <w:basedOn w:val="Heading1"/>
+    <w:qFormat/>
+    <w:pPr>
+      <w:spacing w:after="160" w:before="360"/>
+      <w:jc w:val="left"/>
+    </w:pPr>
+    <w:rPr>
+      <w:rFonts w:ascii="Latin Modern Sans" w:cs="Latin Modern Sans" w:hAnsi="Latin Modern Sans"/>
+      <w:b/>
+      <w:color w:val="1F4E79"/>
+      <w:sz w:val="34"/>
+    </w:rPr>
+  </w:style>
   <w:style w:type="paragraph" w:customStyle="1" w:styleId="SourceCode">
     <w:name w:val="Source Code"/>
     <w:basedOn w:val="Normal"/>

--- a/chuyenDe/LS/docx/rawls7/Listening/Level2/W8.docx
+++ b/chuyenDe/LS/docx/rawls7/Listening/Level2/W8.docx
@@ -5670,10 +5670,10 @@
       <w:tblW w:type="pct" w:w="5000"/>
       <w:tblLayout w:type="autofit"/>
       <w:tblBorders>
-        <w:top w:color="E52B20" w:shadow="1" w:space="0" w:sz="24" w:val="single"/>
-        <w:left w:color="E52B20" w:shadow="1" w:space="0" w:sz="24" w:val="single"/>
-        <w:bottom w:color="E52B20" w:shadow="1" w:space="0" w:sz="24" w:val="thickThinMediumGap"/>
-        <w:right w:color="E52B20" w:shadow="1" w:space="0" w:sz="24" w:val="single"/>
+        <w:top w:color="E52B20" w:shadow="1" w:space="0" w:sz="12" w:val="single"/>
+        <w:left w:color="E52B20" w:shadow="1" w:space="0" w:sz="12" w:val="single"/>
+        <w:bottom w:color="E52B20" w:shadow="1" w:space="0" w:sz="16" w:val="double"/>
+        <w:right w:color="E52B20" w:shadow="1" w:space="0" w:sz="12" w:val="single"/>
       </w:tblBorders>
       <w:shd w:color="auto" w:fill="D6E9F8" w:val="clear"/>
       <w:tblCellMar>
@@ -5689,14 +5689,14 @@
     <w:basedOn w:val="Heading1"/>
     <w:qFormat/>
     <w:pPr>
-      <w:spacing w:after="160" w:before="360"/>
-      <w:jc w:val="left"/>
+      <w:spacing w:after="120" w:before="240"/>
+      <w:jc w:val="center"/>
     </w:pPr>
     <w:rPr>
       <w:rFonts w:ascii="Latin Modern Sans" w:cs="Latin Modern Sans" w:hAnsi="Latin Modern Sans"/>
       <w:b/>
       <w:color w:val="1F4E79"/>
-      <w:sz w:val="34"/>
+      <w:sz w:val="28"/>
     </w:rPr>
   </w:style>
   <w:style w:type="paragraph" w:customStyle="1" w:styleId="SourceCode">

--- a/chuyenDe/LS/docx/rawls7/Listening/Level2/W8.docx
+++ b/chuyenDe/LS/docx/rawls7/Listening/Level2/W8.docx
@@ -30,575 +30,673 @@
       <ns0:tr>
         <ns0:tc>
           <ns0:tcPr/>
+          <ns0:p>
+            <ns0:pPr>
+              <ns0:pStyle ns0:val="Heading1"/>
+            </ns0:pPr>
+            <ns0:bookmarkStart ns0:id="12" ns0:name="section-2-question-11-20"/>
+            <ns0:r>
+              <ns0:t xml:space="preserve">SECTION 2 Question 11 – 20</ns0:t>
+            </ns0:r>
+            <ns0:bookmarkEnd ns0:id="12"/>
+          </ns0:p>
+          <ns0:p>
+            <ns0:pPr>
+              <ns0:pStyle ns0:val="Heading3"/>
+            </ns0:pPr>
+            <ns0:bookmarkStart ns0:id="13" ns0:name="questions-11-and-12"/>
+            <ns0:r>
+              <ns0:t xml:space="preserve">Questions 11 and 12</ns0:t>
+            </ns0:r>
+            <ns0:bookmarkEnd ns0:id="13"/>
+          </ns0:p>
+          <ns0:p>
+            <ns0:pPr>
+              <ns0:pStyle ns0:val="FirstParagraph"/>
+            </ns0:pPr>
+            <ns0:r>
+              <ns0:t xml:space="preserve">Choose </ns0:t>
+            </ns0:r>
+            <ns0:r>
+              <ns0:rPr>
+                <ns0:b/>
+                <ns0:bCs/>
+              </ns0:rPr>
+              <ns0:t xml:space="preserve">TWO</ns0:t>
+            </ns0:r>
+            <ns0:r>
+              <ns0:t xml:space="preserve"> letters, </ns0:t>
+            </ns0:r>
+            <ns0:r>
+              <ns0:rPr>
+                <ns0:b/>
+                <ns0:bCs/>
+              </ns0:rPr>
+              <ns0:t xml:space="preserve">A-E</ns0:t>
+            </ns0:r>
+            <ns0:r>
+              <ns0:t xml:space="preserve">.</ns0:t>
+            </ns0:r>
+          </ns0:p>
+          <ns0:p>
+            <ns0:pPr>
+              <ns0:pStyle ns0:val="BodyText"/>
+            </ns0:pPr>
+            <ns0:r>
+              <ns0:t xml:space="preserve">Which </ns0:t>
+            </ns0:r>
+            <ns0:r>
+              <ns0:rPr>
+                <ns0:b/>
+                <ns0:bCs/>
+              </ns0:rPr>
+              <ns0:t xml:space="preserve">TWO</ns0:t>
+            </ns0:r>
+            <ns0:r>
+              <ns0:t xml:space="preserve"> activities that volunteers do are mentioned?</ns0:t>
+            </ns0:r>
+          </ns0:p>
+          <ns0:p>
+            <ns0:pPr>
+              <ns0:pStyle ns0:val="BodyText"/>
+            </ns0:pPr>
+            <ns0:r>
+              <ns0:rPr>
+                <ns0:b/>
+                <ns0:bCs/>
+              </ns0:rPr>
+              <ns0:t xml:space="preserve">A</ns0:t>
+            </ns0:r>
+            <ns0:r>
+              <ns0:t xml:space="preserve">     decorating</ns0:t>
+            </ns0:r>
+          </ns0:p>
+          <ns0:p>
+            <ns0:pPr>
+              <ns0:pStyle ns0:val="BodyText"/>
+            </ns0:pPr>
+            <ns0:r>
+              <ns0:rPr>
+                <ns0:b/>
+                <ns0:bCs/>
+              </ns0:rPr>
+              <ns0:t xml:space="preserve">B</ns0:t>
+            </ns0:r>
+            <ns0:r>
+              <ns0:t xml:space="preserve">     cleaning</ns0:t>
+            </ns0:r>
+          </ns0:p>
+          <ns0:p>
+            <ns0:pPr>
+              <ns0:pStyle ns0:val="BodyText"/>
+            </ns0:pPr>
+            <ns0:r>
+              <ns0:rPr>
+                <ns0:b/>
+                <ns0:bCs/>
+              </ns0:rPr>
+              <ns0:t xml:space="preserve">C </ns0:t>
+            </ns0:r>
+            <ns0:r>
+              <ns0:t xml:space="preserve">    delivering meals</ns0:t>
+            </ns0:r>
+          </ns0:p>
+          <ns0:p>
+            <ns0:pPr>
+              <ns0:pStyle ns0:val="BodyText"/>
+            </ns0:pPr>
+            <ns0:r>
+              <ns0:rPr>
+                <ns0:b/>
+                <ns0:bCs/>
+              </ns0:rPr>
+              <ns0:t xml:space="preserve">D</ns0:t>
+            </ns0:r>
+            <ns0:r>
+              <ns0:t xml:space="preserve">     shopping</ns0:t>
+            </ns0:r>
+          </ns0:p>
+          <ns0:p>
+            <ns0:pPr>
+              <ns0:pStyle ns0:val="BodyText"/>
+            </ns0:pPr>
+            <ns0:r>
+              <ns0:rPr>
+                <ns0:b/>
+                <ns0:bCs/>
+              </ns0:rPr>
+              <ns0:t xml:space="preserve">E </ns0:t>
+            </ns0:r>
+            <ns0:r>
+              <ns0:t xml:space="preserve">    childcare</ns0:t>
+            </ns0:r>
+          </ns0:p>
+          <ns0:p>
+            <ns0:pPr>
+              <ns0:pStyle ns0:val="Heading3"/>
+            </ns0:pPr>
+            <ns0:bookmarkStart ns0:id="14" ns0:name="questions-13-and-14"/>
+            <ns0:r>
+              <ns0:t xml:space="preserve">Questions 13 and 14</ns0:t>
+            </ns0:r>
+            <ns0:bookmarkEnd ns0:id="14"/>
+          </ns0:p>
+          <ns0:p>
+            <ns0:pPr>
+              <ns0:pStyle ns0:val="FirstParagraph"/>
+            </ns0:pPr>
+            <ns0:r>
+              <ns0:t xml:space="preserve">Choose </ns0:t>
+            </ns0:r>
+            <ns0:r>
+              <ns0:rPr>
+                <ns0:b/>
+                <ns0:bCs/>
+              </ns0:rPr>
+              <ns0:t xml:space="preserve">TWO</ns0:t>
+            </ns0:r>
+            <ns0:r>
+              <ns0:t xml:space="preserve"> letters, </ns0:t>
+            </ns0:r>
+            <ns0:r>
+              <ns0:rPr>
+                <ns0:b/>
+                <ns0:bCs/>
+              </ns0:rPr>
+              <ns0:t xml:space="preserve">A-E</ns0:t>
+            </ns0:r>
+            <ns0:r>
+              <ns0:t xml:space="preserve">.</ns0:t>
+            </ns0:r>
+          </ns0:p>
+          <ns0:p>
+            <ns0:pPr>
+              <ns0:pStyle ns0:val="BodyText"/>
+            </ns0:pPr>
+            <ns0:r>
+              <ns0:t xml:space="preserve">Which </ns0:t>
+            </ns0:r>
+            <ns0:r>
+              <ns0:rPr>
+                <ns0:b/>
+                <ns0:bCs/>
+              </ns0:rPr>
+              <ns0:t xml:space="preserve">TWO</ns0:t>
+            </ns0:r>
+            <ns0:r>
+              <ns0:t xml:space="preserve"> ways that volunteers can benefit from volunteering are mentioned?</ns0:t>
+            </ns0:r>
+          </ns0:p>
+          <ns0:p>
+            <ns0:pPr>
+              <ns0:pStyle ns0:val="BodyText"/>
+            </ns0:pPr>
+            <ns0:r>
+              <ns0:rPr>
+                <ns0:b/>
+                <ns0:bCs/>
+              </ns0:rPr>
+              <ns0:t xml:space="preserve">A</ns0:t>
+            </ns0:r>
+            <ns0:r>
+              <ns0:t xml:space="preserve">     learning how to be part of a team</ns0:t>
+            </ns0:r>
+          </ns0:p>
+          <ns0:p>
+            <ns0:pPr>
+              <ns0:pStyle ns0:val="BodyText"/>
+            </ns0:pPr>
+            <ns0:r>
+              <ns0:rPr>
+                <ns0:b/>
+                <ns0:bCs/>
+              </ns0:rPr>
+              <ns0:t xml:space="preserve">B</ns0:t>
+            </ns0:r>
+            <ns0:r>
+              <ns0:t xml:space="preserve">     having a sense of purpose</ns0:t>
+            </ns0:r>
+          </ns0:p>
+          <ns0:p>
+            <ns0:pPr>
+              <ns0:pStyle ns0:val="BodyText"/>
+            </ns0:pPr>
+            <ns0:r>
+              <ns0:rPr>
+                <ns0:b/>
+                <ns0:bCs/>
+              </ns0:rPr>
+              <ns0:t xml:space="preserve">C</ns0:t>
+            </ns0:r>
+            <ns0:r>
+              <ns0:t xml:space="preserve">     realising how lucky they are</ns0:t>
+            </ns0:r>
+          </ns0:p>
+          <ns0:p>
+            <ns0:pPr>
+              <ns0:pStyle ns0:val="BodyText"/>
+            </ns0:pPr>
+            <ns0:r>
+              <ns0:rPr>
+                <ns0:b/>
+                <ns0:bCs/>
+              </ns0:rPr>
+              <ns0:t xml:space="preserve">D</ns0:t>
+            </ns0:r>
+            <ns0:r>
+              <ns0:t xml:space="preserve">     improved ability at time management</ns0:t>
+            </ns0:r>
+          </ns0:p>
+          <ns0:p>
+            <ns0:pPr>
+              <ns0:pStyle ns0:val="BodyText"/>
+            </ns0:pPr>
+            <ns0:r>
+              <ns0:rPr>
+                <ns0:b/>
+                <ns0:bCs/>
+              </ns0:rPr>
+              <ns0:t xml:space="preserve">E</ns0:t>
+            </ns0:r>
+            <ns0:r>
+              <ns0:t xml:space="preserve">     boosting their employment prospects</ns0:t>
+            </ns0:r>
+          </ns0:p>
+          <ns0:p>
+            <ns0:pPr>
+              <ns0:pStyle ns0:val="Heading3"/>
+            </ns0:pPr>
+            <ns0:bookmarkStart ns0:id="15" ns0:name="questions-15-20"/>
+            <ns0:r>
+              <ns0:t xml:space="preserve">Questions 15-20</ns0:t>
+            </ns0:r>
+            <ns0:bookmarkEnd ns0:id="15"/>
+          </ns0:p>
+          <ns0:p>
+            <ns0:pPr>
+              <ns0:pStyle ns0:val="FirstParagraph"/>
+            </ns0:pPr>
+            <ns0:r>
+              <ns0:t xml:space="preserve">What has each of the following volunteers helped someone to do?</ns0:t>
+            </ns0:r>
+          </ns0:p>
+          <ns0:p>
+            <ns0:pPr>
+              <ns0:pStyle ns0:val="BodyText"/>
+            </ns0:pPr>
+            <ns0:r>
+              <ns0:t xml:space="preserve">Choose </ns0:t>
+            </ns0:r>
+            <ns0:r>
+              <ns0:rPr>
+                <ns0:b/>
+                <ns0:bCs/>
+              </ns0:rPr>
+              <ns0:t xml:space="preserve">SIX</ns0:t>
+            </ns0:r>
+            <ns0:r>
+              <ns0:t xml:space="preserve"> answers from the box and write the correct letter, </ns0:t>
+            </ns0:r>
+            <ns0:r>
+              <ns0:rPr>
+                <ns0:b/>
+                <ns0:bCs/>
+              </ns0:rPr>
+              <ns0:t xml:space="preserve">A-G</ns0:t>
+            </ns0:r>
+            <ns0:r>
+              <ns0:t xml:space="preserve">, next to Questions </ns0:t>
+            </ns0:r>
+            <ns0:r>
+              <ns0:rPr>
+                <ns0:b/>
+                <ns0:bCs/>
+              </ns0:rPr>
+              <ns0:t xml:space="preserve">15-20</ns0:t>
+            </ns0:r>
+          </ns0:p>
+          <ns0:p>
+            <ns0:pPr>
+              <ns0:pStyle ns0:val="BodyText"/>
+            </ns0:pPr>
+            <ns0:r>
+              <ns0:rPr>
+                <ns0:b/>
+                <ns0:bCs/>
+              </ns0:rPr>
+              <ns0:t xml:space="preserve">What volunteers have helped people to do</ns0:t>
+            </ns0:r>
+          </ns0:p>
+          <ns0:p>
+            <ns0:pPr>
+              <ns0:pStyle ns0:val="BodyText"/>
+            </ns0:pPr>
+            <ns0:r>
+              <ns0:rPr>
+                <ns0:b/>
+                <ns0:bCs/>
+              </ns0:rPr>
+              <ns0:t xml:space="preserve">A</ns0:t>
+            </ns0:r>
+            <ns0:r>
+              <ns0:t xml:space="preserve">     overcome physical difficulties</ns0:t>
+            </ns0:r>
+          </ns0:p>
+          <ns0:p>
+            <ns0:pPr>
+              <ns0:pStyle ns0:val="BodyText"/>
+            </ns0:pPr>
+            <ns0:r>
+              <ns0:rPr>
+                <ns0:b/>
+                <ns0:bCs/>
+              </ns0:rPr>
+              <ns0:t xml:space="preserve">B</ns0:t>
+            </ns0:r>
+            <ns0:r>
+              <ns0:t xml:space="preserve">     rediscover skills not used for a long time</ns0:t>
+            </ns0:r>
+          </ns0:p>
+          <ns0:p>
+            <ns0:pPr>
+              <ns0:pStyle ns0:val="BodyText"/>
+            </ns0:pPr>
+            <ns0:r>
+              <ns0:rPr>
+                <ns0:b/>
+                <ns0:bCs/>
+              </ns0:rPr>
+              <ns0:t xml:space="preserve">C</ns0:t>
+            </ns0:r>
+            <ns0:r>
+              <ns0:t xml:space="preserve">     improve their communication skills</ns0:t>
+            </ns0:r>
+          </ns0:p>
+          <ns0:p>
+            <ns0:pPr>
+              <ns0:pStyle ns0:val="BodyText"/>
+            </ns0:pPr>
+            <ns0:r>
+              <ns0:rPr>
+                <ns0:b/>
+                <ns0:bCs/>
+              </ns0:rPr>
+              <ns0:t xml:space="preserve">D</ns0:t>
+            </ns0:r>
+            <ns0:r>
+              <ns0:t xml:space="preserve">     solve problems independently</ns0:t>
+            </ns0:r>
+          </ns0:p>
+          <ns0:p>
+            <ns0:pPr>
+              <ns0:pStyle ns0:val="BodyText"/>
+            </ns0:pPr>
+            <ns0:r>
+              <ns0:rPr>
+                <ns0:b/>
+                <ns0:bCs/>
+              </ns0:rPr>
+              <ns0:t xml:space="preserve">E</ns0:t>
+            </ns0:r>
+            <ns0:r>
+              <ns0:t xml:space="preserve">     escape isolation</ns0:t>
+            </ns0:r>
+          </ns0:p>
+          <ns0:p>
+            <ns0:pPr>
+              <ns0:pStyle ns0:val="BodyText"/>
+            </ns0:pPr>
+            <ns0:r>
+              <ns0:rPr>
+                <ns0:b/>
+                <ns0:bCs/>
+              </ns0:rPr>
+              <ns0:t xml:space="preserve">F</ns0:t>
+            </ns0:r>
+            <ns0:r>
+              <ns0:t xml:space="preserve">     remember past times</ns0:t>
+            </ns0:r>
+          </ns0:p>
+          <ns0:p>
+            <ns0:pPr>
+              <ns0:pStyle ns0:val="BodyText"/>
+            </ns0:pPr>
+            <ns0:r>
+              <ns0:rPr>
+                <ns0:b/>
+                <ns0:bCs/>
+              </ns0:rPr>
+              <ns0:t xml:space="preserve">G</ns0:t>
+            </ns0:r>
+            <ns0:r>
+              <ns0:t xml:space="preserve">     start a new hobby</ns0:t>
+            </ns0:r>
+          </ns0:p>
+          <ns0:p>
+            <ns0:pPr>
+              <ns0:pStyle ns0:val="BodyText"/>
+            </ns0:pPr>
+            <ns0:r>
+              <ns0:rPr>
+                <ns0:b/>
+                <ns0:bCs/>
+              </ns0:rPr>
+              <ns0:t xml:space="preserve">Volunteers</ns0:t>
+            </ns0:r>
+          </ns0:p>
+          <ns0:p>
+            <ns0:pPr>
+              <ns0:pStyle ns0:val="BodyText"/>
+            </ns0:pPr>
+            <ns0:r>
+              <ns0:rPr>
+                <ns0:b/>
+                <ns0:bCs/>
+              </ns0:rPr>
+              <ns0:t xml:space="preserve">15</ns0:t>
+            </ns0:r>
+            <ns0:r>
+              <ns0:t xml:space="preserve">   Habib                   ………………</ns0:t>
+            </ns0:r>
+          </ns0:p>
+          <ns0:p>
+            <ns0:pPr>
+              <ns0:pStyle ns0:val="BodyText"/>
+            </ns0:pPr>
+            <ns0:r>
+              <ns0:rPr>
+                <ns0:b/>
+                <ns0:bCs/>
+              </ns0:rPr>
+              <ns0:t xml:space="preserve">16</ns0:t>
+            </ns0:r>
+            <ns0:r>
+              <ns0:t xml:space="preserve">   Consuela              ………………</ns0:t>
+            </ns0:r>
+          </ns0:p>
+          <ns0:p>
+            <ns0:pPr>
+              <ns0:pStyle ns0:val="BodyText"/>
+            </ns0:pPr>
+            <ns0:r>
+              <ns0:rPr>
+                <ns0:b/>
+                <ns0:bCs/>
+              </ns0:rPr>
+              <ns0:t xml:space="preserve">17</ns0:t>
+            </ns0:r>
+            <ns0:r>
+              <ns0:t xml:space="preserve">   Minh                    ………………</ns0:t>
+            </ns0:r>
+          </ns0:p>
+          <ns0:p>
+            <ns0:pPr>
+              <ns0:pStyle ns0:val="BodyText"/>
+            </ns0:pPr>
+            <ns0:r>
+              <ns0:rPr>
+                <ns0:b/>
+                <ns0:bCs/>
+              </ns0:rPr>
+              <ns0:t xml:space="preserve">18</ns0:t>
+            </ns0:r>
+            <ns0:r>
+              <ns0:t xml:space="preserve">   Tanya                   ………………</ns0:t>
+            </ns0:r>
+          </ns0:p>
+          <ns0:p>
+            <ns0:pPr>
+              <ns0:pStyle ns0:val="BodyText"/>
+            </ns0:pPr>
+            <ns0:r>
+              <ns0:rPr>
+                <ns0:b/>
+                <ns0:bCs/>
+              </ns0:rPr>
+              <ns0:t xml:space="preserve">19</ns0:t>
+            </ns0:r>
+            <ns0:r>
+              <ns0:t xml:space="preserve">   Alexei                   ………………</ns0:t>
+            </ns0:r>
+          </ns0:p>
+          <ns0:p>
+            <ns0:pPr>
+              <ns0:pStyle ns0:val="BodyText"/>
+            </ns0:pPr>
+            <ns0:r>
+              <ns0:rPr>
+                <ns0:b/>
+                <ns0:bCs/>
+              </ns0:rPr>
+              <ns0:t xml:space="preserve">20</ns0:t>
+            </ns0:r>
+            <ns0:r>
+              <ns0:t xml:space="preserve">   Juba                      ………………</ns0:t>
+            </ns0:r>
+          </ns0:p>
+        </ns0:tc>
+      </ns0:tr>
+    </ns0:tbl>
+    <ns0:p/>
+    <ns0:tbl>
+      <ns0:tblPr>
+        <ns0:tblStyle ns0:val="CDListeningSectionContainer"/>
+        <ns0:tblW ns0:type="auto" ns0:w="0"/>
+        <ns0:tblLook ns0:firstRow="0" ns0:lastRow="0" ns0:firstColumn="0" ns0:lastColumn="0" ns0:noHBand="0" ns0:noVBand="0" ns0:val="0000"/>
+      </ns0:tblPr>
+      <ns0:tblGrid>
+        <ns0:gridCol ns0:w="7920"/>
+      </ns0:tblGrid>
+      <ns0:tr>
+        <ns0:tc>
+          <ns0:tcPr/>
+          <ns0:p>
+            <ns0:pPr>
+              <ns0:pStyle ns0:val="Heading1"/>
+            </ns0:pPr>
+            <ns0:bookmarkStart ns0:id="16" ns0:name="section-3-question-21-30"/>
+            <ns0:r>
+              <ns0:t xml:space="preserve">SECTION 3 Question 21 – 30</ns0:t>
+            </ns0:r>
+            <ns0:bookmarkEnd ns0:id="16"/>
+          </ns0:p>
+          <ns0:p>
+            <ns0:pPr>
+              <ns0:pStyle ns0:val="Heading3"/>
+            </ns0:pPr>
+            <ns0:bookmarkStart ns0:id="17" ns0:name="questions-21-24"/>
+            <ns0:r>
+              <ns0:t xml:space="preserve">Questions 21 – 24</ns0:t>
+            </ns0:r>
+            <ns0:bookmarkEnd ns0:id="17"/>
+          </ns0:p>
+          <ns0:p>
+            <ns0:pPr>
+              <ns0:pStyle ns0:val="FirstParagraph"/>
+            </ns0:pPr>
+            <ns0:r>
+              <ns0:t xml:space="preserve">Complete the table below.</ns0:t>
+            </ns0:r>
+          </ns0:p>
+          <ns0:p>
+            <ns0:pPr>
+              <ns0:pStyle ns0:val="BodyText"/>
+            </ns0:pPr>
+            <ns0:r>
+              <ns0:rPr>
+                <ns0:i/>
+                <ns0:iCs/>
+              </ns0:rPr>
+              <ns0:t xml:space="preserve">Write </ns0:t>
+            </ns0:r>
+            <ns0:r>
+              <ns0:rPr>
+                <ns0:b/>
+                <ns0:bCs/>
+                <ns0:i/>
+                <ns0:iCs/>
+              </ns0:rPr>
+              <ns0:t xml:space="preserve">ONE WORD ONLY</ns0:t>
+            </ns0:r>
+            <ns0:r>
+              <ns0:rPr>
+                <ns0:i/>
+                <ns0:iCs/>
+              </ns0:rPr>
+              <ns0:t xml:space="preserve"> for each answer.</ns0:t>
+            </ns0:r>
+          </ns0:p>
+          <ns0:p>
+            <ns0:pPr>
+              <ns0:pStyle ns0:val="BodyText"/>
+            </ns0:pPr>
+            <ns0:r>
+              <ns0:rPr>
+                <ns0:b/>
+                <ns0:bCs/>
+              </ns0:rPr>
+              <ns0:t xml:space="preserve">Presentation of film adaptations of Shakespeare’s plays</ns0:t>
+            </ns0:r>
+          </ns0:p>
           <ns0:tbl>
             <ns0:tblPr>
-              <ns0:tblStyle ns0:val="CDListeningSectionContainer"/>
-              <ns0:tblW ns0:type="auto" ns0:w="0"/>
-              <ns0:tblLook ns0:firstRow="0" ns0:lastRow="0" ns0:firstColumn="0" ns0:lastColumn="0" ns0:noHBand="0" ns0:noVBand="0" ns0:val="0000"/>
+              <ns0:tblStyle ns0:val="CDVocabTable"/>
+              <ns0:tblW ns0:type="dxa" ns0:w="9732"/>
+              <ns0:tblLayout ns0:type="autofit"/>
+              <ns0:tblLook ns0:firstRow="1" ns0:lastRow="0" ns0:firstColumn="0" ns0:lastColumn="0" ns0:noHBand="0" ns0:noVBand="0" ns0:val="0020"/>
+              <ns0:tblInd ns0:type="dxa" ns0:w="240"/>
             </ns0:tblPr>
             <ns0:tblGrid>
-              <ns0:gridCol ns0:w="7920"/>
+              <ns0:gridCol ns0:w="4866"/>
+              <ns0:gridCol ns0:w="4866"/>
             </ns0:tblGrid>
             <ns0:tr>
+              <ns0:trPr>
+                <ns0:tblHeader ns0:val="on"/>
+              </ns0:trPr>
               <ns0:tc>
                 <ns0:tcPr/>
                 <ns0:p>
                   <ns0:pPr>
-                    <ns0:pStyle ns0:val="Heading1"/>
+                    <ns0:pStyle ns0:val="Compact"/>
                   </ns0:pPr>
-                  <ns0:bookmarkStart ns0:id="12" ns0:name="section-2-question-11-20"/>
                   <ns0:r>
-                    <ns0:t xml:space="preserve">SECTION 2 Question 11 – 20</ns0:t>
+                    <ns0:t xml:space="preserve">Stages of presentation</ns0:t>
                   </ns0:r>
-                  <ns0:bookmarkEnd ns0:id="12"/>
                 </ns0:p>
+              </ns0:tc>
+              <ns0:tc>
+                <ns0:tcPr/>
                 <ns0:p>
                   <ns0:pPr>
-                    <ns0:pStyle ns0:val="Heading3"/>
-                  </ns0:pPr>
-                  <ns0:bookmarkStart ns0:id="13" ns0:name="questions-11-and-12"/>
-                  <ns0:r>
-                    <ns0:t xml:space="preserve">Questions 11 and 12</ns0:t>
-                  </ns0:r>
-                  <ns0:bookmarkEnd ns0:id="13"/>
-                </ns0:p>
-                <ns0:p>
-                  <ns0:pPr>
-                    <ns0:pStyle ns0:val="FirstParagraph"/>
+                    <ns0:pStyle ns0:val="Compact"/>
                   </ns0:pPr>
                   <ns0:r>
-                    <ns0:t xml:space="preserve">Choose </ns0:t>
-                  </ns0:r>
-                  <ns0:r>
-                    <ns0:rPr>
-                      <ns0:b/>
-                      <ns0:bCs/>
-                    </ns0:rPr>
-                    <ns0:t xml:space="preserve">TWO</ns0:t>
-                  </ns0:r>
-                  <ns0:r>
-                    <ns0:t xml:space="preserve"> letters, </ns0:t>
-                  </ns0:r>
-                  <ns0:r>
-                    <ns0:rPr>
-                      <ns0:b/>
-                      <ns0:bCs/>
-                    </ns0:rPr>
-                    <ns0:t xml:space="preserve">A-E</ns0:t>
-                  </ns0:r>
-                  <ns0:r>
-                    <ns0:t xml:space="preserve">.</ns0:t>
-                  </ns0:r>
-                </ns0:p>
-                <ns0:p>
-                  <ns0:pPr>
-                    <ns0:pStyle ns0:val="BodyText"/>
-                  </ns0:pPr>
-                  <ns0:r>
-                    <ns0:t xml:space="preserve">Which </ns0:t>
-                  </ns0:r>
-                  <ns0:r>
-                    <ns0:rPr>
-                      <ns0:b/>
-                      <ns0:bCs/>
-                    </ns0:rPr>
-                    <ns0:t xml:space="preserve">TWO</ns0:t>
-                  </ns0:r>
-                  <ns0:r>
-                    <ns0:t xml:space="preserve"> activities that volunteers do are mentioned?</ns0:t>
-                  </ns0:r>
-                </ns0:p>
-                <ns0:p>
-                  <ns0:pPr>
-                    <ns0:pStyle ns0:val="BodyText"/>
-                  </ns0:pPr>
-                  <ns0:r>
-                    <ns0:rPr>
-                      <ns0:b/>
-                      <ns0:bCs/>
-                    </ns0:rPr>
-                    <ns0:t xml:space="preserve">A</ns0:t>
-                  </ns0:r>
-                  <ns0:r>
-                    <ns0:t xml:space="preserve">     decorating</ns0:t>
-                  </ns0:r>
-                </ns0:p>
-                <ns0:p>
-                  <ns0:pPr>
-                    <ns0:pStyle ns0:val="BodyText"/>
-                  </ns0:pPr>
-                  <ns0:r>
-                    <ns0:rPr>
-                      <ns0:b/>
-                      <ns0:bCs/>
-                    </ns0:rPr>
-                    <ns0:t xml:space="preserve">B</ns0:t>
-                  </ns0:r>
-                  <ns0:r>
-                    <ns0:t xml:space="preserve">     cleaning</ns0:t>
-                  </ns0:r>
-                </ns0:p>
-                <ns0:p>
-                  <ns0:pPr>
-                    <ns0:pStyle ns0:val="BodyText"/>
-                  </ns0:pPr>
-                  <ns0:r>
-                    <ns0:rPr>
-                      <ns0:b/>
-                      <ns0:bCs/>
-                    </ns0:rPr>
-                    <ns0:t xml:space="preserve">C </ns0:t>
-                  </ns0:r>
-                  <ns0:r>
-                    <ns0:t xml:space="preserve">    delivering meals</ns0:t>
-                  </ns0:r>
-                </ns0:p>
-                <ns0:p>
-                  <ns0:pPr>
-                    <ns0:pStyle ns0:val="BodyText"/>
-                  </ns0:pPr>
-                  <ns0:r>
-                    <ns0:rPr>
-                      <ns0:b/>
-                      <ns0:bCs/>
-                    </ns0:rPr>
-                    <ns0:t xml:space="preserve">D</ns0:t>
-                  </ns0:r>
-                  <ns0:r>
-                    <ns0:t xml:space="preserve">     shopping</ns0:t>
-                  </ns0:r>
-                </ns0:p>
-                <ns0:p>
-                  <ns0:pPr>
-                    <ns0:pStyle ns0:val="BodyText"/>
-                  </ns0:pPr>
-                  <ns0:r>
-                    <ns0:rPr>
-                      <ns0:b/>
-                      <ns0:bCs/>
-                    </ns0:rPr>
-                    <ns0:t xml:space="preserve">E </ns0:t>
-                  </ns0:r>
-                  <ns0:r>
-                    <ns0:t xml:space="preserve">    childcare</ns0:t>
-                  </ns0:r>
-                </ns0:p>
-                <ns0:p>
-                  <ns0:pPr>
-                    <ns0:pStyle ns0:val="Heading3"/>
-                  </ns0:pPr>
-                  <ns0:bookmarkStart ns0:id="14" ns0:name="questions-13-and-14"/>
-                  <ns0:r>
-                    <ns0:t xml:space="preserve">Questions 13 and 14</ns0:t>
-                  </ns0:r>
-                  <ns0:bookmarkEnd ns0:id="14"/>
-                </ns0:p>
-                <ns0:p>
-                  <ns0:pPr>
-                    <ns0:pStyle ns0:val="FirstParagraph"/>
-                  </ns0:pPr>
-                  <ns0:r>
-                    <ns0:t xml:space="preserve">Choose </ns0:t>
-                  </ns0:r>
-                  <ns0:r>
-                    <ns0:rPr>
-                      <ns0:b/>
-                      <ns0:bCs/>
-                    </ns0:rPr>
-                    <ns0:t xml:space="preserve">TWO</ns0:t>
-                  </ns0:r>
-                  <ns0:r>
-                    <ns0:t xml:space="preserve"> letters, </ns0:t>
-                  </ns0:r>
-                  <ns0:r>
-                    <ns0:rPr>
-                      <ns0:b/>
-                      <ns0:bCs/>
-                    </ns0:rPr>
-                    <ns0:t xml:space="preserve">A-E</ns0:t>
-                  </ns0:r>
-                  <ns0:r>
-                    <ns0:t xml:space="preserve">.</ns0:t>
-                  </ns0:r>
-                </ns0:p>
-                <ns0:p>
-                  <ns0:pPr>
-                    <ns0:pStyle ns0:val="BodyText"/>
-                  </ns0:pPr>
-                  <ns0:r>
-                    <ns0:t xml:space="preserve">Which </ns0:t>
-                  </ns0:r>
-                  <ns0:r>
-                    <ns0:rPr>
-                      <ns0:b/>
-                      <ns0:bCs/>
-                    </ns0:rPr>
-                    <ns0:t xml:space="preserve">TWO</ns0:t>
-                  </ns0:r>
-                  <ns0:r>
-                    <ns0:t xml:space="preserve"> ways that volunteers can benefit from volunteering are mentioned?</ns0:t>
-                  </ns0:r>
-                </ns0:p>
-                <ns0:p>
-                  <ns0:pPr>
-                    <ns0:pStyle ns0:val="BodyText"/>
-                  </ns0:pPr>
-                  <ns0:r>
-                    <ns0:rPr>
-                      <ns0:b/>
-                      <ns0:bCs/>
-                    </ns0:rPr>
-                    <ns0:t xml:space="preserve">A</ns0:t>
-                  </ns0:r>
-                  <ns0:r>
-                    <ns0:t xml:space="preserve">     learning how to be part of a team</ns0:t>
-                  </ns0:r>
-                </ns0:p>
-                <ns0:p>
-                  <ns0:pPr>
-                    <ns0:pStyle ns0:val="BodyText"/>
-                  </ns0:pPr>
-                  <ns0:r>
-                    <ns0:rPr>
-                      <ns0:b/>
-                      <ns0:bCs/>
-                    </ns0:rPr>
-                    <ns0:t xml:space="preserve">B</ns0:t>
-                  </ns0:r>
-                  <ns0:r>
-                    <ns0:t xml:space="preserve">     having a sense of purpose</ns0:t>
-                  </ns0:r>
-                </ns0:p>
-                <ns0:p>
-                  <ns0:pPr>
-                    <ns0:pStyle ns0:val="BodyText"/>
-                  </ns0:pPr>
-                  <ns0:r>
-                    <ns0:rPr>
-                      <ns0:b/>
-                      <ns0:bCs/>
-                    </ns0:rPr>
-                    <ns0:t xml:space="preserve">C</ns0:t>
-                  </ns0:r>
-                  <ns0:r>
-                    <ns0:t xml:space="preserve">     realising how lucky they are</ns0:t>
-                  </ns0:r>
-                </ns0:p>
-                <ns0:p>
-                  <ns0:pPr>
-                    <ns0:pStyle ns0:val="BodyText"/>
-                  </ns0:pPr>
-                  <ns0:r>
-                    <ns0:rPr>
-                      <ns0:b/>
-                      <ns0:bCs/>
-                    </ns0:rPr>
-                    <ns0:t xml:space="preserve">D</ns0:t>
-                  </ns0:r>
-                  <ns0:r>
-                    <ns0:t xml:space="preserve">     improved ability at time management</ns0:t>
-                  </ns0:r>
-                </ns0:p>
-                <ns0:p>
-                  <ns0:pPr>
-                    <ns0:pStyle ns0:val="BodyText"/>
-                  </ns0:pPr>
-                  <ns0:r>
-                    <ns0:rPr>
-                      <ns0:b/>
-                      <ns0:bCs/>
-                    </ns0:rPr>
-                    <ns0:t xml:space="preserve">E</ns0:t>
-                  </ns0:r>
-                  <ns0:r>
-                    <ns0:t xml:space="preserve">     boosting their employment prospects</ns0:t>
-                  </ns0:r>
-                </ns0:p>
-                <ns0:p>
-                  <ns0:pPr>
-                    <ns0:pStyle ns0:val="Heading3"/>
-                  </ns0:pPr>
-                  <ns0:bookmarkStart ns0:id="15" ns0:name="questions-15-20"/>
-                  <ns0:r>
-                    <ns0:t xml:space="preserve">Questions 15-20</ns0:t>
-                  </ns0:r>
-                  <ns0:bookmarkEnd ns0:id="15"/>
-                </ns0:p>
-                <ns0:p>
-                  <ns0:pPr>
-                    <ns0:pStyle ns0:val="FirstParagraph"/>
-                  </ns0:pPr>
-                  <ns0:r>
-                    <ns0:t xml:space="preserve">What has each of the following volunteers helped someone to do?</ns0:t>
-                  </ns0:r>
-                </ns0:p>
-                <ns0:p>
-                  <ns0:pPr>
-                    <ns0:pStyle ns0:val="BodyText"/>
-                  </ns0:pPr>
-                  <ns0:r>
-                    <ns0:t xml:space="preserve">Choose </ns0:t>
-                  </ns0:r>
-                  <ns0:r>
-                    <ns0:rPr>
-                      <ns0:b/>
-                      <ns0:bCs/>
-                    </ns0:rPr>
-                    <ns0:t xml:space="preserve">SIX</ns0:t>
-                  </ns0:r>
-                  <ns0:r>
-                    <ns0:t xml:space="preserve"> answers from the box and write the correct letter, </ns0:t>
-                  </ns0:r>
-                  <ns0:r>
-                    <ns0:rPr>
-                      <ns0:b/>
-                      <ns0:bCs/>
-                    </ns0:rPr>
-                    <ns0:t xml:space="preserve">A-G</ns0:t>
-                  </ns0:r>
-                  <ns0:r>
-                    <ns0:t xml:space="preserve">, next to Questions </ns0:t>
-                  </ns0:r>
-                  <ns0:r>
-                    <ns0:rPr>
-                      <ns0:b/>
-                      <ns0:bCs/>
-                    </ns0:rPr>
-                    <ns0:t xml:space="preserve">15-20</ns0:t>
-                  </ns0:r>
-                </ns0:p>
-                <ns0:p>
-                  <ns0:pPr>
-                    <ns0:pStyle ns0:val="BodyText"/>
-                  </ns0:pPr>
-                  <ns0:r>
-                    <ns0:rPr>
-                      <ns0:b/>
-                      <ns0:bCs/>
-                    </ns0:rPr>
-                    <ns0:t xml:space="preserve">What volunteers have helped people to do</ns0:t>
-                  </ns0:r>
-                </ns0:p>
-                <ns0:p>
-                  <ns0:pPr>
-                    <ns0:pStyle ns0:val="BodyText"/>
-                  </ns0:pPr>
-                  <ns0:r>
-                    <ns0:rPr>
-                      <ns0:b/>
-                      <ns0:bCs/>
-                    </ns0:rPr>
-                    <ns0:t xml:space="preserve">A</ns0:t>
-                  </ns0:r>
-                  <ns0:r>
-                    <ns0:t xml:space="preserve">     overcome physical difficulties</ns0:t>
-                  </ns0:r>
-                </ns0:p>
-                <ns0:p>
-                  <ns0:pPr>
-                    <ns0:pStyle ns0:val="BodyText"/>
-                  </ns0:pPr>
-                  <ns0:r>
-                    <ns0:rPr>
-                      <ns0:b/>
-                      <ns0:bCs/>
-                    </ns0:rPr>
-                    <ns0:t xml:space="preserve">B</ns0:t>
-                  </ns0:r>
-                  <ns0:r>
-                    <ns0:t xml:space="preserve">     rediscover skills not used for a long time</ns0:t>
-                  </ns0:r>
-                </ns0:p>
-                <ns0:p>
-                  <ns0:pPr>
-                    <ns0:pStyle ns0:val="BodyText"/>
-                  </ns0:pPr>
-                  <ns0:r>
-                    <ns0:rPr>
-                      <ns0:b/>
-                      <ns0:bCs/>
-                    </ns0:rPr>
-                    <ns0:t xml:space="preserve">C</ns0:t>
-                  </ns0:r>
-                  <ns0:r>
-                    <ns0:t xml:space="preserve">     improve their communication skills</ns0:t>
-                  </ns0:r>
-                </ns0:p>
-                <ns0:p>
-                  <ns0:pPr>
-                    <ns0:pStyle ns0:val="BodyText"/>
-                  </ns0:pPr>
-                  <ns0:r>
-                    <ns0:rPr>
-                      <ns0:b/>
-                      <ns0:bCs/>
-                    </ns0:rPr>
-                    <ns0:t xml:space="preserve">D</ns0:t>
-                  </ns0:r>
-                  <ns0:r>
-                    <ns0:t xml:space="preserve">     solve problems independently</ns0:t>
-                  </ns0:r>
-                </ns0:p>
-                <ns0:p>
-                  <ns0:pPr>
-                    <ns0:pStyle ns0:val="BodyText"/>
-                  </ns0:pPr>
-                  <ns0:r>
-                    <ns0:rPr>
-                      <ns0:b/>
-                      <ns0:bCs/>
-                    </ns0:rPr>
-                    <ns0:t xml:space="preserve">E</ns0:t>
-                  </ns0:r>
-                  <ns0:r>
-                    <ns0:t xml:space="preserve">     escape isolation</ns0:t>
-                  </ns0:r>
-                </ns0:p>
-                <ns0:p>
-                  <ns0:pPr>
-                    <ns0:pStyle ns0:val="BodyText"/>
-                  </ns0:pPr>
-                  <ns0:r>
-                    <ns0:rPr>
-                      <ns0:b/>
-                      <ns0:bCs/>
-                    </ns0:rPr>
-                    <ns0:t xml:space="preserve">F</ns0:t>
-                  </ns0:r>
-                  <ns0:r>
-                    <ns0:t xml:space="preserve">     remember past times</ns0:t>
-                  </ns0:r>
-                </ns0:p>
-                <ns0:p>
-                  <ns0:pPr>
-                    <ns0:pStyle ns0:val="BodyText"/>
-                  </ns0:pPr>
-                  <ns0:r>
-                    <ns0:rPr>
-                      <ns0:b/>
-                      <ns0:bCs/>
-                    </ns0:rPr>
-                    <ns0:t xml:space="preserve">G</ns0:t>
-                  </ns0:r>
-                  <ns0:r>
-                    <ns0:t xml:space="preserve">     start a new hobby</ns0:t>
-                  </ns0:r>
-                </ns0:p>
-                <ns0:p>
-                  <ns0:pPr>
-                    <ns0:pStyle ns0:val="BodyText"/>
-                  </ns0:pPr>
-                  <ns0:r>
-                    <ns0:rPr>
-                      <ns0:b/>
-                      <ns0:bCs/>
-                    </ns0:rPr>
-                    <ns0:t xml:space="preserve">Volunteers</ns0:t>
-                  </ns0:r>
-                </ns0:p>
-                <ns0:p>
-                  <ns0:pPr>
-                    <ns0:pStyle ns0:val="BodyText"/>
-                  </ns0:pPr>
-                  <ns0:r>
-                    <ns0:rPr>
-                      <ns0:b/>
-                      <ns0:bCs/>
-                    </ns0:rPr>
-                    <ns0:t xml:space="preserve">15</ns0:t>
-                  </ns0:r>
-                  <ns0:r>
-                    <ns0:t xml:space="preserve">   Habib                   ………………</ns0:t>
-                  </ns0:r>
-                </ns0:p>
-                <ns0:p>
-                  <ns0:pPr>
-                    <ns0:pStyle ns0:val="BodyText"/>
-                  </ns0:pPr>
-                  <ns0:r>
-                    <ns0:rPr>
-                      <ns0:b/>
-                      <ns0:bCs/>
-                    </ns0:rPr>
-                    <ns0:t xml:space="preserve">16</ns0:t>
-                  </ns0:r>
-                  <ns0:r>
-                    <ns0:t xml:space="preserve">   Consuela              ………………</ns0:t>
-                  </ns0:r>
-                </ns0:p>
-                <ns0:p>
-                  <ns0:pPr>
-                    <ns0:pStyle ns0:val="BodyText"/>
-                  </ns0:pPr>
-                  <ns0:r>
-                    <ns0:rPr>
-                      <ns0:b/>
-                      <ns0:bCs/>
-                    </ns0:rPr>
-                    <ns0:t xml:space="preserve">17</ns0:t>
-                  </ns0:r>
-                  <ns0:r>
-                    <ns0:t xml:space="preserve">   Minh                    ………………</ns0:t>
-                  </ns0:r>
-                </ns0:p>
-                <ns0:p>
-                  <ns0:pPr>
-                    <ns0:pStyle ns0:val="BodyText"/>
-                  </ns0:pPr>
-                  <ns0:r>
-                    <ns0:rPr>
-                      <ns0:b/>
-                      <ns0:bCs/>
-                    </ns0:rPr>
-                    <ns0:t xml:space="preserve">18</ns0:t>
-                  </ns0:r>
-                  <ns0:r>
-                    <ns0:t xml:space="preserve">   Tanya                   ………………</ns0:t>
-                  </ns0:r>
-                </ns0:p>
-                <ns0:p>
-                  <ns0:pPr>
-                    <ns0:pStyle ns0:val="BodyText"/>
-                  </ns0:pPr>
-                  <ns0:r>
-                    <ns0:rPr>
-                      <ns0:b/>
-                      <ns0:bCs/>
-                    </ns0:rPr>
-                    <ns0:t xml:space="preserve">19</ns0:t>
-                  </ns0:r>
-                  <ns0:r>
-                    <ns0:t xml:space="preserve">   Alexei                   ………………</ns0:t>
-                  </ns0:r>
-                </ns0:p>
-                <ns0:p>
-                  <ns0:pPr>
-                    <ns0:pStyle ns0:val="BodyText"/>
-                  </ns0:pPr>
-                  <ns0:r>
-                    <ns0:rPr>
-                      <ns0:b/>
-                      <ns0:bCs/>
-                    </ns0:rPr>
-                    <ns0:t xml:space="preserve">20</ns0:t>
-                  </ns0:r>
-                  <ns0:r>
-                    <ns0:t xml:space="preserve">   Juba                      ………………</ns0:t>
+                    <ns0:t xml:space="preserve">Work still to be done</ns0:t>
                   </ns0:r>
                 </ns0:p>
               </ns0:tc>
             </ns0:tr>
-          </ns0:tbl>
-          <ns0:p/>
-          <ns0:tbl>
-            <ns0:tblPr>
-              <ns0:tblStyle ns0:val="CDListeningSectionContainer"/>
-              <ns0:tblW ns0:type="auto" ns0:w="0"/>
-              <ns0:tblLook ns0:firstRow="0" ns0:lastRow="0" ns0:firstColumn="0" ns0:lastColumn="0" ns0:noHBand="0" ns0:noVBand="0" ns0:val="0000"/>
-            </ns0:tblPr>
-            <ns0:tblGrid>
-              <ns0:gridCol ns0:w="7920"/>
-            </ns0:tblGrid>
             <ns0:tr>
               <ns0:tc>
                 <ns0:tcPr/>
@@ -606,615 +704,488 @@
                   <ns0:pPr>
                     <ns0:pStyle ns0:val="Compact"/>
                   </ns0:pPr>
+                  <ns0:r>
+                    <ns0:t xml:space="preserve">Introduce Giannetti’s book containing a </ns0:t>
+                  </ns0:r>
+                  <ns0:r>
+                    <ns0:rPr>
+                      <ns0:b/>
+                      <ns0:bCs/>
+                    </ns0:rPr>
+                    <ns0:t xml:space="preserve">21</ns0:t>
+                  </ns0:r>
+                  <ns0:r>
+                    <ns0:t xml:space="preserve">…………… of adaptations</ns0:t>
+                  </ns0:r>
+                </ns0:p>
+              </ns0:tc>
+              <ns0:tc>
+                <ns0:tcPr/>
+                <ns0:p>
+                  <ns0:pPr>
+                    <ns0:pStyle ns0:val="Compact"/>
+                  </ns0:pPr>
+                  <ns0:r>
+                    <ns0:t xml:space="preserve">Organise notes</ns0:t>
+                  </ns0:r>
                 </ns0:p>
               </ns0:tc>
             </ns0:tr>
-          </ns0:tbl>
-          <ns0:p/>
-          <ns0:tbl>
-            <ns0:tblPr>
-              <ns0:tblStyle ns0:val="CDListeningSectionContainer"/>
-              <ns0:tblW ns0:type="auto" ns0:w="0"/>
-              <ns0:tblLook ns0:firstRow="0" ns0:lastRow="0" ns0:firstColumn="0" ns0:lastColumn="0" ns0:noHBand="0" ns0:noVBand="0" ns0:val="0000"/>
-            </ns0:tblPr>
-            <ns0:tblGrid>
-              <ns0:gridCol ns0:w="7920"/>
-            </ns0:tblGrid>
             <ns0:tr>
               <ns0:tc>
                 <ns0:tcPr/>
                 <ns0:p>
                   <ns0:pPr>
-                    <ns0:pStyle ns0:val="Heading1"/>
-                  </ns0:pPr>
-                  <ns0:bookmarkStart ns0:id="16" ns0:name="section-3-question-21-30"/>
-                  <ns0:r>
-                    <ns0:t xml:space="preserve">SECTION 3 Question 21 – 30</ns0:t>
-                  </ns0:r>
-                  <ns0:bookmarkEnd ns0:id="16"/>
-                </ns0:p>
-                <ns0:p>
-                  <ns0:pPr>
-                    <ns0:pStyle ns0:val="Heading3"/>
-                  </ns0:pPr>
-                  <ns0:bookmarkStart ns0:id="17" ns0:name="questions-21-24"/>
-                  <ns0:r>
-                    <ns0:t xml:space="preserve">Questions 21 – 24</ns0:t>
-                  </ns0:r>
-                  <ns0:bookmarkEnd ns0:id="17"/>
-                </ns0:p>
-                <ns0:p>
-                  <ns0:pPr>
-                    <ns0:pStyle ns0:val="FirstParagraph"/>
+                    <ns0:pStyle ns0:val="Compact"/>
                   </ns0:pPr>
                   <ns0:r>
-                    <ns0:t xml:space="preserve">Complete the table below.</ns0:t>
-                  </ns0:r>
-                </ns0:p>
-                <ns0:p>
-                  <ns0:pPr>
-                    <ns0:pStyle ns0:val="BodyText"/>
-                  </ns0:pPr>
-                  <ns0:r>
-                    <ns0:rPr>
-                      <ns0:i/>
-                      <ns0:iCs/>
-                    </ns0:rPr>
-                    <ns0:t xml:space="preserve">Write </ns0:t>
+                    <ns0:t xml:space="preserve">Ask class to suggest the </ns0:t>
                   </ns0:r>
                   <ns0:r>
                     <ns0:rPr>
                       <ns0:b/>
                       <ns0:bCs/>
-                      <ns0:i/>
-                      <ns0:iCs/>
                     </ns0:rPr>
-                    <ns0:t xml:space="preserve">ONE WORD ONLY</ns0:t>
+                    <ns0:t xml:space="preserve">22</ns0:t>
                   </ns0:r>
                   <ns0:r>
-                    <ns0:rPr>
-                      <ns0:i/>
-                      <ns0:iCs/>
-                    </ns0:rPr>
-                    <ns0:t xml:space="preserve"> for each answer.</ns0:t>
+                    <ns0:t xml:space="preserve">……………. adaptations</ns0:t>
                   </ns0:r>
                 </ns0:p>
+              </ns0:tc>
+              <ns0:tc>
+                <ns0:tcPr/>
                 <ns0:p>
                   <ns0:pPr>
-                    <ns0:pStyle ns0:val="BodyText"/>
+                    <ns0:pStyle ns0:val="Compact"/>
                   </ns0:pPr>
+                  <ns0:r>
+                    <ns0:t xml:space="preserve">No further work needed</ns0:t>
+                  </ns0:r>
+                </ns0:p>
+              </ns0:tc>
+            </ns0:tr>
+            <ns0:tr>
+              <ns0:tc>
+                <ns0:tcPr/>
+                <ns0:p>
+                  <ns0:pPr>
+                    <ns0:pStyle ns0:val="Compact"/>
+                  </ns0:pPr>
+                  <ns0:r>
+                    <ns0:t xml:space="preserve">Present Rachel Malchow’s ideas</ns0:t>
+                  </ns0:r>
+                </ns0:p>
+              </ns0:tc>
+              <ns0:tc>
+                <ns0:tcPr/>
+                <ns0:p>
+                  <ns0:pPr>
+                    <ns0:pStyle ns0:val="Compact"/>
+                  </ns0:pPr>
+                  <ns0:r>
+                    <ns0:t xml:space="preserve">Prepare some </ns0:t>
+                  </ns0:r>
                   <ns0:r>
                     <ns0:rPr>
                       <ns0:b/>
                       <ns0:bCs/>
                     </ns0:rPr>
-                    <ns0:t xml:space="preserve">Presentation of film adaptations of Shakespeare’s plays</ns0:t>
+                    <ns0:t xml:space="preserve">23</ns0:t>
+                  </ns0:r>
+                  <ns0:r>
+                    <ns0:t xml:space="preserve">……………</ns0:t>
                   </ns0:r>
                 </ns0:p>
-                <ns0:tbl>
-                  <ns0:tblPr>
-                    <ns0:tblStyle ns0:val="CDVocabTable"/>
-                    <ns0:tblW ns0:type="dxa" ns0:w="9732"/>
-                    <ns0:tblLayout ns0:type="autofit"/>
-                    <ns0:tblLook ns0:firstRow="1" ns0:lastRow="0" ns0:firstColumn="0" ns0:lastColumn="0" ns0:noHBand="0" ns0:noVBand="0" ns0:val="0020"/>
-                    <ns0:tblInd ns0:type="dxa" ns0:w="240"/>
-                  </ns0:tblPr>
-                  <ns0:tblGrid>
-                    <ns0:gridCol ns0:w="4866"/>
-                    <ns0:gridCol ns0:w="4866"/>
-                  </ns0:tblGrid>
-                  <ns0:tr>
-                    <ns0:trPr>
-                      <ns0:tblHeader ns0:val="on"/>
-                    </ns0:trPr>
-                    <ns0:tc>
-                      <ns0:tcPr/>
-                      <ns0:p>
-                        <ns0:pPr>
-                          <ns0:pStyle ns0:val="Compact"/>
-                        </ns0:pPr>
-                        <ns0:r>
-                          <ns0:t xml:space="preserve">Stages of presentation</ns0:t>
-                        </ns0:r>
-                      </ns0:p>
-                    </ns0:tc>
-                    <ns0:tc>
-                      <ns0:tcPr/>
-                      <ns0:p>
-                        <ns0:pPr>
-                          <ns0:pStyle ns0:val="Compact"/>
-                        </ns0:pPr>
-                        <ns0:r>
-                          <ns0:t xml:space="preserve">Work still to be done</ns0:t>
-                        </ns0:r>
-                      </ns0:p>
-                    </ns0:tc>
-                  </ns0:tr>
-                  <ns0:tr>
-                    <ns0:tc>
-                      <ns0:tcPr/>
-                      <ns0:p>
-                        <ns0:pPr>
-                          <ns0:pStyle ns0:val="Compact"/>
-                        </ns0:pPr>
-                        <ns0:r>
-                          <ns0:t xml:space="preserve">Introduce Giannetti’s book containing a </ns0:t>
-                        </ns0:r>
-                        <ns0:r>
-                          <ns0:rPr>
-                            <ns0:b/>
-                            <ns0:bCs/>
-                          </ns0:rPr>
-                          <ns0:t xml:space="preserve">21</ns0:t>
-                        </ns0:r>
-                        <ns0:r>
-                          <ns0:t xml:space="preserve">…………… of adaptations</ns0:t>
-                        </ns0:r>
-                      </ns0:p>
-                    </ns0:tc>
-                    <ns0:tc>
-                      <ns0:tcPr/>
-                      <ns0:p>
-                        <ns0:pPr>
-                          <ns0:pStyle ns0:val="Compact"/>
-                        </ns0:pPr>
-                        <ns0:r>
-                          <ns0:t xml:space="preserve">Organise notes</ns0:t>
-                        </ns0:r>
-                      </ns0:p>
-                    </ns0:tc>
-                  </ns0:tr>
-                  <ns0:tr>
-                    <ns0:tc>
-                      <ns0:tcPr/>
-                      <ns0:p>
-                        <ns0:pPr>
-                          <ns0:pStyle ns0:val="Compact"/>
-                        </ns0:pPr>
-                        <ns0:r>
-                          <ns0:t xml:space="preserve">Ask class to suggest the </ns0:t>
-                        </ns0:r>
-                        <ns0:r>
-                          <ns0:rPr>
-                            <ns0:b/>
-                            <ns0:bCs/>
-                          </ns0:rPr>
-                          <ns0:t xml:space="preserve">22</ns0:t>
-                        </ns0:r>
-                        <ns0:r>
-                          <ns0:t xml:space="preserve">……………. adaptations</ns0:t>
-                        </ns0:r>
-                      </ns0:p>
-                    </ns0:tc>
-                    <ns0:tc>
-                      <ns0:tcPr/>
-                      <ns0:p>
-                        <ns0:pPr>
-                          <ns0:pStyle ns0:val="Compact"/>
-                        </ns0:pPr>
-                        <ns0:r>
-                          <ns0:t xml:space="preserve">No further work needed</ns0:t>
-                        </ns0:r>
-                      </ns0:p>
-                    </ns0:tc>
-                  </ns0:tr>
-                  <ns0:tr>
-                    <ns0:tc>
-                      <ns0:tcPr/>
-                      <ns0:p>
-                        <ns0:pPr>
-                          <ns0:pStyle ns0:val="Compact"/>
-                        </ns0:pPr>
-                        <ns0:r>
-                          <ns0:t xml:space="preserve">Present Rachel Malchow’s ideas</ns0:t>
-                        </ns0:r>
-                      </ns0:p>
-                    </ns0:tc>
-                    <ns0:tc>
-                      <ns0:tcPr/>
-                      <ns0:p>
-                        <ns0:pPr>
-                          <ns0:pStyle ns0:val="Compact"/>
-                        </ns0:pPr>
-                        <ns0:r>
-                          <ns0:t xml:space="preserve">Prepare some </ns0:t>
-                        </ns0:r>
-                        <ns0:r>
-                          <ns0:rPr>
-                            <ns0:b/>
-                            <ns0:bCs/>
-                          </ns0:rPr>
-                          <ns0:t xml:space="preserve">23</ns0:t>
-                        </ns0:r>
-                        <ns0:r>
-                          <ns0:t xml:space="preserve">……………</ns0:t>
-                        </ns0:r>
-                      </ns0:p>
-                    </ns0:tc>
-                  </ns0:tr>
-                  <ns0:tr>
-                    <ns0:tc>
-                      <ns0:tcPr/>
-                      <ns0:p>
-                        <ns0:pPr>
-                          <ns0:pStyle ns0:val="Compact"/>
-                        </ns0:pPr>
-                        <ns0:r>
-                          <ns0:t xml:space="preserve">Discuss relationship between adaptations and </ns0:t>
-                        </ns0:r>
-                        <ns0:r>
-                          <ns0:rPr>
-                            <ns0:b/>
-                            <ns0:bCs/>
-                          </ns0:rPr>
-                          <ns0:t xml:space="preserve">24</ns0:t>
-                        </ns0:r>
-                        <ns0:r>
-                          <ns0:t xml:space="preserve">………….. at the time of making the film</ns0:t>
-                        </ns0:r>
-                      </ns0:p>
-                    </ns0:tc>
-                    <ns0:tc>
-                      <ns0:tcPr/>
-                      <ns0:p>
-                        <ns0:pPr>
-                          <ns0:pStyle ns0:val="Compact"/>
-                        </ns0:pPr>
-                        <ns0:r>
-                          <ns0:t xml:space="preserve">No further work needed</ns0:t>
-                        </ns0:r>
-                      </ns0:p>
-                    </ns0:tc>
-                  </ns0:tr>
-                </ns0:tbl>
+              </ns0:tc>
+            </ns0:tr>
+            <ns0:tr>
+              <ns0:tc>
+                <ns0:tcPr/>
                 <ns0:p>
                   <ns0:pPr>
-                    <ns0:pStyle ns0:val="Heading3"/>
-                  </ns0:pPr>
-                  <ns0:bookmarkStart ns0:id="18" ns0:name="questions-25-30"/>
-                  <ns0:r>
-                    <ns0:t xml:space="preserve">Questions 25 – 30</ns0:t>
-                  </ns0:r>
-                  <ns0:bookmarkEnd ns0:id="18"/>
-                </ns0:p>
-                <ns0:p>
-                  <ns0:pPr>
-                    <ns0:pStyle ns0:val="FirstParagraph"/>
+                    <ns0:pStyle ns0:val="Compact"/>
                   </ns0:pPr>
                   <ns0:r>
-                    <ns0:t xml:space="preserve">What do the speakers say about each of the following films?</ns0:t>
-                  </ns0:r>
-                </ns0:p>
-                <ns0:p>
-                  <ns0:pPr>
-                    <ns0:pStyle ns0:val="BodyText"/>
-                  </ns0:pPr>
-                  <ns0:r>
-                    <ns0:rPr>
-                      <ns0:i/>
-                      <ns0:iCs/>
-                    </ns0:rPr>
-                    <ns0:t xml:space="preserve">Choose </ns0:t>
+                    <ns0:t xml:space="preserve">Discuss relationship between adaptations and </ns0:t>
                   </ns0:r>
                   <ns0:r>
                     <ns0:rPr>
                       <ns0:b/>
                       <ns0:bCs/>
-                      <ns0:i/>
-                      <ns0:iCs/>
                     </ns0:rPr>
-                    <ns0:t xml:space="preserve">SIX</ns0:t>
+                    <ns0:t xml:space="preserve">24</ns0:t>
                   </ns0:r>
                   <ns0:r>
-                    <ns0:rPr>
-                      <ns0:i/>
-                      <ns0:iCs/>
-                    </ns0:rPr>
-                    <ns0:t xml:space="preserve"> answers from the box and write the correct letter, </ns0:t>
-                  </ns0:r>
-                  <ns0:r>
-                    <ns0:rPr>
-                      <ns0:b/>
-                      <ns0:bCs/>
-                      <ns0:i/>
-                      <ns0:iCs/>
-                    </ns0:rPr>
-                    <ns0:t xml:space="preserve">A-G</ns0:t>
-                  </ns0:r>
-                  <ns0:r>
-                    <ns0:rPr>
-                      <ns0:i/>
-                      <ns0:iCs/>
-                    </ns0:rPr>
-                    <ns0:t xml:space="preserve">, next to questions 25-30.</ns0:t>
+                    <ns0:t xml:space="preserve">………….. at the time of making the film</ns0:t>
                   </ns0:r>
                 </ns0:p>
+              </ns0:tc>
+              <ns0:tc>
+                <ns0:tcPr/>
                 <ns0:p>
                   <ns0:pPr>
-                    <ns0:pStyle ns0:val="BodyText"/>
+                    <ns0:pStyle ns0:val="Compact"/>
                   </ns0:pPr>
                   <ns0:r>
-                    <ns0:rPr>
-                      <ns0:b/>
-                      <ns0:bCs/>
-                    </ns0:rPr>
-                    <ns0:t xml:space="preserve">Comments</ns0:t>
-                  </ns0:r>
-                </ns0:p>
-                <ns0:p>
-                  <ns0:pPr>
-                    <ns0:pStyle ns0:val="BodyText"/>
-                  </ns0:pPr>
-                  <ns0:r>
-                    <ns0:rPr>
-                      <ns0:b/>
-                      <ns0:bCs/>
-                    </ns0:rPr>
-                    <ns0:t xml:space="preserve">A</ns0:t>
-                  </ns0:r>
-                  <ns0:r>
-                    <ns0:t xml:space="preserve">     clearly shows the historical period</ns0:t>
-                  </ns0:r>
-                </ns0:p>
-                <ns0:p>
-                  <ns0:pPr>
-                    <ns0:pStyle ns0:val="BodyText"/>
-                  </ns0:pPr>
-                  <ns0:r>
-                    <ns0:rPr>
-                      <ns0:b/>
-                      <ns0:bCs/>
-                    </ns0:rPr>
-                    <ns0:t xml:space="preserve">B</ns0:t>
-                  </ns0:r>
-                  <ns0:r>
-                    <ns0:t xml:space="preserve">     contains only parts of the play</ns0:t>
-                  </ns0:r>
-                </ns0:p>
-                <ns0:p>
-                  <ns0:pPr>
-                    <ns0:pStyle ns0:val="BodyText"/>
-                  </ns0:pPr>
-                  <ns0:r>
-                    <ns0:rPr>
-                      <ns0:b/>
-                      <ns0:bCs/>
-                    </ns0:rPr>
-                    <ns0:t xml:space="preserve">C</ns0:t>
-                  </ns0:r>
-                  <ns0:r>
-                    <ns0:t xml:space="preserve">     is too similar to another kind of film</ns0:t>
-                  </ns0:r>
-                </ns0:p>
-                <ns0:p>
-                  <ns0:pPr>
-                    <ns0:pStyle ns0:val="BodyText"/>
-                  </ns0:pPr>
-                  <ns0:r>
-                    <ns0:rPr>
-                      <ns0:b/>
-                      <ns0:bCs/>
-                    </ns0:rPr>
-                    <ns0:t xml:space="preserve">D</ns0:t>
-                  </ns0:r>
-                  <ns0:r>
-                    <ns0:t xml:space="preserve">     turned out to be unpopular with audiences</ns0:t>
-                  </ns0:r>
-                </ns0:p>
-                <ns0:p>
-                  <ns0:pPr>
-                    <ns0:pStyle ns0:val="BodyText"/>
-                  </ns0:pPr>
-                  <ns0:r>
-                    <ns0:rPr>
-                      <ns0:b/>
-                      <ns0:bCs/>
-                    </ns0:rPr>
-                    <ns0:t xml:space="preserve">E</ns0:t>
-                  </ns0:r>
-                  <ns0:r>
-                    <ns0:t xml:space="preserve">     presents the play in a different period from the original</ns0:t>
-                  </ns0:r>
-                </ns0:p>
-                <ns0:p>
-                  <ns0:pPr>
-                    <ns0:pStyle ns0:val="BodyText"/>
-                  </ns0:pPr>
-                  <ns0:r>
-                    <ns0:rPr>
-                      <ns0:b/>
-                      <ns0:bCs/>
-                    </ns0:rPr>
-                    <ns0:t xml:space="preserve">F</ns0:t>
-                  </ns0:r>
-                  <ns0:r>
-                    <ns0:t xml:space="preserve">     sets the original in a different country</ns0:t>
-                  </ns0:r>
-                </ns0:p>
-                <ns0:p>
-                  <ns0:pPr>
-                    <ns0:pStyle ns0:val="BodyText"/>
-                  </ns0:pPr>
-                  <ns0:r>
-                    <ns0:rPr>
-                      <ns0:b/>
-                      <ns0:bCs/>
-                    </ns0:rPr>
-                    <ns0:t xml:space="preserve">G</ns0:t>
-                  </ns0:r>
-                  <ns0:r>
-                    <ns0:t xml:space="preserve">     incorporates a variety of art forms</ns0:t>
-                  </ns0:r>
-                </ns0:p>
-                <ns0:p>
-                  <ns0:pPr>
-                    <ns0:pStyle ns0:val="BodyText"/>
-                  </ns0:pPr>
-                  <ns0:r>
-                    <ns0:rPr>
-                      <ns0:b/>
-                      <ns0:bCs/>
-                    </ns0:rPr>
-                    <ns0:t xml:space="preserve">Films</ns0:t>
-                  </ns0:r>
-                </ns0:p>
-                <ns0:p>
-                  <ns0:pPr>
-                    <ns0:pStyle ns0:val="BodyText"/>
-                  </ns0:pPr>
-                  <ns0:r>
-                    <ns0:rPr>
-                      <ns0:b/>
-                      <ns0:bCs/>
-                    </ns0:rPr>
-                    <ns0:t xml:space="preserve">25</ns0:t>
-                  </ns0:r>
-                  <ns0:r>
-                    <ns0:t xml:space="preserve">   </ns0:t>
-                  </ns0:r>
-                  <ns0:r>
-                    <ns0:rPr>
-                      <ns0:i/>
-                      <ns0:iCs/>
-                    </ns0:rPr>
-                    <ns0:t xml:space="preserve">Ran</ns0:t>
-                  </ns0:r>
-                  <ns0:r>
-                    <ns0:t xml:space="preserve">                                             ……………</ns0:t>
-                  </ns0:r>
-                </ns0:p>
-                <ns0:p>
-                  <ns0:pPr>
-                    <ns0:pStyle ns0:val="BodyText"/>
-                  </ns0:pPr>
-                  <ns0:r>
-                    <ns0:rPr>
-                      <ns0:b/>
-                      <ns0:bCs/>
-                    </ns0:rPr>
-                    <ns0:t xml:space="preserve">26</ns0:t>
-                  </ns0:r>
-                  <ns0:r>
-                    <ns0:t xml:space="preserve">   </ns0:t>
-                  </ns0:r>
-                  <ns0:r>
-                    <ns0:rPr>
-                      <ns0:i/>
-                      <ns0:iCs/>
-                    </ns0:rPr>
-                    <ns0:t xml:space="preserve">Much Ado About Nothing</ns0:t>
-                  </ns0:r>
-                  <ns0:r>
-                    <ns0:t xml:space="preserve">      ……………</ns0:t>
-                  </ns0:r>
-                </ns0:p>
-                <ns0:p>
-                  <ns0:pPr>
-                    <ns0:pStyle ns0:val="BodyText"/>
-                  </ns0:pPr>
-                  <ns0:r>
-                    <ns0:rPr>
-                      <ns0:b/>
-                      <ns0:bCs/>
-                    </ns0:rPr>
-                    <ns0:t xml:space="preserve">27</ns0:t>
-                  </ns0:r>
-                  <ns0:r>
-                    <ns0:t xml:space="preserve">   </ns0:t>
-                  </ns0:r>
-                  <ns0:r>
-                    <ns0:rPr>
-                      <ns0:i/>
-                      <ns0:iCs/>
-                    </ns0:rPr>
-                    <ns0:t xml:space="preserve">Romeo &amp; Juliet</ns0:t>
-                  </ns0:r>
-                  <ns0:r>
-                    <ns0:t xml:space="preserve">                         ……………</ns0:t>
-                  </ns0:r>
-                </ns0:p>
-                <ns0:p>
-                  <ns0:pPr>
-                    <ns0:pStyle ns0:val="BodyText"/>
-                  </ns0:pPr>
-                  <ns0:r>
-                    <ns0:rPr>
-                      <ns0:b/>
-                      <ns0:bCs/>
-                    </ns0:rPr>
-                    <ns0:t xml:space="preserve">28</ns0:t>
-                  </ns0:r>
-                  <ns0:r>
-                    <ns0:t xml:space="preserve">   </ns0:t>
-                  </ns0:r>
-                  <ns0:r>
-                    <ns0:rPr>
-                      <ns0:i/>
-                      <ns0:iCs/>
-                    </ns0:rPr>
-                    <ns0:t xml:space="preserve">Hamlet</ns0:t>
-                  </ns0:r>
-                  <ns0:r>
-                    <ns0:t xml:space="preserve">                                       ……………</ns0:t>
-                  </ns0:r>
-                </ns0:p>
-                <ns0:p>
-                  <ns0:pPr>
-                    <ns0:pStyle ns0:val="BodyText"/>
-                  </ns0:pPr>
-                  <ns0:r>
-                    <ns0:rPr>
-                      <ns0:b/>
-                      <ns0:bCs/>
-                    </ns0:rPr>
-                    <ns0:t xml:space="preserve">29</ns0:t>
-                  </ns0:r>
-                  <ns0:r>
-                    <ns0:t xml:space="preserve">   </ns0:t>
-                  </ns0:r>
-                  <ns0:r>
-                    <ns0:rPr>
-                      <ns0:i/>
-                      <ns0:iCs/>
-                    </ns0:rPr>
-                    <ns0:t xml:space="preserve">Prospero’s Books</ns0:t>
-                  </ns0:r>
-                  <ns0:r>
-                    <ns0:t xml:space="preserve">                     ……………</ns0:t>
-                  </ns0:r>
-                </ns0:p>
-                <ns0:p>
-                  <ns0:pPr>
-                    <ns0:pStyle ns0:val="BodyText"/>
-                  </ns0:pPr>
-                  <ns0:r>
-                    <ns0:rPr>
-                      <ns0:b/>
-                      <ns0:bCs/>
-                    </ns0:rPr>
-                    <ns0:t xml:space="preserve">30</ns0:t>
-                  </ns0:r>
-                  <ns0:r>
-                    <ns0:t xml:space="preserve">   </ns0:t>
-                  </ns0:r>
-                  <ns0:r>
-                    <ns0:rPr>
-                      <ns0:i/>
-                      <ns0:iCs/>
-                    </ns0:rPr>
-                    <ns0:t xml:space="preserve">Looking for Richard</ns0:t>
-                  </ns0:r>
-                  <ns0:r>
-                    <ns0:t xml:space="preserve">                 ……………</ns0:t>
+                    <ns0:t xml:space="preserve">No further work needed</ns0:t>
                   </ns0:r>
                 </ns0:p>
               </ns0:tc>
             </ns0:tr>
           </ns0:tbl>
-          <ns0:p/>
+          <ns0:p>
+            <ns0:pPr>
+              <ns0:pStyle ns0:val="Heading3"/>
+            </ns0:pPr>
+            <ns0:bookmarkStart ns0:id="18" ns0:name="questions-25-30"/>
+            <ns0:r>
+              <ns0:t xml:space="preserve">Questions 25 – 30</ns0:t>
+            </ns0:r>
+            <ns0:bookmarkEnd ns0:id="18"/>
+          </ns0:p>
+          <ns0:p>
+            <ns0:pPr>
+              <ns0:pStyle ns0:val="FirstParagraph"/>
+            </ns0:pPr>
+            <ns0:r>
+              <ns0:t xml:space="preserve">What do the speakers say about each of the following films?</ns0:t>
+            </ns0:r>
+          </ns0:p>
+          <ns0:p>
+            <ns0:pPr>
+              <ns0:pStyle ns0:val="BodyText"/>
+            </ns0:pPr>
+            <ns0:r>
+              <ns0:rPr>
+                <ns0:i/>
+                <ns0:iCs/>
+              </ns0:rPr>
+              <ns0:t xml:space="preserve">Choose </ns0:t>
+            </ns0:r>
+            <ns0:r>
+              <ns0:rPr>
+                <ns0:b/>
+                <ns0:bCs/>
+                <ns0:i/>
+                <ns0:iCs/>
+              </ns0:rPr>
+              <ns0:t xml:space="preserve">SIX</ns0:t>
+            </ns0:r>
+            <ns0:r>
+              <ns0:rPr>
+                <ns0:i/>
+                <ns0:iCs/>
+              </ns0:rPr>
+              <ns0:t xml:space="preserve"> answers from the box and write the correct letter, </ns0:t>
+            </ns0:r>
+            <ns0:r>
+              <ns0:rPr>
+                <ns0:b/>
+                <ns0:bCs/>
+                <ns0:i/>
+                <ns0:iCs/>
+              </ns0:rPr>
+              <ns0:t xml:space="preserve">A-G</ns0:t>
+            </ns0:r>
+            <ns0:r>
+              <ns0:rPr>
+                <ns0:i/>
+                <ns0:iCs/>
+              </ns0:rPr>
+              <ns0:t xml:space="preserve">, next to questions 25-30.</ns0:t>
+            </ns0:r>
+          </ns0:p>
+          <ns0:p>
+            <ns0:pPr>
+              <ns0:pStyle ns0:val="BodyText"/>
+            </ns0:pPr>
+            <ns0:r>
+              <ns0:rPr>
+                <ns0:b/>
+                <ns0:bCs/>
+              </ns0:rPr>
+              <ns0:t xml:space="preserve">Comments</ns0:t>
+            </ns0:r>
+          </ns0:p>
+          <ns0:p>
+            <ns0:pPr>
+              <ns0:pStyle ns0:val="BodyText"/>
+            </ns0:pPr>
+            <ns0:r>
+              <ns0:rPr>
+                <ns0:b/>
+                <ns0:bCs/>
+              </ns0:rPr>
+              <ns0:t xml:space="preserve">A</ns0:t>
+            </ns0:r>
+            <ns0:r>
+              <ns0:t xml:space="preserve">     clearly shows the historical period</ns0:t>
+            </ns0:r>
+          </ns0:p>
+          <ns0:p>
+            <ns0:pPr>
+              <ns0:pStyle ns0:val="BodyText"/>
+            </ns0:pPr>
+            <ns0:r>
+              <ns0:rPr>
+                <ns0:b/>
+                <ns0:bCs/>
+              </ns0:rPr>
+              <ns0:t xml:space="preserve">B</ns0:t>
+            </ns0:r>
+            <ns0:r>
+              <ns0:t xml:space="preserve">     contains only parts of the play</ns0:t>
+            </ns0:r>
+          </ns0:p>
+          <ns0:p>
+            <ns0:pPr>
+              <ns0:pStyle ns0:val="BodyText"/>
+            </ns0:pPr>
+            <ns0:r>
+              <ns0:rPr>
+                <ns0:b/>
+                <ns0:bCs/>
+              </ns0:rPr>
+              <ns0:t xml:space="preserve">C</ns0:t>
+            </ns0:r>
+            <ns0:r>
+              <ns0:t xml:space="preserve">     is too similar to another kind of film</ns0:t>
+            </ns0:r>
+          </ns0:p>
+          <ns0:p>
+            <ns0:pPr>
+              <ns0:pStyle ns0:val="BodyText"/>
+            </ns0:pPr>
+            <ns0:r>
+              <ns0:rPr>
+                <ns0:b/>
+                <ns0:bCs/>
+              </ns0:rPr>
+              <ns0:t xml:space="preserve">D</ns0:t>
+            </ns0:r>
+            <ns0:r>
+              <ns0:t xml:space="preserve">     turned out to be unpopular with audiences</ns0:t>
+            </ns0:r>
+          </ns0:p>
+          <ns0:p>
+            <ns0:pPr>
+              <ns0:pStyle ns0:val="BodyText"/>
+            </ns0:pPr>
+            <ns0:r>
+              <ns0:rPr>
+                <ns0:b/>
+                <ns0:bCs/>
+              </ns0:rPr>
+              <ns0:t xml:space="preserve">E</ns0:t>
+            </ns0:r>
+            <ns0:r>
+              <ns0:t xml:space="preserve">     presents the play in a different period from the original</ns0:t>
+            </ns0:r>
+          </ns0:p>
+          <ns0:p>
+            <ns0:pPr>
+              <ns0:pStyle ns0:val="BodyText"/>
+            </ns0:pPr>
+            <ns0:r>
+              <ns0:rPr>
+                <ns0:b/>
+                <ns0:bCs/>
+              </ns0:rPr>
+              <ns0:t xml:space="preserve">F</ns0:t>
+            </ns0:r>
+            <ns0:r>
+              <ns0:t xml:space="preserve">     sets the original in a different country</ns0:t>
+            </ns0:r>
+          </ns0:p>
+          <ns0:p>
+            <ns0:pPr>
+              <ns0:pStyle ns0:val="BodyText"/>
+            </ns0:pPr>
+            <ns0:r>
+              <ns0:rPr>
+                <ns0:b/>
+                <ns0:bCs/>
+              </ns0:rPr>
+              <ns0:t xml:space="preserve">G</ns0:t>
+            </ns0:r>
+            <ns0:r>
+              <ns0:t xml:space="preserve">     incorporates a variety of art forms</ns0:t>
+            </ns0:r>
+          </ns0:p>
+          <ns0:p>
+            <ns0:pPr>
+              <ns0:pStyle ns0:val="BodyText"/>
+            </ns0:pPr>
+            <ns0:r>
+              <ns0:rPr>
+                <ns0:b/>
+                <ns0:bCs/>
+              </ns0:rPr>
+              <ns0:t xml:space="preserve">Films</ns0:t>
+            </ns0:r>
+          </ns0:p>
+          <ns0:p>
+            <ns0:pPr>
+              <ns0:pStyle ns0:val="BodyText"/>
+            </ns0:pPr>
+            <ns0:r>
+              <ns0:rPr>
+                <ns0:b/>
+                <ns0:bCs/>
+              </ns0:rPr>
+              <ns0:t xml:space="preserve">25</ns0:t>
+            </ns0:r>
+            <ns0:r>
+              <ns0:t xml:space="preserve">   </ns0:t>
+            </ns0:r>
+            <ns0:r>
+              <ns0:rPr>
+                <ns0:i/>
+                <ns0:iCs/>
+              </ns0:rPr>
+              <ns0:t xml:space="preserve">Ran</ns0:t>
+            </ns0:r>
+            <ns0:r>
+              <ns0:t xml:space="preserve">                                             ……………</ns0:t>
+            </ns0:r>
+          </ns0:p>
+          <ns0:p>
+            <ns0:pPr>
+              <ns0:pStyle ns0:val="BodyText"/>
+            </ns0:pPr>
+            <ns0:r>
+              <ns0:rPr>
+                <ns0:b/>
+                <ns0:bCs/>
+              </ns0:rPr>
+              <ns0:t xml:space="preserve">26</ns0:t>
+            </ns0:r>
+            <ns0:r>
+              <ns0:t xml:space="preserve">   </ns0:t>
+            </ns0:r>
+            <ns0:r>
+              <ns0:rPr>
+                <ns0:i/>
+                <ns0:iCs/>
+              </ns0:rPr>
+              <ns0:t xml:space="preserve">Much Ado About Nothing</ns0:t>
+            </ns0:r>
+            <ns0:r>
+              <ns0:t xml:space="preserve">      ……………</ns0:t>
+            </ns0:r>
+          </ns0:p>
+          <ns0:p>
+            <ns0:pPr>
+              <ns0:pStyle ns0:val="BodyText"/>
+            </ns0:pPr>
+            <ns0:r>
+              <ns0:rPr>
+                <ns0:b/>
+                <ns0:bCs/>
+              </ns0:rPr>
+              <ns0:t xml:space="preserve">27</ns0:t>
+            </ns0:r>
+            <ns0:r>
+              <ns0:t xml:space="preserve">   </ns0:t>
+            </ns0:r>
+            <ns0:r>
+              <ns0:rPr>
+                <ns0:i/>
+                <ns0:iCs/>
+              </ns0:rPr>
+              <ns0:t xml:space="preserve">Romeo &amp; Juliet</ns0:t>
+            </ns0:r>
+            <ns0:r>
+              <ns0:t xml:space="preserve">                         ……………</ns0:t>
+            </ns0:r>
+          </ns0:p>
+          <ns0:p>
+            <ns0:pPr>
+              <ns0:pStyle ns0:val="BodyText"/>
+            </ns0:pPr>
+            <ns0:r>
+              <ns0:rPr>
+                <ns0:b/>
+                <ns0:bCs/>
+              </ns0:rPr>
+              <ns0:t xml:space="preserve">28</ns0:t>
+            </ns0:r>
+            <ns0:r>
+              <ns0:t xml:space="preserve">   </ns0:t>
+            </ns0:r>
+            <ns0:r>
+              <ns0:rPr>
+                <ns0:i/>
+                <ns0:iCs/>
+              </ns0:rPr>
+              <ns0:t xml:space="preserve">Hamlet</ns0:t>
+            </ns0:r>
+            <ns0:r>
+              <ns0:t xml:space="preserve">                                       ……………</ns0:t>
+            </ns0:r>
+          </ns0:p>
+          <ns0:p>
+            <ns0:pPr>
+              <ns0:pStyle ns0:val="BodyText"/>
+            </ns0:pPr>
+            <ns0:r>
+              <ns0:rPr>
+                <ns0:b/>
+                <ns0:bCs/>
+              </ns0:rPr>
+              <ns0:t xml:space="preserve">29</ns0:t>
+            </ns0:r>
+            <ns0:r>
+              <ns0:t xml:space="preserve">   </ns0:t>
+            </ns0:r>
+            <ns0:r>
+              <ns0:rPr>
+                <ns0:i/>
+                <ns0:iCs/>
+              </ns0:rPr>
+              <ns0:t xml:space="preserve">Prospero’s Books</ns0:t>
+            </ns0:r>
+            <ns0:r>
+              <ns0:t xml:space="preserve">                     ……………</ns0:t>
+            </ns0:r>
+          </ns0:p>
+          <ns0:p>
+            <ns0:pPr>
+              <ns0:pStyle ns0:val="BodyText"/>
+            </ns0:pPr>
+            <ns0:r>
+              <ns0:rPr>
+                <ns0:b/>
+                <ns0:bCs/>
+              </ns0:rPr>
+              <ns0:t xml:space="preserve">30</ns0:t>
+            </ns0:r>
+            <ns0:r>
+              <ns0:t xml:space="preserve">   </ns0:t>
+            </ns0:r>
+            <ns0:r>
+              <ns0:rPr>
+                <ns0:i/>
+                <ns0:iCs/>
+              </ns0:rPr>
+              <ns0:t xml:space="preserve">Looking for Richard</ns0:t>
+            </ns0:r>
+            <ns0:r>
+              <ns0:t xml:space="preserve">                 ……………</ns0:t>
+            </ns0:r>
+          </ns0:p>
         </ns0:tc>
       </ns0:tr>
     </ns0:tbl>
+    <ns0:p>
+      <ns0:pPr>
+        <ns0:pStyle ns0:val="BodyText"/>
+      </ns0:pPr>
+      <ns0:r>
+        <ns0:t xml:space="preserve">:::</ns0:t>
+      </ns0:r>
+    </ns0:p>
     <ns0:bookmarkStart ns0:id="27" ns0:name="phần-1-section-2"/>
     <ns0:p>
       <ns0:pPr>
@@ -3702,10 +3673,6 @@
         <ns0:pStyle ns0:val="CDSection"/>
       </ns0:pPr>
       <ns0:r>
-        <ns0:rPr>
-          <ns0:b/>
-          <ns0:bCs/>
-        </ns0:rPr>
         <ns0:t xml:space="preserve">SECTION 2</ns0:t>
       </ns0:r>
     </ns0:p>
@@ -4020,10 +3987,6 @@
         <ns0:pStyle ns0:val="CDSection"/>
       </ns0:pPr>
       <ns0:r>
-        <ns0:rPr>
-          <ns0:b/>
-          <ns0:bCs/>
-        </ns0:rPr>
         <ns0:t xml:space="preserve">SECTION 3</ns0:t>
       </ns0:r>
     </ns0:p>

--- a/chuyenDe/LS/docx/rawls7/Listening/Level2/W8.docx
+++ b/chuyenDe/LS/docx/rawls7/Listening/Level2/W8.docx
@@ -3670,7 +3670,7 @@
     </ns0:p>
     <ns0:p>
       <ns0:pPr>
-        <ns0:pStyle ns0:val="CDSection"/>
+        <ns0:pStyle ns0:val="CDTranscriptSection"/>
       </ns0:pPr>
       <ns0:r>
         <ns0:t xml:space="preserve">SECTION 2</ns0:t>
@@ -3678,7 +3678,7 @@
     </ns0:p>
     <ns0:p>
       <ns0:pPr>
-        <ns0:pStyle ns0:val="CDSection"/>
+        <ns0:pStyle ns0:val="CDTranscriptContent"/>
       </ns0:pPr>
       <ns0:r>
         <ns0:t xml:space="preserve">Good morning. My name’s Lucy Crittenden, and I’m the Director of Operations for an organisation that arranges volunteering in this part of the country. I’m hoping I can persuade one or two of you to become volunteers yourselves. Let me start by briefly explaining what we mean by volunteering.</ns0:t>
@@ -3686,7 +3686,7 @@
     </ns0:p>
     <ns0:p>
       <ns0:pPr>
-        <ns0:pStyle ns0:val="CDSection"/>
+        <ns0:pStyle ns0:val="CDTranscriptContent"/>
       </ns0:pPr>
       <ns0:r>
         <ns0:t xml:space="preserve">Volunteers are teenagers and adults who choose to spend some time, unpaid, helping other people in some way. Most volunteers devote two or three hours to this every week, while a few do much more. The people they help may have physical or behavioural difficulties, for example.</ns0:t>
@@ -3694,7 +3694,7 @@
     </ns0:p>
     <ns0:p>
       <ns0:pPr>
-        <ns0:pStyle ns0:val="CDSection"/>
+        <ns0:pStyle ns0:val="CDTranscriptContent"/>
       </ns0:pPr>
       <ns0:r>
         <ns0:t xml:space="preserve">Volunteers can do all sorts of things, depending on their own abilities and interests. If they’re supporting a family that’s struggling, for example, they may be able to give them tips on cooking, or recommend how to plan their budget or how to shop sensibly on their income. They might even do (</ns0:t>
@@ -3742,7 +3742,7 @@
     </ns0:p>
     <ns0:p>
       <ns0:pPr>
-        <ns0:pStyle ns0:val="CDSection"/>
+        <ns0:pStyle ns0:val="CDTranscriptContent"/>
       </ns0:pPr>
       <ns0:r>
         <ns0:t xml:space="preserve">The benefit from volunteering isn’t only for the people being helped. Volunteers also gain from it: they’re using their skills to cope with somebody’s mental or physical ill health, and (</ns0:t>
@@ -3790,7 +3790,7 @@
     </ns0:p>
     <ns0:p>
       <ns0:pPr>
-        <ns0:pStyle ns0:val="CDSection"/>
+        <ns0:pStyle ns0:val="CDTranscriptContent"/>
       </ns0:pPr>
       <ns0:r>
         <ns0:t xml:space="preserve">Now I’d like to tell you what some of our volunteers have said about what they do, to give you an idea of the range of ways in which they can help people.</ns0:t>
@@ -3798,7 +3798,7 @@
     </ns0:p>
     <ns0:p>
       <ns0:pPr>
-        <ns0:pStyle ns0:val="CDSection"/>
+        <ns0:pStyle ns0:val="CDTranscriptContent"/>
       </ns0:pPr>
       <ns0:r>
         <ns0:t xml:space="preserve">Habib supports an elderly lady who’s beginning to show signs of dementia. Once a week they, along with other elderly people, go to the local community centre, where a group of people come in and sing. The songs (</ns0:t>
@@ -3826,7 +3826,7 @@
     </ns0:p>
     <ns0:p>
       <ns0:pPr>
-        <ns0:pStyle ns0:val="CDSection"/>
+        <ns0:pStyle ns0:val="CDTranscriptContent"/>
       </ns0:pPr>
       <ns0:r>
         <ns0:t xml:space="preserve">Our volunteer Consuela is an amazing woman. (</ns0:t>
@@ -3864,7 +3864,7 @@
     </ns0:p>
     <ns0:p>
       <ns0:pPr>
-        <ns0:pStyle ns0:val="CDSection"/>
+        <ns0:pStyle ns0:val="CDTranscriptContent"/>
       </ns0:pPr>
       <ns0:r>
         <ns0:t xml:space="preserve">Minh visits a young man who lives alone and can’t leave his home on his own, so he hardly ever saw anyone. But together (</ns0:t>
@@ -3892,7 +3892,7 @@
     </ns0:p>
     <ns0:p>
       <ns0:pPr>
-        <ns0:pStyle ns0:val="CDSection"/>
+        <ns0:pStyle ns0:val="CDTranscriptContent"/>
       </ns0:pPr>
       <ns0:r>
         <ns0:t xml:space="preserve">Tanya visits an elderly woman once a week. When the woman found out that Tanya is a professional dressmaker, she got interested. Tanya showed her some soft toys she’d made, and (</ns0:t>
@@ -3920,7 +3920,7 @@
     </ns0:p>
     <ns0:p>
       <ns0:pPr>
-        <ns0:pStyle ns0:val="CDSection"/>
+        <ns0:pStyle ns0:val="CDTranscriptContent"/>
       </ns0:pPr>
       <ns0:r>
         <ns0:t xml:space="preserve">Alexei is a volunteer with a family that faces a number of difficulties. By calmly talking over possible solutions with family members, he’s helping them to realise that they aren’t helpless, and that (</ns0:t>
@@ -3948,7 +3948,7 @@
     </ns0:p>
     <ns0:p>
       <ns0:pPr>
-        <ns0:pStyle ns0:val="CDSection"/>
+        <ns0:pStyle ns0:val="CDTranscriptContent"/>
       </ns0:pPr>
       <ns0:r>
         <ns0:t xml:space="preserve">And the last volunteer I’ll mention, though there are plenty more, is Juba. She volunteers with a teenage girl with learning difficulties, who wasn’t very good at talking to other people. Juba’s worked very patiently with her, (</ns0:t>
@@ -3976,7 +3976,7 @@
     </ns0:p>
     <ns0:p>
       <ns0:pPr>
-        <ns0:pStyle ns0:val="CDSection"/>
+        <ns0:pStyle ns0:val="CDTranscriptContent"/>
       </ns0:pPr>
       <ns0:r>
         <ns0:t xml:space="preserve">OK, I hope that’s given you an idea of what volunteering is all about. Now I’d like …</ns0:t>
@@ -3984,7 +3984,7 @@
     </ns0:p>
     <ns0:p>
       <ns0:pPr>
-        <ns0:pStyle ns0:val="CDSection"/>
+        <ns0:pStyle ns0:val="CDTranscriptSection"/>
       </ns0:pPr>
       <ns0:r>
         <ns0:t xml:space="preserve">SECTION 3</ns0:t>
@@ -6348,6 +6348,31 @@
       <w:sz w:val="28"/>
     </w:rPr>
   </w:style>
+  <w:style w:styleId="CDTranscriptSection" w:type="paragraph">
+    <w:name w:val="CD Transcript Section"/>
+    <w:basedOn w:val="Normal"/>
+    <w:qFormat/>
+    <w:pPr>
+      <w:spacing w:after="80" w:before="160"/>
+    </w:pPr>
+    <w:rPr>
+      <w:rFonts w:ascii="Latin Modern Sans" w:cs="Latin Modern Sans" w:hAnsi="Latin Modern Sans"/>
+      <w:color w:val="1F4E79"/>
+      <w:sz w:val="24"/>
+    </w:rPr>
+  </w:style>
+  <w:style w:styleId="CDTranscriptContent" w:type="paragraph">
+    <w:name w:val="CD Transcript Content"/>
+    <w:basedOn w:val="Normal"/>
+    <w:qFormat/>
+    <w:pPr>
+      <w:spacing w:after="120" w:before="0"/>
+    </w:pPr>
+    <w:rPr>
+      <w:rFonts w:ascii="Georgia" w:cs="Georgia" w:hAnsi="Georgia"/>
+      <w:sz w:val="24"/>
+    </w:rPr>
+  </w:style>
   <w:style w:type="paragraph" w:customStyle="1" w:styleId="SourceCode">
     <w:name w:val="Source Code"/>
     <w:basedOn w:val="Normal"/>

--- a/chuyenDe/LS/docx/rawls7/Listening/Level2/W8.docx
+++ b/chuyenDe/LS/docx/rawls7/Listening/Level2/W8.docx
@@ -5205,30 +5205,1088 @@
             <ns0:pPr>
               <ns0:pStyle ns0:val="Compact"/>
             </ns0:pPr>
-          </ns0:p>
-        </ns0:tc>
-        <ns0:tc>
-          <ns0:tcPr/>
-          <ns0:p>
-            <ns0:pPr>
-              <ns0:pStyle ns0:val="Compact"/>
-            </ns0:pPr>
-          </ns0:p>
-        </ns0:tc>
-        <ns0:tc>
-          <ns0:tcPr/>
-          <ns0:p>
-            <ns0:pPr>
-              <ns0:pStyle ns0:val="Compact"/>
-            </ns0:pPr>
-          </ns0:p>
-        </ns0:tc>
-        <ns0:tc>
-          <ns0:tcPr/>
-          <ns0:p>
-            <ns0:pPr>
-              <ns0:pStyle ns0:val="Compact"/>
-            </ns0:pPr>
+            <ns0:r>
+              <ns0:t xml:space="preserve">volunteering (n)</ns0:t>
+            </ns0:r>
+          </ns0:p>
+        </ns0:tc>
+        <ns0:tc>
+          <ns0:tcPr/>
+          <ns0:p>
+            <ns0:pPr>
+              <ns0:pStyle ns0:val="Compact"/>
+            </ns0:pPr>
+            <ns0:r>
+              <ns0:t xml:space="preserve">/ˌvɒl.ənˈtɪə.rɪŋ/</ns0:t>
+            </ns0:r>
+          </ns0:p>
+        </ns0:tc>
+        <ns0:tc>
+          <ns0:tcPr/>
+          <ns0:p>
+            <ns0:pPr>
+              <ns0:pStyle ns0:val="Compact"/>
+            </ns0:pPr>
+            <ns0:r>
+              <ns0:t xml:space="preserve">working for an organisation without being paid (hoạt động tình nguyện)</ns0:t>
+            </ns0:r>
+          </ns0:p>
+        </ns0:tc>
+        <ns0:tc>
+          <ns0:tcPr/>
+          <ns0:p>
+            <ns0:pPr>
+              <ns0:pStyle ns0:val="Compact"/>
+            </ns0:pPr>
+            <ns0:r>
+              <ns0:t xml:space="preserve">Let me explain what we mean by</ns0:t>
+            </ns0:r>
+            <ns0:r>
+              <ns0:t xml:space="preserve"> </ns0:t>
+            </ns0:r>
+            <ns0:r>
+              <ns0:rPr>
+                <ns0:b/>
+                <ns0:bCs/>
+              </ns0:rPr>
+              <ns0:t xml:space="preserve">volunteering</ns0:t>
+            </ns0:r>
+            <ns0:r>
+              <ns0:t xml:space="preserve">.</ns0:t>
+            </ns0:r>
+          </ns0:p>
+        </ns0:tc>
+      </ns0:tr>
+      <ns0:tr>
+        <ns0:tc>
+          <ns0:tcPr/>
+          <ns0:p>
+            <ns0:pPr>
+              <ns0:pStyle ns0:val="Compact"/>
+            </ns0:pPr>
+            <ns0:r>
+              <ns0:t xml:space="preserve">persuade (v)</ns0:t>
+            </ns0:r>
+          </ns0:p>
+        </ns0:tc>
+        <ns0:tc>
+          <ns0:tcPr/>
+          <ns0:p>
+            <ns0:pPr>
+              <ns0:pStyle ns0:val="Compact"/>
+            </ns0:pPr>
+            <ns0:r>
+              <ns0:t xml:space="preserve">/pəˈsweɪd/</ns0:t>
+            </ns0:r>
+          </ns0:p>
+        </ns0:tc>
+        <ns0:tc>
+          <ns0:tcPr/>
+          <ns0:p>
+            <ns0:pPr>
+              <ns0:pStyle ns0:val="Compact"/>
+            </ns0:pPr>
+            <ns0:r>
+              <ns0:t xml:space="preserve">to make someone agree to do something by giving reasons (thuyết phục)</ns0:t>
+            </ns0:r>
+          </ns0:p>
+        </ns0:tc>
+        <ns0:tc>
+          <ns0:tcPr/>
+          <ns0:p>
+            <ns0:pPr>
+              <ns0:pStyle ns0:val="Compact"/>
+            </ns0:pPr>
+            <ns0:r>
+              <ns0:t xml:space="preserve">I’m hoping I can</ns0:t>
+            </ns0:r>
+            <ns0:r>
+              <ns0:t xml:space="preserve"> </ns0:t>
+            </ns0:r>
+            <ns0:r>
+              <ns0:rPr>
+                <ns0:b/>
+                <ns0:bCs/>
+              </ns0:rPr>
+              <ns0:t xml:space="preserve">persuade</ns0:t>
+            </ns0:r>
+            <ns0:r>
+              <ns0:t xml:space="preserve"> </ns0:t>
+            </ns0:r>
+            <ns0:r>
+              <ns0:t xml:space="preserve">you to become volunteers.</ns0:t>
+            </ns0:r>
+          </ns0:p>
+        </ns0:tc>
+      </ns0:tr>
+      <ns0:tr>
+        <ns0:tc>
+          <ns0:tcPr/>
+          <ns0:p>
+            <ns0:pPr>
+              <ns0:pStyle ns0:val="Compact"/>
+            </ns0:pPr>
+            <ns0:r>
+              <ns0:t xml:space="preserve">devote (v)</ns0:t>
+            </ns0:r>
+          </ns0:p>
+        </ns0:tc>
+        <ns0:tc>
+          <ns0:tcPr/>
+          <ns0:p>
+            <ns0:pPr>
+              <ns0:pStyle ns0:val="Compact"/>
+            </ns0:pPr>
+            <ns0:r>
+              <ns0:t xml:space="preserve">/dɪˈvəʊt/</ns0:t>
+            </ns0:r>
+          </ns0:p>
+        </ns0:tc>
+        <ns0:tc>
+          <ns0:tcPr/>
+          <ns0:p>
+            <ns0:pPr>
+              <ns0:pStyle ns0:val="Compact"/>
+            </ns0:pPr>
+            <ns0:r>
+              <ns0:t xml:space="preserve">to give time or effort completely to something (cống hiến, dành thời gian cho)</ns0:t>
+            </ns0:r>
+          </ns0:p>
+        </ns0:tc>
+        <ns0:tc>
+          <ns0:tcPr/>
+          <ns0:p>
+            <ns0:pPr>
+              <ns0:pStyle ns0:val="Compact"/>
+            </ns0:pPr>
+            <ns0:r>
+              <ns0:t xml:space="preserve">Most volunteers</ns0:t>
+            </ns0:r>
+            <ns0:r>
+              <ns0:t xml:space="preserve"> </ns0:t>
+            </ns0:r>
+            <ns0:r>
+              <ns0:rPr>
+                <ns0:b/>
+                <ns0:bCs/>
+              </ns0:rPr>
+              <ns0:t xml:space="preserve">devote</ns0:t>
+            </ns0:r>
+            <ns0:r>
+              <ns0:t xml:space="preserve"> </ns0:t>
+            </ns0:r>
+            <ns0:r>
+              <ns0:t xml:space="preserve">two or three hours every week.</ns0:t>
+            </ns0:r>
+          </ns0:p>
+        </ns0:tc>
+      </ns0:tr>
+      <ns0:tr>
+        <ns0:tc>
+          <ns0:tcPr/>
+          <ns0:p>
+            <ns0:pPr>
+              <ns0:pStyle ns0:val="Compact"/>
+            </ns0:pPr>
+            <ns0:r>
+              <ns0:t xml:space="preserve">budget (n)</ns0:t>
+            </ns0:r>
+          </ns0:p>
+        </ns0:tc>
+        <ns0:tc>
+          <ns0:tcPr/>
+          <ns0:p>
+            <ns0:pPr>
+              <ns0:pStyle ns0:val="Compact"/>
+            </ns0:pPr>
+            <ns0:r>
+              <ns0:t xml:space="preserve">/ˈbʌdʒ.ɪt/</ns0:t>
+            </ns0:r>
+          </ns0:p>
+        </ns0:tc>
+        <ns0:tc>
+          <ns0:tcPr/>
+          <ns0:p>
+            <ns0:pPr>
+              <ns0:pStyle ns0:val="Compact"/>
+            </ns0:pPr>
+            <ns0:r>
+              <ns0:t xml:space="preserve">a plan showing how much money you have and how to spend it (ngân sách)</ns0:t>
+            </ns0:r>
+          </ns0:p>
+        </ns0:tc>
+        <ns0:tc>
+          <ns0:tcPr/>
+          <ns0:p>
+            <ns0:pPr>
+              <ns0:pStyle ns0:val="Compact"/>
+            </ns0:pPr>
+            <ns0:r>
+              <ns0:t xml:space="preserve">They may recommend how to plan their</ns0:t>
+            </ns0:r>
+            <ns0:r>
+              <ns0:t xml:space="preserve"> </ns0:t>
+            </ns0:r>
+            <ns0:r>
+              <ns0:rPr>
+                <ns0:b/>
+                <ns0:bCs/>
+              </ns0:rPr>
+              <ns0:t xml:space="preserve">budget</ns0:t>
+            </ns0:r>
+            <ns0:r>
+              <ns0:t xml:space="preserve">.</ns0:t>
+            </ns0:r>
+          </ns0:p>
+        </ns0:tc>
+      </ns0:tr>
+      <ns0:tr>
+        <ns0:tc>
+          <ns0:tcPr/>
+          <ns0:p>
+            <ns0:pPr>
+              <ns0:pStyle ns0:val="Compact"/>
+            </ns0:pPr>
+            <ns0:r>
+              <ns0:t xml:space="preserve">sensibly (adv)</ns0:t>
+            </ns0:r>
+          </ns0:p>
+        </ns0:tc>
+        <ns0:tc>
+          <ns0:tcPr/>
+          <ns0:p>
+            <ns0:pPr>
+              <ns0:pStyle ns0:val="Compact"/>
+            </ns0:pPr>
+            <ns0:r>
+              <ns0:t xml:space="preserve">/ˈsen.sə.bli/</ns0:t>
+            </ns0:r>
+          </ns0:p>
+        </ns0:tc>
+        <ns0:tc>
+          <ns0:tcPr/>
+          <ns0:p>
+            <ns0:pPr>
+              <ns0:pStyle ns0:val="Compact"/>
+            </ns0:pPr>
+            <ns0:r>
+              <ns0:t xml:space="preserve">in a practical and reasonable way (một cách hợp lý)</ns0:t>
+            </ns0:r>
+          </ns0:p>
+        </ns0:tc>
+        <ns0:tc>
+          <ns0:tcPr/>
+          <ns0:p>
+            <ns0:pPr>
+              <ns0:pStyle ns0:val="Compact"/>
+            </ns0:pPr>
+            <ns0:r>
+              <ns0:t xml:space="preserve">They learn how to shop</ns0:t>
+            </ns0:r>
+            <ns0:r>
+              <ns0:t xml:space="preserve"> </ns0:t>
+            </ns0:r>
+            <ns0:r>
+              <ns0:rPr>
+                <ns0:b/>
+                <ns0:bCs/>
+              </ns0:rPr>
+              <ns0:t xml:space="preserve">sensibly</ns0:t>
+            </ns0:r>
+            <ns0:r>
+              <ns0:t xml:space="preserve"> </ns0:t>
+            </ns0:r>
+            <ns0:r>
+              <ns0:t xml:space="preserve">on their income.</ns0:t>
+            </ns0:r>
+          </ns0:p>
+        </ns0:tc>
+      </ns0:tr>
+      <ns0:tr>
+        <ns0:tc>
+          <ns0:tcPr/>
+          <ns0:p>
+            <ns0:pPr>
+              <ns0:pStyle ns0:val="Compact"/>
+            </ns0:pPr>
+            <ns0:r>
+              <ns0:t xml:space="preserve">babysitting (n)</ns0:t>
+            </ns0:r>
+          </ns0:p>
+        </ns0:tc>
+        <ns0:tc>
+          <ns0:tcPr/>
+          <ns0:p>
+            <ns0:pPr>
+              <ns0:pStyle ns0:val="Compact"/>
+            </ns0:pPr>
+            <ns0:r>
+              <ns0:t xml:space="preserve">/ˈbeɪ.biˌsɪt.ɪŋ/</ns0:t>
+            </ns0:r>
+          </ns0:p>
+        </ns0:tc>
+        <ns0:tc>
+          <ns0:tcPr/>
+          <ns0:p>
+            <ns0:pPr>
+              <ns0:pStyle ns0:val="Compact"/>
+            </ns0:pPr>
+            <ns0:r>
+              <ns0:t xml:space="preserve">the activity of taking care of children while parents are away (việc trông trẻ)</ns0:t>
+            </ns0:r>
+          </ns0:p>
+        </ns0:tc>
+        <ns0:tc>
+          <ns0:tcPr/>
+          <ns0:p>
+            <ns0:pPr>
+              <ns0:pStyle ns0:val="Compact"/>
+            </ns0:pPr>
+            <ns0:r>
+              <ns0:t xml:space="preserve">They might do some</ns0:t>
+            </ns0:r>
+            <ns0:r>
+              <ns0:t xml:space="preserve"> </ns0:t>
+            </ns0:r>
+            <ns0:r>
+              <ns0:rPr>
+                <ns0:b/>
+                <ns0:bCs/>
+              </ns0:rPr>
+              <ns0:t xml:space="preserve">babysitting</ns0:t>
+            </ns0:r>
+            <ns0:r>
+              <ns0:t xml:space="preserve"> </ns0:t>
+            </ns0:r>
+            <ns0:r>
+              <ns0:t xml:space="preserve">so parents can go out.</ns0:t>
+            </ns0:r>
+          </ns0:p>
+        </ns0:tc>
+      </ns0:tr>
+      <ns0:tr>
+        <ns0:tc>
+          <ns0:tcPr/>
+          <ns0:p>
+            <ns0:pPr>
+              <ns0:pStyle ns0:val="Compact"/>
+            </ns0:pPr>
+            <ns0:r>
+              <ns0:t xml:space="preserve">favourably (adv)</ns0:t>
+            </ns0:r>
+          </ns0:p>
+        </ns0:tc>
+        <ns0:tc>
+          <ns0:tcPr/>
+          <ns0:p>
+            <ns0:pPr>
+              <ns0:pStyle ns0:val="Compact"/>
+            </ns0:pPr>
+            <ns0:r>
+              <ns0:t xml:space="preserve">/ˈfeɪ.vər.ə.bli/</ns0:t>
+            </ns0:r>
+          </ns0:p>
+        </ns0:tc>
+        <ns0:tc>
+          <ns0:tcPr/>
+          <ns0:p>
+            <ns0:pPr>
+              <ns0:pStyle ns0:val="Compact"/>
+            </ns0:pPr>
+            <ns0:r>
+              <ns0:t xml:space="preserve">in a way that shows approval or support (một cách thiện cảm)</ns0:t>
+            </ns0:r>
+          </ns0:p>
+        </ns0:tc>
+        <ns0:tc>
+          <ns0:tcPr/>
+          <ns0:p>
+            <ns0:pPr>
+              <ns0:pStyle ns0:val="Compact"/>
+            </ns0:pPr>
+            <ns0:r>
+              <ns0:t xml:space="preserve">Employers look</ns0:t>
+            </ns0:r>
+            <ns0:r>
+              <ns0:t xml:space="preserve"> </ns0:t>
+            </ns0:r>
+            <ns0:r>
+              <ns0:rPr>
+                <ns0:b/>
+                <ns0:bCs/>
+              </ns0:rPr>
+              <ns0:t xml:space="preserve">favourably</ns0:t>
+            </ns0:r>
+            <ns0:r>
+              <ns0:t xml:space="preserve"> </ns0:t>
+            </ns0:r>
+            <ns0:r>
+              <ns0:t xml:space="preserve">on volunteers.</ns0:t>
+            </ns0:r>
+          </ns0:p>
+        </ns0:tc>
+      </ns0:tr>
+      <ns0:tr>
+        <ns0:tc>
+          <ns0:tcPr/>
+          <ns0:p>
+            <ns0:pPr>
+              <ns0:pStyle ns0:val="Compact"/>
+            </ns0:pPr>
+            <ns0:r>
+              <ns0:t xml:space="preserve">dementia (n)</ns0:t>
+            </ns0:r>
+          </ns0:p>
+        </ns0:tc>
+        <ns0:tc>
+          <ns0:tcPr/>
+          <ns0:p>
+            <ns0:pPr>
+              <ns0:pStyle ns0:val="Compact"/>
+            </ns0:pPr>
+            <ns0:r>
+              <ns0:t xml:space="preserve">/dɪˈmen.ʃə/</ns0:t>
+            </ns0:r>
+          </ns0:p>
+        </ns0:tc>
+        <ns0:tc>
+          <ns0:tcPr/>
+          <ns0:p>
+            <ns0:pPr>
+              <ns0:pStyle ns0:val="Compact"/>
+            </ns0:pPr>
+            <ns0:r>
+              <ns0:t xml:space="preserve">a mental illness that causes memory loss (chứng mất trí nhớ)</ns0:t>
+            </ns0:r>
+          </ns0:p>
+        </ns0:tc>
+        <ns0:tc>
+          <ns0:tcPr/>
+          <ns0:p>
+            <ns0:pPr>
+              <ns0:pStyle ns0:val="Compact"/>
+            </ns0:pPr>
+            <ns0:r>
+              <ns0:t xml:space="preserve">She’s beginning to show signs of</ns0:t>
+            </ns0:r>
+            <ns0:r>
+              <ns0:t xml:space="preserve"> </ns0:t>
+            </ns0:r>
+            <ns0:r>
+              <ns0:rPr>
+                <ns0:b/>
+                <ns0:bCs/>
+              </ns0:rPr>
+              <ns0:t xml:space="preserve">dementia</ns0:t>
+            </ns0:r>
+            <ns0:r>
+              <ns0:t xml:space="preserve">.</ns0:t>
+            </ns0:r>
+          </ns0:p>
+        </ns0:tc>
+      </ns0:tr>
+      <ns0:tr>
+        <ns0:tc>
+          <ns0:tcPr/>
+          <ns0:p>
+            <ns0:pPr>
+              <ns0:pStyle ns0:val="Compact"/>
+            </ns0:pPr>
+            <ns0:r>
+              <ns0:t xml:space="preserve">self-esteem (n)</ns0:t>
+            </ns0:r>
+          </ns0:p>
+        </ns0:tc>
+        <ns0:tc>
+          <ns0:tcPr/>
+          <ns0:p>
+            <ns0:pPr>
+              <ns0:pStyle ns0:val="Compact"/>
+            </ns0:pPr>
+            <ns0:r>
+              <ns0:t xml:space="preserve">/ˌself.ɪˈstiːm/</ns0:t>
+            </ns0:r>
+          </ns0:p>
+        </ns0:tc>
+        <ns0:tc>
+          <ns0:tcPr/>
+          <ns0:p>
+            <ns0:pPr>
+              <ns0:pStyle ns0:val="Compact"/>
+            </ns0:pPr>
+            <ns0:r>
+              <ns0:t xml:space="preserve">belief and confidence in your own abilities (lòng tự trọng)</ns0:t>
+            </ns0:r>
+          </ns0:p>
+        </ns0:tc>
+        <ns0:tc>
+          <ns0:tcPr/>
+          <ns0:p>
+            <ns0:pPr>
+              <ns0:pStyle ns0:val="Compact"/>
+            </ns0:pPr>
+            <ns0:r>
+              <ns0:t xml:space="preserve">This has been great for their</ns0:t>
+            </ns0:r>
+            <ns0:r>
+              <ns0:t xml:space="preserve"> </ns0:t>
+            </ns0:r>
+            <ns0:r>
+              <ns0:rPr>
+                <ns0:b/>
+                <ns0:bCs/>
+              </ns0:rPr>
+              <ns0:t xml:space="preserve">self-esteem</ns0:t>
+            </ns0:r>
+            <ns0:r>
+              <ns0:t xml:space="preserve">.</ns0:t>
+            </ns0:r>
+          </ns0:p>
+        </ns0:tc>
+      </ns0:tr>
+      <ns0:tr>
+        <ns0:tc>
+          <ns0:tcPr/>
+          <ns0:p>
+            <ns0:pPr>
+              <ns0:pStyle ns0:val="Compact"/>
+            </ns0:pPr>
+            <ns0:r>
+              <ns0:t xml:space="preserve">adaptation (n)</ns0:t>
+            </ns0:r>
+          </ns0:p>
+        </ns0:tc>
+        <ns0:tc>
+          <ns0:tcPr/>
+          <ns0:p>
+            <ns0:pPr>
+              <ns0:pStyle ns0:val="Compact"/>
+            </ns0:pPr>
+            <ns0:r>
+              <ns0:t xml:space="preserve">/ˌæd.æpˈteɪ.ʃən/</ns0:t>
+            </ns0:r>
+          </ns0:p>
+        </ns0:tc>
+        <ns0:tc>
+          <ns0:tcPr/>
+          <ns0:p>
+            <ns0:pPr>
+              <ns0:pStyle ns0:val="Compact"/>
+            </ns0:pPr>
+            <ns0:r>
+              <ns0:t xml:space="preserve">a film or play based on a book or another work (bản chuyển thể)</ns0:t>
+            </ns0:r>
+          </ns0:p>
+        </ns0:tc>
+        <ns0:tc>
+          <ns0:tcPr/>
+          <ns0:p>
+            <ns0:pPr>
+              <ns0:pStyle ns0:val="Compact"/>
+            </ns0:pPr>
+            <ns0:r>
+              <ns0:t xml:space="preserve">It’s about film</ns0:t>
+            </ns0:r>
+            <ns0:r>
+              <ns0:t xml:space="preserve"> </ns0:t>
+            </ns0:r>
+            <ns0:r>
+              <ns0:rPr>
+                <ns0:b/>
+                <ns0:bCs/>
+              </ns0:rPr>
+              <ns0:t xml:space="preserve">adaptations</ns0:t>
+            </ns0:r>
+            <ns0:r>
+              <ns0:t xml:space="preserve"> </ns0:t>
+            </ns0:r>
+            <ns0:r>
+              <ns0:t xml:space="preserve">of Shakespeare’s plays.</ns0:t>
+            </ns0:r>
+          </ns0:p>
+        </ns0:tc>
+      </ns0:tr>
+      <ns0:tr>
+        <ns0:tc>
+          <ns0:tcPr/>
+          <ns0:p>
+            <ns0:pPr>
+              <ns0:pStyle ns0:val="Compact"/>
+            </ns0:pPr>
+            <ns0:r>
+              <ns0:t xml:space="preserve">classification (n)</ns0:t>
+            </ns0:r>
+          </ns0:p>
+        </ns0:tc>
+        <ns0:tc>
+          <ns0:tcPr/>
+          <ns0:p>
+            <ns0:pPr>
+              <ns0:pStyle ns0:val="Compact"/>
+            </ns0:pPr>
+            <ns0:r>
+              <ns0:t xml:space="preserve">/ˌklæs.ɪ.fɪˈkeɪ.ʃən/</ns0:t>
+            </ns0:r>
+          </ns0:p>
+        </ns0:tc>
+        <ns0:tc>
+          <ns0:tcPr/>
+          <ns0:p>
+            <ns0:pPr>
+              <ns0:pStyle ns0:val="Compact"/>
+            </ns0:pPr>
+            <ns0:r>
+              <ns0:t xml:space="preserve">the process of putting things into groups (sự phân loại)</ns0:t>
+            </ns0:r>
+          </ns0:p>
+        </ns0:tc>
+        <ns0:tc>
+          <ns0:tcPr/>
+          <ns0:p>
+            <ns0:pPr>
+              <ns0:pStyle ns0:val="Compact"/>
+            </ns0:pPr>
+            <ns0:r>
+              <ns0:t xml:space="preserve">He came up with a</ns0:t>
+            </ns0:r>
+            <ns0:r>
+              <ns0:t xml:space="preserve"> </ns0:t>
+            </ns0:r>
+            <ns0:r>
+              <ns0:rPr>
+                <ns0:b/>
+                <ns0:bCs/>
+              </ns0:rPr>
+              <ns0:t xml:space="preserve">classification</ns0:t>
+            </ns0:r>
+            <ns0:r>
+              <ns0:t xml:space="preserve"> </ns0:t>
+            </ns0:r>
+            <ns0:r>
+              <ns0:t xml:space="preserve">of film adaptations.</ns0:t>
+            </ns0:r>
+          </ns0:p>
+        </ns0:tc>
+      </ns0:tr>
+      <ns0:tr>
+        <ns0:tc>
+          <ns0:tcPr/>
+          <ns0:p>
+            <ns0:pPr>
+              <ns0:pStyle ns0:val="Compact"/>
+            </ns0:pPr>
+            <ns0:r>
+              <ns0:t xml:space="preserve">faithful (adj)</ns0:t>
+            </ns0:r>
+          </ns0:p>
+        </ns0:tc>
+        <ns0:tc>
+          <ns0:tcPr/>
+          <ns0:p>
+            <ns0:pPr>
+              <ns0:pStyle ns0:val="Compact"/>
+            </ns0:pPr>
+            <ns0:r>
+              <ns0:t xml:space="preserve">/ˈfeɪθ.fəl/</ns0:t>
+            </ns0:r>
+          </ns0:p>
+        </ns0:tc>
+        <ns0:tc>
+          <ns0:tcPr/>
+          <ns0:p>
+            <ns0:pPr>
+              <ns0:pStyle ns0:val="Compact"/>
+            </ns0:pPr>
+            <ns0:r>
+              <ns0:t xml:space="preserve">remaining true to the original (trung thành với bản gốc)</ns0:t>
+            </ns0:r>
+          </ns0:p>
+        </ns0:tc>
+        <ns0:tc>
+          <ns0:tcPr/>
+          <ns0:p>
+            <ns0:pPr>
+              <ns0:pStyle ns0:val="Compact"/>
+            </ns0:pPr>
+            <ns0:r>
+              <ns0:t xml:space="preserve">How</ns0:t>
+            </ns0:r>
+            <ns0:r>
+              <ns0:t xml:space="preserve"> </ns0:t>
+            </ns0:r>
+            <ns0:r>
+              <ns0:rPr>
+                <ns0:b/>
+                <ns0:bCs/>
+              </ns0:rPr>
+              <ns0:t xml:space="preserve">faithful</ns0:t>
+            </ns0:r>
+            <ns0:r>
+              <ns0:t xml:space="preserve"> </ns0:t>
+            </ns0:r>
+            <ns0:r>
+              <ns0:t xml:space="preserve">are the films to the original plays?</ns0:t>
+            </ns0:r>
+          </ns0:p>
+        </ns0:tc>
+      </ns0:tr>
+      <ns0:tr>
+        <ns0:tc>
+          <ns0:tcPr/>
+          <ns0:p>
+            <ns0:pPr>
+              <ns0:pStyle ns0:val="Compact"/>
+            </ns0:pPr>
+            <ns0:r>
+              <ns0:t xml:space="preserve">patriotism (n)</ns0:t>
+            </ns0:r>
+          </ns0:p>
+        </ns0:tc>
+        <ns0:tc>
+          <ns0:tcPr/>
+          <ns0:p>
+            <ns0:pPr>
+              <ns0:pStyle ns0:val="Compact"/>
+            </ns0:pPr>
+            <ns0:r>
+              <ns0:t xml:space="preserve">/ˈpeɪ.tri.ə.tɪz.əm/</ns0:t>
+            </ns0:r>
+          </ns0:p>
+        </ns0:tc>
+        <ns0:tc>
+          <ns0:tcPr/>
+          <ns0:p>
+            <ns0:pPr>
+              <ns0:pStyle ns0:val="Compact"/>
+            </ns0:pPr>
+            <ns0:r>
+              <ns0:t xml:space="preserve">love and devotion to one’s country (lòng yêu nước)</ns0:t>
+            </ns0:r>
+          </ns0:p>
+        </ns0:tc>
+        <ns0:tc>
+          <ns0:tcPr/>
+          <ns0:p>
+            <ns0:pPr>
+              <ns0:pStyle ns0:val="Compact"/>
+            </ns0:pPr>
+            <ns0:r>
+              <ns0:t xml:space="preserve">You mean things like</ns0:t>
+            </ns0:r>
+            <ns0:r>
+              <ns0:t xml:space="preserve"> </ns0:t>
+            </ns0:r>
+            <ns0:r>
+              <ns0:rPr>
+                <ns0:b/>
+                <ns0:bCs/>
+              </ns0:rPr>
+              <ns0:t xml:space="preserve">patriotism</ns0:t>
+            </ns0:r>
+            <ns0:r>
+              <ns0:t xml:space="preserve">?</ns0:t>
+            </ns0:r>
+          </ns0:p>
+        </ns0:tc>
+      </ns0:tr>
+      <ns0:tr>
+        <ns0:tc>
+          <ns0:tcPr/>
+          <ns0:p>
+            <ns0:pPr>
+              <ns0:pStyle ns0:val="Compact"/>
+            </ns0:pPr>
+            <ns0:r>
+              <ns0:t xml:space="preserve">feuding (adj)</ns0:t>
+            </ns0:r>
+          </ns0:p>
+        </ns0:tc>
+        <ns0:tc>
+          <ns0:tcPr/>
+          <ns0:p>
+            <ns0:pPr>
+              <ns0:pStyle ns0:val="Compact"/>
+            </ns0:pPr>
+            <ns0:r>
+              <ns0:t xml:space="preserve">/ˈfjuː.dɪŋ/</ns0:t>
+            </ns0:r>
+          </ns0:p>
+        </ns0:tc>
+        <ns0:tc>
+          <ns0:tcPr/>
+          <ns0:p>
+            <ns0:pPr>
+              <ns0:pStyle ns0:val="Compact"/>
+            </ns0:pPr>
+            <ns0:r>
+              <ns0:t xml:space="preserve">having a long and bitter quarrel (đang xung đột, thù địch)</ns0:t>
+            </ns0:r>
+          </ns0:p>
+        </ns0:tc>
+        <ns0:tc>
+          <ns0:tcPr/>
+          <ns0:p>
+            <ns0:pPr>
+              <ns0:pStyle ns0:val="Compact"/>
+            </ns0:pPr>
+            <ns0:r>
+              <ns0:t xml:space="preserve">The two</ns0:t>
+            </ns0:r>
+            <ns0:r>
+              <ns0:t xml:space="preserve"> </ns0:t>
+            </ns0:r>
+            <ns0:r>
+              <ns0:rPr>
+                <ns0:b/>
+                <ns0:bCs/>
+              </ns0:rPr>
+              <ns0:t xml:space="preserve">feuding</ns0:t>
+            </ns0:r>
+            <ns0:r>
+              <ns0:t xml:space="preserve"> </ns0:t>
+            </ns0:r>
+            <ns0:r>
+              <ns0:t xml:space="preserve">families became business empires.</ns0:t>
+            </ns0:r>
+          </ns0:p>
+        </ns0:tc>
+      </ns0:tr>
+      <ns0:tr>
+        <ns0:tc>
+          <ns0:tcPr/>
+          <ns0:p>
+            <ns0:pPr>
+              <ns0:pStyle ns0:val="Compact"/>
+            </ns0:pPr>
+            <ns0:r>
+              <ns0:t xml:space="preserve">bizarre (adj)</ns0:t>
+            </ns0:r>
+          </ns0:p>
+        </ns0:tc>
+        <ns0:tc>
+          <ns0:tcPr/>
+          <ns0:p>
+            <ns0:pPr>
+              <ns0:pStyle ns0:val="Compact"/>
+            </ns0:pPr>
+            <ns0:r>
+              <ns0:t xml:space="preserve">/bɪˈzɑːr/</ns0:t>
+            </ns0:r>
+          </ns0:p>
+        </ns0:tc>
+        <ns0:tc>
+          <ns0:tcPr/>
+          <ns0:p>
+            <ns0:pPr>
+              <ns0:pStyle ns0:val="Compact"/>
+            </ns0:pPr>
+            <ns0:r>
+              <ns0:t xml:space="preserve">very strange or unusual (kỳ lạ, quái dị)</ns0:t>
+            </ns0:r>
+          </ns0:p>
+        </ns0:tc>
+        <ns0:tc>
+          <ns0:tcPr/>
+          <ns0:p>
+            <ns0:pPr>
+              <ns0:pStyle ns0:val="Compact"/>
+            </ns0:pPr>
+            <ns0:r>
+              <ns0:t xml:space="preserve">You’d expect it would sound really</ns0:t>
+            </ns0:r>
+            <ns0:r>
+              <ns0:t xml:space="preserve"> </ns0:t>
+            </ns0:r>
+            <ns0:r>
+              <ns0:rPr>
+                <ns0:b/>
+                <ns0:bCs/>
+              </ns0:rPr>
+              <ns0:t xml:space="preserve">bizarre</ns0:t>
+            </ns0:r>
+            <ns0:r>
+              <ns0:t xml:space="preserve">.</ns0:t>
+            </ns0:r>
+          </ns0:p>
+        </ns0:tc>
+      </ns0:tr>
+      <ns0:tr>
+        <ns0:tc>
+          <ns0:tcPr/>
+          <ns0:p>
+            <ns0:pPr>
+              <ns0:pStyle ns0:val="Compact"/>
+            </ns0:pPr>
+            <ns0:r>
+              <ns0:t xml:space="preserve">innovative (adj)</ns0:t>
+            </ns0:r>
+          </ns0:p>
+        </ns0:tc>
+        <ns0:tc>
+          <ns0:tcPr/>
+          <ns0:p>
+            <ns0:pPr>
+              <ns0:pStyle ns0:val="Compact"/>
+            </ns0:pPr>
+            <ns0:r>
+              <ns0:t xml:space="preserve">/ˈɪn.ə.veɪ.tɪv/</ns0:t>
+            </ns0:r>
+          </ns0:p>
+        </ns0:tc>
+        <ns0:tc>
+          <ns0:tcPr/>
+          <ns0:p>
+            <ns0:pPr>
+              <ns0:pStyle ns0:val="Compact"/>
+            </ns0:pPr>
+            <ns0:r>
+              <ns0:t xml:space="preserve">introducing new ideas or methods (sáng tạo, đổi mới)</ns0:t>
+            </ns0:r>
+          </ns0:p>
+        </ns0:tc>
+        <ns0:tc>
+          <ns0:tcPr/>
+          <ns0:p>
+            <ns0:pPr>
+              <ns0:pStyle ns0:val="Compact"/>
+            </ns0:pPr>
+            <ns0:r>
+              <ns0:t xml:space="preserve">That was really</ns0:t>
+            </ns0:r>
+            <ns0:r>
+              <ns0:t xml:space="preserve"> </ns0:t>
+            </ns0:r>
+            <ns0:r>
+              <ns0:rPr>
+                <ns0:b/>
+                <ns0:bCs/>
+              </ns0:rPr>
+              <ns0:t xml:space="preserve">innovative</ns0:t>
+            </ns0:r>
+            <ns0:r>
+              <ns0:t xml:space="preserve">, from a stylistic point of view.</ns0:t>
+            </ns0:r>
+          </ns0:p>
+        </ns0:tc>
+      </ns0:tr>
+      <ns0:tr>
+        <ns0:tc>
+          <ns0:tcPr/>
+          <ns0:p>
+            <ns0:pPr>
+              <ns0:pStyle ns0:val="Compact"/>
+            </ns0:pPr>
+            <ns0:r>
+              <ns0:t xml:space="preserve">documentary (n)</ns0:t>
+            </ns0:r>
+          </ns0:p>
+        </ns0:tc>
+        <ns0:tc>
+          <ns0:tcPr/>
+          <ns0:p>
+            <ns0:pPr>
+              <ns0:pStyle ns0:val="Compact"/>
+            </ns0:pPr>
+            <ns0:r>
+              <ns0:t xml:space="preserve">/ˌdɒk.jəˈmen.tər.i/</ns0:t>
+            </ns0:r>
+          </ns0:p>
+        </ns0:tc>
+        <ns0:tc>
+          <ns0:tcPr/>
+          <ns0:p>
+            <ns0:pPr>
+              <ns0:pStyle ns0:val="Compact"/>
+            </ns0:pPr>
+            <ns0:r>
+              <ns0:t xml:space="preserve">a film that gives facts about a real subject (phim tài liệu)</ns0:t>
+            </ns0:r>
+          </ns0:p>
+        </ns0:tc>
+        <ns0:tc>
+          <ns0:tcPr/>
+          <ns0:p>
+            <ns0:pPr>
+              <ns0:pStyle ns0:val="Compact"/>
+            </ns0:pPr>
+            <ns0:r>
+              <ns0:t xml:space="preserve">It was a blend of a</ns0:t>
+            </ns0:r>
+            <ns0:r>
+              <ns0:t xml:space="preserve"> </ns0:t>
+            </ns0:r>
+            <ns0:r>
+              <ns0:rPr>
+                <ns0:b/>
+                <ns0:bCs/>
+              </ns0:rPr>
+              <ns0:t xml:space="preserve">documentary</ns0:t>
+            </ns0:r>
+            <ns0:r>
+              <ns0:t xml:space="preserve"> </ns0:t>
+            </ns0:r>
+            <ns0:r>
+              <ns0:t xml:space="preserve">with scenes from the play.</ns0:t>
+            </ns0:r>
+          </ns0:p>
+        </ns0:tc>
+      </ns0:tr>
+      <ns0:tr>
+        <ns0:tc>
+          <ns0:tcPr/>
+          <ns0:p>
+            <ns0:pPr>
+              <ns0:pStyle ns0:val="Compact"/>
+            </ns0:pPr>
+            <ns0:r>
+              <ns0:t xml:space="preserve">playwright (n)</ns0:t>
+            </ns0:r>
+          </ns0:p>
+        </ns0:tc>
+        <ns0:tc>
+          <ns0:tcPr/>
+          <ns0:p>
+            <ns0:pPr>
+              <ns0:pStyle ns0:val="Compact"/>
+            </ns0:pPr>
+            <ns0:r>
+              <ns0:t xml:space="preserve">/ˈpleɪ.raɪt/</ns0:t>
+            </ns0:r>
+          </ns0:p>
+        </ns0:tc>
+        <ns0:tc>
+          <ns0:tcPr/>
+          <ns0:p>
+            <ns0:pPr>
+              <ns0:pStyle ns0:val="Compact"/>
+            </ns0:pPr>
+            <ns0:r>
+              <ns0:t xml:space="preserve">a person who writes plays (nhà viết kịch)</ns0:t>
+            </ns0:r>
+          </ns0:p>
+        </ns0:tc>
+        <ns0:tc>
+          <ns0:tcPr/>
+          <ns0:p>
+            <ns0:pPr>
+              <ns0:pStyle ns0:val="Compact"/>
+            </ns0:pPr>
+            <ns0:r>
+              <ns0:t xml:space="preserve">How people nowadays connect with the</ns0:t>
+            </ns0:r>
+            <ns0:r>
+              <ns0:t xml:space="preserve"> </ns0:t>
+            </ns0:r>
+            <ns0:r>
+              <ns0:rPr>
+                <ns0:b/>
+                <ns0:bCs/>
+              </ns0:rPr>
+              <ns0:t xml:space="preserve">playwright</ns0:t>
+            </ns0:r>
+            <ns0:r>
+              <ns0:t xml:space="preserve">.</ns0:t>
+            </ns0:r>
           </ns0:p>
         </ns0:tc>
       </ns0:tr>
